--- a/HOW TO USE.docx
+++ b/HOW TO USE.docx
@@ -3116,27 +3116,41 @@
           <w:sz w:val="21"/>
           <w:szCs w:val="21"/>
         </w:rPr>
-        <w:t xml:space="preserve"> per departure and one row per unit, listed </w:t>
-      </w:r>
-      <w:r>
-        <w:rPr>
-          <w:rFonts w:ascii="Calibri" w:cs="Calibri" w:eastAsia="Calibri" w:hAnsi="Calibri"/>
-          <w:b/>
-          <w:bCs/>
-          <w:color w:val="262E33"/>
-          <w:sz w:val="21"/>
-          <w:szCs w:val="21"/>
-        </w:rPr>
-        <w:t xml:space="preserve">rear first</w:t>
-      </w:r>
-      <w:r>
-        <w:rPr>
-          <w:rFonts w:ascii="Calibri" w:cs="Calibri" w:eastAsia="Calibri" w:hAnsi="Calibri"/>
-          <w:color w:val="262E33"/>
-          <w:sz w:val="21"/>
-          <w:szCs w:val="21"/>
-        </w:rPr>
-        <w:t xml:space="preserve"> the way the hand-built books do it. Folkestone East is the other way round, because the Train Roads only point one way.</w:t>
+        <w:t xml:space="preserve"> per departure and one row per unit.</w:t>
+      </w:r>
+    </w:p>
+    <w:p>
+      <w:pPr>
+        <w:spacing w:after="140" w:line="276"/>
+      </w:pPr>
+      <w:r>
+        <w:rPr>
+          <w:rFonts w:ascii="Calibri" w:cs="Calibri" w:eastAsia="Calibri" w:hAnsi="Calibri"/>
+          <w:color w:val="262E33"/>
+          <w:sz w:val="21"/>
+          <w:szCs w:val="21"/>
+        </w:rPr>
+        <w:t xml:space="preserve">Which unit comes first is taken from the diagram's </w:t>
+      </w:r>
+      <w:r>
+        <w:rPr>
+          <w:rFonts w:ascii="Calibri" w:cs="Calibri" w:eastAsia="Calibri" w:hAnsi="Calibri"/>
+          <w:b/>
+          <w:bCs/>
+          <w:color w:val="262E33"/>
+          <w:sz w:val="21"/>
+          <w:szCs w:val="21"/>
+        </w:rPr>
+        <w:t xml:space="preserve">Position</w:t>
+      </w:r>
+      <w:r>
+        <w:rPr>
+          <w:rFonts w:ascii="Calibri" w:cs="Calibri" w:eastAsia="Calibri" w:hAnsi="Calibri"/>
+          <w:color w:val="262E33"/>
+          <w:sz w:val="21"/>
+          <w:szCs w:val="21"/>
+        </w:rPr>
+        <w:t xml:space="preserve"> in the Summary. The mainline book lists the lowest Position first; the metro and High Speed books list the highest first. Where two units share a Position — they started the day in different formations — the reports cannot say which way round they go, and the entry is named on the review list for you to check.</w:t>
       </w:r>
     </w:p>
     <w:tbl>

--- a/HOW TO USE.docx
+++ b/HOW TO USE.docx
@@ -1017,7 +1017,7 @@
           <w:sz w:val="20"/>
           <w:szCs w:val="20"/>
         </w:rPr>
-        <w:t xml:space="preserve">From Genius — two PDFs</w:t>
+        <w:t xml:space="preserve">From Genius — two reports, PDF or CSV</w:t>
       </w:r>
     </w:p>
     <w:p>
@@ -1115,6 +1115,26 @@
           <w:sz w:val="21"/>
           <w:szCs w:val="21"/>
         </w:rPr>
+        <w:t xml:space="preserve"> or a </w:t>
+      </w:r>
+      <w:r>
+        <w:rPr>
+          <w:rFonts w:ascii="Calibri" w:cs="Calibri" w:eastAsia="Calibri" w:hAnsi="Calibri"/>
+          <w:b/>
+          <w:bCs/>
+          <w:color w:val="262E33"/>
+          <w:sz w:val="21"/>
+          <w:szCs w:val="21"/>
+        </w:rPr>
+        <w:t xml:space="preserve">CSV</w:t>
+      </w:r>
+      <w:r>
+        <w:rPr>
+          <w:rFonts w:ascii="Calibri" w:cs="Calibri" w:eastAsia="Calibri" w:hAnsi="Calibri"/>
+          <w:color w:val="262E33"/>
+          <w:sz w:val="21"/>
+          <w:szCs w:val="21"/>
+        </w:rPr>
         <w:t xml:space="preserve">.</w:t>
       </w:r>
     </w:p>
@@ -1154,7 +1174,7 @@
           <w:sz w:val="21"/>
           <w:szCs w:val="21"/>
         </w:rPr>
-        <w:t xml:space="preserve"> and save that as a PDF as well.</w:t>
+        <w:t xml:space="preserve"> and save that the same way.</w:t>
       </w:r>
     </w:p>
     <w:p>
@@ -1168,7 +1188,7 @@
           <w:sz w:val="21"/>
           <w:szCs w:val="21"/>
         </w:rPr>
-        <w:t xml:space="preserve">Save both from Genius itself — a scan or a photo of a printout cannot be read.</w:t>
+        <w:t xml:space="preserve">Either format is read, and you can mix them — a PDF summary with a CSV detail builds fine. Save both from Genius itself; a scan or a photo of a printout cannot be read.</w:t>
       </w:r>
     </w:p>
     <w:p>

--- a/HOW TO USE.docx
+++ b/HOW TO USE.docx
@@ -35,7 +35,7 @@
     </w:p>
     <w:p>
       <w:pPr>
-        <w:spacing w:after="140" w:line="276"/>
+        <w:spacing w:after="140" w:line="276" w:lineRule="auto"/>
       </w:pPr>
       <w:r>
         <w:rPr>
@@ -98,7 +98,7 @@
           </w:p>
           <w:p>
             <w:pPr>
-              <w:spacing w:line="276"/>
+              <w:spacing w:line="276" w:lineRule="auto"/>
             </w:pPr>
             <w:r>
               <w:rPr>
@@ -155,7 +155,7 @@
     </w:p>
     <w:p>
       <w:pPr>
-        <w:spacing w:after="140" w:line="276"/>
+        <w:spacing w:after="140" w:line="276" w:lineRule="auto"/>
       </w:pPr>
       <w:r>
         <w:rPr>
@@ -183,7 +183,7 @@
           <w:ilvl w:val="0"/>
           <w:numId w:val="2"/>
         </w:numPr>
-        <w:spacing w:after="110" w:line="276"/>
+        <w:spacing w:after="110" w:line="276" w:lineRule="auto"/>
       </w:pPr>
       <w:r>
         <w:rPr>
@@ -243,7 +243,7 @@
           <w:sz w:val="21"/>
           <w:szCs w:val="21"/>
         </w:rPr>
-        <w:t xml:space="preserve"> reports for the date, as Genius PDFs or as Integrale CSV exports.</w:t>
+        <w:t xml:space="preserve"> reports for the date: from Genius as PDFs or CSVs, or from Integrale as its two CSVs.</w:t>
       </w:r>
     </w:p>
     <w:p>
@@ -253,7 +253,7 @@
           <w:ilvl w:val="0"/>
           <w:numId w:val="2"/>
         </w:numPr>
-        <w:spacing w:after="110" w:line="276"/>
+        <w:spacing w:after="110" w:line="276" w:lineRule="auto"/>
       </w:pPr>
       <w:r>
         <w:rPr>
@@ -298,7 +298,7 @@
     </w:p>
     <w:p>
       <w:pPr>
-        <w:spacing w:after="140" w:line="276"/>
+        <w:spacing w:after="140" w:line="276" w:lineRule="auto"/>
       </w:pPr>
       <w:r>
         <w:rPr>
@@ -337,7 +337,7 @@
           <w:ilvl w:val="0"/>
           <w:numId w:val="3"/>
         </w:numPr>
-        <w:spacing w:after="110" w:line="276"/>
+        <w:spacing w:after="110" w:line="276" w:lineRule="auto"/>
       </w:pPr>
       <w:r>
         <w:rPr>
@@ -376,7 +376,7 @@
           <w:ilvl w:val="0"/>
           <w:numId w:val="3"/>
         </w:numPr>
-        <w:spacing w:after="110" w:line="276"/>
+        <w:spacing w:after="110" w:line="276" w:lineRule="auto"/>
       </w:pPr>
       <w:r>
         <w:rPr>
@@ -435,7 +435,7 @@
           <w:ilvl w:val="0"/>
           <w:numId w:val="3"/>
         </w:numPr>
-        <w:spacing w:after="110" w:line="276"/>
+        <w:spacing w:after="110" w:line="276" w:lineRule="auto"/>
       </w:pPr>
       <w:r>
         <w:rPr>
@@ -494,7 +494,7 @@
           <w:ilvl w:val="0"/>
           <w:numId w:val="3"/>
         </w:numPr>
-        <w:spacing w:after="110" w:line="276"/>
+        <w:spacing w:after="110" w:line="276" w:lineRule="auto"/>
       </w:pPr>
       <w:r>
         <w:rPr>
@@ -548,7 +548,7 @@
     </w:p>
     <w:p>
       <w:pPr>
-        <w:spacing w:after="140" w:line="276"/>
+        <w:spacing w:after="140" w:line="276" w:lineRule="auto"/>
       </w:pPr>
       <w:r>
         <w:rPr>
@@ -582,7 +582,7 @@
     </w:p>
     <w:p>
       <w:pPr>
-        <w:spacing w:after="140" w:line="276"/>
+        <w:spacing w:after="140" w:line="276" w:lineRule="auto"/>
       </w:pPr>
       <w:r>
         <w:rPr>
@@ -601,7 +601,7 @@
           <w:ilvl w:val="0"/>
           <w:numId w:val="4"/>
         </w:numPr>
-        <w:spacing w:after="110" w:line="276"/>
+        <w:spacing w:after="110" w:line="276" w:lineRule="auto"/>
       </w:pPr>
       <w:r>
         <w:rPr>
@@ -660,7 +660,7 @@
           <w:ilvl w:val="0"/>
           <w:numId w:val="4"/>
         </w:numPr>
-        <w:spacing w:after="110" w:line="276"/>
+        <w:spacing w:after="110" w:line="276" w:lineRule="auto"/>
       </w:pPr>
       <w:r>
         <w:rPr>
@@ -679,7 +679,7 @@
           <w:ilvl w:val="0"/>
           <w:numId w:val="4"/>
         </w:numPr>
-        <w:spacing w:after="110" w:line="276"/>
+        <w:spacing w:after="110" w:line="276" w:lineRule="auto"/>
       </w:pPr>
       <w:r>
         <w:rPr>
@@ -693,7 +693,7 @@
     </w:p>
     <w:p>
       <w:pPr>
-        <w:spacing w:after="140" w:line="276"/>
+        <w:spacing w:after="140" w:line="276" w:lineRule="auto"/>
       </w:pPr>
       <w:r>
         <w:rPr>
@@ -739,7 +739,7 @@
           </w:tcPr>
           <w:p>
             <w:pPr>
-              <w:spacing w:line="264"/>
+              <w:spacing w:line="264" w:lineRule="auto"/>
             </w:pPr>
             <w:r>
               <w:rPr>
@@ -766,7 +766,7 @@
           </w:tcPr>
           <w:p>
             <w:pPr>
-              <w:spacing w:line="264"/>
+              <w:spacing w:line="264" w:lineRule="auto"/>
             </w:pPr>
             <w:r>
               <w:rPr>
@@ -793,7 +793,7 @@
           </w:tcPr>
           <w:p>
             <w:pPr>
-              <w:spacing w:line="264"/>
+              <w:spacing w:line="264" w:lineRule="auto"/>
             </w:pPr>
             <w:r>
               <w:rPr>
@@ -821,7 +821,7 @@
           </w:tcPr>
           <w:p>
             <w:pPr>
-              <w:spacing w:line="264"/>
+              <w:spacing w:line="264" w:lineRule="auto"/>
             </w:pPr>
             <w:r>
               <w:rPr>
@@ -846,7 +846,7 @@
           </w:tcPr>
           <w:p>
             <w:pPr>
-              <w:spacing w:line="264"/>
+              <w:spacing w:line="264" w:lineRule="auto"/>
             </w:pPr>
             <w:r>
               <w:rPr>
@@ -871,7 +871,7 @@
           </w:tcPr>
           <w:p>
             <w:pPr>
-              <w:spacing w:line="264"/>
+              <w:spacing w:line="264" w:lineRule="auto"/>
             </w:pPr>
             <w:r>
               <w:rPr>
@@ -898,7 +898,7 @@
           </w:tcPr>
           <w:p>
             <w:pPr>
-              <w:spacing w:line="264"/>
+              <w:spacing w:line="264" w:lineRule="auto"/>
             </w:pPr>
             <w:r>
               <w:rPr>
@@ -923,7 +923,7 @@
           </w:tcPr>
           <w:p>
             <w:pPr>
-              <w:spacing w:line="264"/>
+              <w:spacing w:line="264" w:lineRule="auto"/>
             </w:pPr>
             <w:r>
               <w:rPr>
@@ -948,7 +948,7 @@
           </w:tcPr>
           <w:p>
             <w:pPr>
-              <w:spacing w:line="264"/>
+              <w:spacing w:line="264" w:lineRule="auto"/>
             </w:pPr>
             <w:r>
               <w:rPr>
@@ -970,7 +970,7 @@
     </w:p>
     <w:p>
       <w:pPr>
-        <w:spacing w:after="140" w:line="276"/>
+        <w:spacing w:after="140" w:line="276" w:lineRule="auto"/>
       </w:pPr>
       <w:r>
         <w:rPr>
@@ -1027,7 +1027,7 @@
           <w:ilvl w:val="0"/>
           <w:numId w:val="5"/>
         </w:numPr>
-        <w:spacing w:after="110" w:line="276"/>
+        <w:spacing w:after="110" w:line="276" w:lineRule="auto"/>
       </w:pPr>
       <w:r>
         <w:rPr>
@@ -1066,7 +1066,7 @@
           <w:ilvl w:val="0"/>
           <w:numId w:val="5"/>
         </w:numPr>
-        <w:spacing w:after="110" w:line="276"/>
+        <w:spacing w:after="110" w:line="276" w:lineRule="auto"/>
       </w:pPr>
       <w:r>
         <w:rPr>
@@ -1145,7 +1145,7 @@
           <w:ilvl w:val="0"/>
           <w:numId w:val="5"/>
         </w:numPr>
-        <w:spacing w:after="110" w:line="276"/>
+        <w:spacing w:after="110" w:line="276" w:lineRule="auto"/>
       </w:pPr>
       <w:r>
         <w:rPr>
@@ -1179,7 +1179,7 @@
     </w:p>
     <w:p>
       <w:pPr>
-        <w:spacing w:after="140" w:line="276"/>
+        <w:spacing w:after="140" w:line="276" w:lineRule="auto"/>
       </w:pPr>
       <w:r>
         <w:rPr>
@@ -1211,7 +1211,7 @@
     </w:p>
     <w:p>
       <w:pPr>
-        <w:spacing w:after="140" w:line="276"/>
+        <w:spacing w:after="140" w:line="276" w:lineRule="auto"/>
       </w:pPr>
       <w:r>
         <w:rPr>
@@ -1232,7 +1232,7 @@
           <w:ilvl w:val="0"/>
           <w:numId w:val="6"/>
         </w:numPr>
-        <w:spacing w:after="110" w:line="276"/>
+        <w:spacing w:after="110" w:line="276" w:lineRule="auto"/>
       </w:pPr>
       <w:r>
         <w:rPr>
@@ -1291,7 +1291,7 @@
           <w:ilvl w:val="0"/>
           <w:numId w:val="6"/>
         </w:numPr>
-        <w:spacing w:after="110" w:line="276"/>
+        <w:spacing w:after="110" w:line="276" w:lineRule="auto"/>
       </w:pPr>
       <w:r>
         <w:rPr>
@@ -1330,7 +1330,7 @@
           <w:ilvl w:val="0"/>
           <w:numId w:val="6"/>
         </w:numPr>
-        <w:spacing w:after="110" w:line="276"/>
+        <w:spacing w:after="110" w:line="276" w:lineRule="auto"/>
       </w:pPr>
       <w:r>
         <w:rPr>
@@ -1404,7 +1404,7 @@
     </w:p>
     <w:p>
       <w:pPr>
-        <w:spacing w:after="140" w:line="276"/>
+        <w:spacing w:after="140" w:line="276" w:lineRule="auto"/>
       </w:pPr>
       <w:r>
         <w:rPr>
@@ -1425,7 +1425,7 @@
           <w:ilvl w:val="0"/>
           <w:numId w:val="7"/>
         </w:numPr>
-        <w:spacing w:after="110" w:line="276"/>
+        <w:spacing w:after="110" w:line="276" w:lineRule="auto"/>
       </w:pPr>
       <w:r>
         <w:rPr>
@@ -1484,7 +1484,7 @@
           <w:ilvl w:val="0"/>
           <w:numId w:val="7"/>
         </w:numPr>
-        <w:spacing w:after="110" w:line="276"/>
+        <w:spacing w:after="110" w:line="276" w:lineRule="auto"/>
       </w:pPr>
       <w:r>
         <w:rPr>
@@ -1523,7 +1523,7 @@
           <w:ilvl w:val="0"/>
           <w:numId w:val="7"/>
         </w:numPr>
-        <w:spacing w:after="110" w:line="276"/>
+        <w:spacing w:after="110" w:line="276" w:lineRule="auto"/>
       </w:pPr>
       <w:r>
         <w:rPr>
@@ -1582,7 +1582,7 @@
           <w:ilvl w:val="0"/>
           <w:numId w:val="7"/>
         </w:numPr>
-        <w:spacing w:after="110" w:line="276"/>
+        <w:spacing w:after="110" w:line="276" w:lineRule="auto"/>
       </w:pPr>
       <w:r>
         <w:rPr>
@@ -1641,7 +1641,7 @@
           <w:ilvl w:val="0"/>
           <w:numId w:val="7"/>
         </w:numPr>
-        <w:spacing w:after="110" w:line="276"/>
+        <w:spacing w:after="110" w:line="276" w:lineRule="auto"/>
       </w:pPr>
       <w:r>
         <w:rPr>
@@ -1675,7 +1675,7 @@
     </w:p>
     <w:p>
       <w:pPr>
-        <w:spacing w:after="140" w:line="276"/>
+        <w:spacing w:after="140" w:line="276" w:lineRule="auto"/>
       </w:pPr>
       <w:r>
         <w:rPr>
@@ -1778,7 +1778,7 @@
           </w:p>
           <w:p>
             <w:pPr>
-              <w:spacing w:line="276"/>
+              <w:spacing w:line="276" w:lineRule="auto"/>
             </w:pPr>
             <w:r>
               <w:rPr>
@@ -1818,7 +1818,7 @@
     </w:p>
     <w:p>
       <w:pPr>
-        <w:spacing w:after="140" w:line="276"/>
+        <w:spacing w:after="140" w:line="276" w:lineRule="auto"/>
       </w:pPr>
       <w:r>
         <w:rPr>
@@ -1952,7 +1952,7 @@
           <w:ilvl w:val="0"/>
           <w:numId w:val="8"/>
         </w:numPr>
-        <w:spacing w:after="110" w:line="276"/>
+        <w:spacing w:after="110" w:line="276" w:lineRule="auto"/>
       </w:pPr>
       <w:r>
         <w:rPr>
@@ -1982,7 +1982,7 @@
           <w:ilvl w:val="0"/>
           <w:numId w:val="8"/>
         </w:numPr>
-        <w:spacing w:after="110" w:line="276"/>
+        <w:spacing w:after="110" w:line="276" w:lineRule="auto"/>
       </w:pPr>
       <w:r>
         <w:rPr>
@@ -2012,7 +2012,7 @@
           <w:ilvl w:val="0"/>
           <w:numId w:val="8"/>
         </w:numPr>
-        <w:spacing w:after="110" w:line="276"/>
+        <w:spacing w:after="110" w:line="276" w:lineRule="auto"/>
       </w:pPr>
       <w:r>
         <w:rPr>
@@ -2042,7 +2042,7 @@
           <w:ilvl w:val="0"/>
           <w:numId w:val="8"/>
         </w:numPr>
-        <w:spacing w:after="110" w:line="276"/>
+        <w:spacing w:after="110" w:line="276" w:lineRule="auto"/>
       </w:pPr>
       <w:r>
         <w:rPr>
@@ -2112,7 +2112,7 @@
           <w:ilvl w:val="0"/>
           <w:numId w:val="8"/>
         </w:numPr>
-        <w:spacing w:after="110" w:line="276"/>
+        <w:spacing w:after="110" w:line="276" w:lineRule="auto"/>
       </w:pPr>
       <w:r>
         <w:rPr>
@@ -2226,7 +2226,7 @@
           </w:p>
           <w:p>
             <w:pPr>
-              <w:spacing w:line="276"/>
+              <w:spacing w:line="276" w:lineRule="auto"/>
             </w:pPr>
             <w:r>
               <w:rPr>
@@ -2248,7 +2248,7 @@
     </w:p>
     <w:p>
       <w:pPr>
-        <w:spacing w:after="140" w:line="276"/>
+        <w:spacing w:after="140" w:line="276" w:lineRule="auto"/>
       </w:pPr>
       <w:r>
         <w:rPr>
@@ -2322,7 +2322,7 @@
           <w:ilvl w:val="0"/>
           <w:numId w:val="9"/>
         </w:numPr>
-        <w:spacing w:after="110" w:line="276"/>
+        <w:spacing w:after="110" w:line="276" w:lineRule="auto"/>
       </w:pPr>
       <w:r>
         <w:rPr>
@@ -2352,7 +2352,7 @@
           <w:ilvl w:val="0"/>
           <w:numId w:val="9"/>
         </w:numPr>
-        <w:spacing w:after="110" w:line="276"/>
+        <w:spacing w:after="110" w:line="276" w:lineRule="auto"/>
       </w:pPr>
       <w:r>
         <w:rPr>
@@ -2382,7 +2382,7 @@
           <w:ilvl w:val="0"/>
           <w:numId w:val="9"/>
         </w:numPr>
-        <w:spacing w:after="110" w:line="276"/>
+        <w:spacing w:after="110" w:line="276" w:lineRule="auto"/>
       </w:pPr>
       <w:r>
         <w:rPr>
@@ -2412,7 +2412,7 @@
           <w:ilvl w:val="0"/>
           <w:numId w:val="9"/>
         </w:numPr>
-        <w:spacing w:after="110" w:line="276"/>
+        <w:spacing w:after="110" w:line="276" w:lineRule="auto"/>
       </w:pPr>
       <w:r>
         <w:rPr>
@@ -2451,7 +2451,7 @@
           <w:ilvl w:val="0"/>
           <w:numId w:val="9"/>
         </w:numPr>
-        <w:spacing w:after="110" w:line="276"/>
+        <w:spacing w:after="110" w:line="276" w:lineRule="auto"/>
       </w:pPr>
       <w:r>
         <w:rPr>
@@ -2476,7 +2476,7 @@
     </w:p>
     <w:p>
       <w:pPr>
-        <w:spacing w:after="140" w:line="276"/>
+        <w:spacing w:after="140" w:line="276" w:lineRule="auto"/>
       </w:pPr>
       <w:r>
         <w:rPr>
@@ -2560,7 +2560,7 @@
           </w:tcPr>
           <w:p>
             <w:pPr>
-              <w:spacing w:line="264"/>
+              <w:spacing w:line="264" w:lineRule="auto"/>
             </w:pPr>
             <w:r>
               <w:rPr>
@@ -2587,7 +2587,7 @@
           </w:tcPr>
           <w:p>
             <w:pPr>
-              <w:spacing w:line="264"/>
+              <w:spacing w:line="264" w:lineRule="auto"/>
             </w:pPr>
             <w:r>
               <w:rPr>
@@ -2614,7 +2614,7 @@
           </w:tcPr>
           <w:p>
             <w:pPr>
-              <w:spacing w:line="264"/>
+              <w:spacing w:line="264" w:lineRule="auto"/>
             </w:pPr>
             <w:r>
               <w:rPr>
@@ -2642,7 +2642,7 @@
           </w:tcPr>
           <w:p>
             <w:pPr>
-              <w:spacing w:line="264"/>
+              <w:spacing w:line="264" w:lineRule="auto"/>
             </w:pPr>
             <w:r>
               <w:rPr>
@@ -2667,7 +2667,7 @@
           </w:tcPr>
           <w:p>
             <w:pPr>
-              <w:spacing w:line="264"/>
+              <w:spacing w:line="264" w:lineRule="auto"/>
             </w:pPr>
             <w:r>
               <w:rPr>
@@ -2692,7 +2692,7 @@
           </w:tcPr>
           <w:p>
             <w:pPr>
-              <w:spacing w:line="264"/>
+              <w:spacing w:line="264" w:lineRule="auto"/>
             </w:pPr>
             <w:r>
               <w:rPr>
@@ -2719,7 +2719,7 @@
           </w:tcPr>
           <w:p>
             <w:pPr>
-              <w:spacing w:line="264"/>
+              <w:spacing w:line="264" w:lineRule="auto"/>
             </w:pPr>
             <w:r>
               <w:rPr>
@@ -2744,7 +2744,7 @@
           </w:tcPr>
           <w:p>
             <w:pPr>
-              <w:spacing w:line="264"/>
+              <w:spacing w:line="264" w:lineRule="auto"/>
             </w:pPr>
             <w:r>
               <w:rPr>
@@ -2769,7 +2769,7 @@
           </w:tcPr>
           <w:p>
             <w:pPr>
-              <w:spacing w:line="264"/>
+              <w:spacing w:line="264" w:lineRule="auto"/>
             </w:pPr>
             <w:r>
               <w:rPr>
@@ -2796,7 +2796,7 @@
           </w:tcPr>
           <w:p>
             <w:pPr>
-              <w:spacing w:line="264"/>
+              <w:spacing w:line="264" w:lineRule="auto"/>
             </w:pPr>
             <w:r>
               <w:rPr>
@@ -2821,7 +2821,7 @@
           </w:tcPr>
           <w:p>
             <w:pPr>
-              <w:spacing w:line="264"/>
+              <w:spacing w:line="264" w:lineRule="auto"/>
             </w:pPr>
             <w:r>
               <w:rPr>
@@ -2846,7 +2846,7 @@
           </w:tcPr>
           <w:p>
             <w:pPr>
-              <w:spacing w:line="264"/>
+              <w:spacing w:line="264" w:lineRule="auto"/>
             </w:pPr>
             <w:r>
               <w:rPr>
@@ -2873,7 +2873,7 @@
           </w:tcPr>
           <w:p>
             <w:pPr>
-              <w:spacing w:line="264"/>
+              <w:spacing w:line="264" w:lineRule="auto"/>
             </w:pPr>
             <w:r>
               <w:rPr>
@@ -2898,7 +2898,7 @@
           </w:tcPr>
           <w:p>
             <w:pPr>
-              <w:spacing w:line="264"/>
+              <w:spacing w:line="264" w:lineRule="auto"/>
             </w:pPr>
             <w:r>
               <w:rPr>
@@ -2923,7 +2923,7 @@
           </w:tcPr>
           <w:p>
             <w:pPr>
-              <w:spacing w:line="264"/>
+              <w:spacing w:line="264" w:lineRule="auto"/>
             </w:pPr>
             <w:r>
               <w:rPr>
@@ -2963,7 +2963,7 @@
     </w:p>
     <w:p>
       <w:pPr>
-        <w:spacing w:after="140" w:line="276"/>
+        <w:spacing w:after="140" w:line="276" w:lineRule="auto"/>
       </w:pPr>
       <w:r>
         <w:rPr>
@@ -3037,7 +3037,7 @@
     </w:p>
     <w:p>
       <w:pPr>
-        <w:spacing w:after="140" w:line="276"/>
+        <w:spacing w:after="140" w:line="276" w:lineRule="auto"/>
       </w:pPr>
       <w:r>
         <w:rPr>
@@ -3107,7 +3107,7 @@
     </w:p>
     <w:p>
       <w:pPr>
-        <w:spacing w:after="140" w:line="276"/>
+        <w:spacing w:after="140" w:line="276" w:lineRule="auto"/>
       </w:pPr>
       <w:r>
         <w:rPr>
@@ -3141,7 +3141,7 @@
     </w:p>
     <w:p>
       <w:pPr>
-        <w:spacing w:after="140" w:line="276"/>
+        <w:spacing w:after="140" w:line="276" w:lineRule="auto"/>
       </w:pPr>
       <w:r>
         <w:rPr>
@@ -3547,7 +3547,7 @@
           </w:tcPr>
           <w:p>
             <w:pPr>
-              <w:spacing w:line="264"/>
+              <w:spacing w:line="264" w:lineRule="auto"/>
             </w:pPr>
             <w:r>
               <w:rPr>
@@ -3574,7 +3574,7 @@
           </w:tcPr>
           <w:p>
             <w:pPr>
-              <w:spacing w:line="264"/>
+              <w:spacing w:line="264" w:lineRule="auto"/>
             </w:pPr>
             <w:r>
               <w:rPr>
@@ -3601,7 +3601,7 @@
           </w:tcPr>
           <w:p>
             <w:pPr>
-              <w:spacing w:line="264"/>
+              <w:spacing w:line="264" w:lineRule="auto"/>
             </w:pPr>
             <w:r>
               <w:rPr>
@@ -3629,7 +3629,7 @@
           </w:tcPr>
           <w:p>
             <w:pPr>
-              <w:spacing w:line="264"/>
+              <w:spacing w:line="264" w:lineRule="auto"/>
             </w:pPr>
             <w:r>
               <w:rPr>
@@ -3654,7 +3654,7 @@
           </w:tcPr>
           <w:p>
             <w:pPr>
-              <w:spacing w:line="264"/>
+              <w:spacing w:line="264" w:lineRule="auto"/>
             </w:pPr>
             <w:r>
               <w:rPr>
@@ -3679,7 +3679,7 @@
           </w:tcPr>
           <w:p>
             <w:pPr>
-              <w:spacing w:line="264"/>
+              <w:spacing w:line="264" w:lineRule="auto"/>
             </w:pPr>
             <w:r>
               <w:rPr>
@@ -3706,7 +3706,7 @@
           </w:tcPr>
           <w:p>
             <w:pPr>
-              <w:spacing w:line="264"/>
+              <w:spacing w:line="264" w:lineRule="auto"/>
             </w:pPr>
             <w:r>
               <w:rPr>
@@ -3731,7 +3731,7 @@
           </w:tcPr>
           <w:p>
             <w:pPr>
-              <w:spacing w:line="264"/>
+              <w:spacing w:line="264" w:lineRule="auto"/>
             </w:pPr>
             <w:r>
               <w:rPr>
@@ -3756,7 +3756,7 @@
           </w:tcPr>
           <w:p>
             <w:pPr>
-              <w:spacing w:line="264"/>
+              <w:spacing w:line="264" w:lineRule="auto"/>
             </w:pPr>
             <w:r>
               <w:rPr>
@@ -3783,7 +3783,7 @@
           </w:tcPr>
           <w:p>
             <w:pPr>
-              <w:spacing w:line="264"/>
+              <w:spacing w:line="264" w:lineRule="auto"/>
             </w:pPr>
             <w:r>
               <w:rPr>
@@ -3808,7 +3808,7 @@
           </w:tcPr>
           <w:p>
             <w:pPr>
-              <w:spacing w:line="264"/>
+              <w:spacing w:line="264" w:lineRule="auto"/>
             </w:pPr>
             <w:r>
               <w:rPr>
@@ -3833,7 +3833,7 @@
           </w:tcPr>
           <w:p>
             <w:pPr>
-              <w:spacing w:line="264"/>
+              <w:spacing w:line="264" w:lineRule="auto"/>
             </w:pPr>
             <w:r>
               <w:rPr>
@@ -3860,7 +3860,7 @@
           </w:tcPr>
           <w:p>
             <w:pPr>
-              <w:spacing w:line="264"/>
+              <w:spacing w:line="264" w:lineRule="auto"/>
             </w:pPr>
             <w:r>
               <w:rPr>
@@ -3885,7 +3885,7 @@
           </w:tcPr>
           <w:p>
             <w:pPr>
-              <w:spacing w:line="264"/>
+              <w:spacing w:line="264" w:lineRule="auto"/>
             </w:pPr>
             <w:r>
               <w:rPr>
@@ -3921,7 +3921,7 @@
           </w:tcPr>
           <w:p>
             <w:pPr>
-              <w:spacing w:line="264"/>
+              <w:spacing w:line="264" w:lineRule="auto"/>
             </w:pPr>
             <w:r>
               <w:rPr>
@@ -3948,7 +3948,7 @@
           </w:tcPr>
           <w:p>
             <w:pPr>
-              <w:spacing w:line="264"/>
+              <w:spacing w:line="264" w:lineRule="auto"/>
             </w:pPr>
             <w:r>
               <w:rPr>
@@ -3973,7 +3973,7 @@
           </w:tcPr>
           <w:p>
             <w:pPr>
-              <w:spacing w:line="264"/>
+              <w:spacing w:line="264" w:lineRule="auto"/>
             </w:pPr>
             <w:r>
               <w:rPr>
@@ -4009,7 +4009,7 @@
           </w:tcPr>
           <w:p>
             <w:pPr>
-              <w:spacing w:line="264"/>
+              <w:spacing w:line="264" w:lineRule="auto"/>
             </w:pPr>
             <w:r>
               <w:rPr>
@@ -4036,7 +4036,7 @@
           </w:tcPr>
           <w:p>
             <w:pPr>
-              <w:spacing w:line="264"/>
+              <w:spacing w:line="264" w:lineRule="auto"/>
             </w:pPr>
             <w:r>
               <w:rPr>
@@ -4061,7 +4061,7 @@
           </w:tcPr>
           <w:p>
             <w:pPr>
-              <w:spacing w:line="264"/>
+              <w:spacing w:line="264" w:lineRule="auto"/>
             </w:pPr>
             <w:r>
               <w:rPr>
@@ -4086,7 +4086,7 @@
           </w:tcPr>
           <w:p>
             <w:pPr>
-              <w:spacing w:line="264"/>
+              <w:spacing w:line="264" w:lineRule="auto"/>
             </w:pPr>
             <w:r>
               <w:rPr>
@@ -4113,7 +4113,7 @@
           </w:tcPr>
           <w:p>
             <w:pPr>
-              <w:spacing w:line="264"/>
+              <w:spacing w:line="264" w:lineRule="auto"/>
             </w:pPr>
             <w:r>
               <w:rPr>
@@ -4138,7 +4138,7 @@
           </w:tcPr>
           <w:p>
             <w:pPr>
-              <w:spacing w:line="264"/>
+              <w:spacing w:line="264" w:lineRule="auto"/>
             </w:pPr>
             <w:r>
               <w:rPr>
@@ -4163,7 +4163,7 @@
           </w:tcPr>
           <w:p>
             <w:pPr>
-              <w:spacing w:line="264"/>
+              <w:spacing w:line="264" w:lineRule="auto"/>
             </w:pPr>
             <w:r>
               <w:rPr>
@@ -4185,7 +4185,7 @@
     </w:p>
     <w:p>
       <w:pPr>
-        <w:spacing w:after="140" w:line="276"/>
+        <w:spacing w:after="140" w:line="276" w:lineRule="auto"/>
       </w:pPr>
       <w:r>
         <w:rPr>
@@ -4266,7 +4266,7 @@
     </w:p>
     <w:p>
       <w:pPr>
-        <w:spacing w:after="140" w:line="276"/>
+        <w:spacing w:after="140" w:line="276" w:lineRule="auto"/>
       </w:pPr>
       <w:r>
         <w:rPr>
@@ -4311,7 +4311,7 @@
     </w:p>
     <w:p>
       <w:pPr>
-        <w:spacing w:after="140" w:line="276"/>
+        <w:spacing w:after="140" w:line="276" w:lineRule="auto"/>
       </w:pPr>
       <w:r>
         <w:rPr>
@@ -4493,7 +4493,7 @@
           </w:p>
           <w:p>
             <w:pPr>
-              <w:spacing w:line="276"/>
+              <w:spacing w:line="276" w:lineRule="auto"/>
             </w:pPr>
             <w:r>
               <w:rPr>
@@ -4533,7 +4533,7 @@
     </w:p>
     <w:p>
       <w:pPr>
-        <w:spacing w:after="140" w:line="276"/>
+        <w:spacing w:after="140" w:line="276" w:lineRule="auto"/>
       </w:pPr>
       <w:r>
         <w:rPr>
@@ -4625,7 +4625,7 @@
     </w:p>
     <w:p>
       <w:pPr>
-        <w:spacing w:after="140" w:line="276"/>
+        <w:spacing w:after="140" w:line="276" w:lineRule="auto"/>
       </w:pPr>
       <w:r>
         <w:rPr>
@@ -4659,7 +4659,7 @@
     </w:p>
     <w:p>
       <w:pPr>
-        <w:spacing w:after="140" w:line="276"/>
+        <w:spacing w:after="140" w:line="276" w:lineRule="auto"/>
       </w:pPr>
       <w:r>
         <w:rPr>
@@ -4736,7 +4736,7 @@
           <w:ilvl w:val="0"/>
           <w:numId w:val="10"/>
         </w:numPr>
-        <w:spacing w:after="110" w:line="276"/>
+        <w:spacing w:after="110" w:line="276" w:lineRule="auto"/>
       </w:pPr>
       <w:r>
         <w:rPr>
@@ -4766,7 +4766,7 @@
           <w:ilvl w:val="0"/>
           <w:numId w:val="10"/>
         </w:numPr>
-        <w:spacing w:after="110" w:line="276"/>
+        <w:spacing w:after="110" w:line="276" w:lineRule="auto"/>
       </w:pPr>
       <w:r>
         <w:rPr>
@@ -4796,7 +4796,7 @@
           <w:ilvl w:val="0"/>
           <w:numId w:val="10"/>
         </w:numPr>
-        <w:spacing w:after="110" w:line="276"/>
+        <w:spacing w:after="110" w:line="276" w:lineRule="auto"/>
       </w:pPr>
       <w:r>
         <w:rPr>
@@ -4826,7 +4826,7 @@
           <w:ilvl w:val="0"/>
           <w:numId w:val="10"/>
         </w:numPr>
-        <w:spacing w:after="110" w:line="276"/>
+        <w:spacing w:after="110" w:line="276" w:lineRule="auto"/>
       </w:pPr>
       <w:r>
         <w:rPr>
@@ -4856,7 +4856,7 @@
           <w:ilvl w:val="0"/>
           <w:numId w:val="10"/>
         </w:numPr>
-        <w:spacing w:after="110" w:line="276"/>
+        <w:spacing w:after="110" w:line="276" w:lineRule="auto"/>
       </w:pPr>
       <w:r>
         <w:rPr>
@@ -4881,7 +4881,7 @@
     </w:p>
     <w:p>
       <w:pPr>
-        <w:spacing w:after="140" w:line="276"/>
+        <w:spacing w:after="140" w:line="276" w:lineRule="auto"/>
       </w:pPr>
       <w:r>
         <w:rPr>
@@ -4915,7 +4915,7 @@
     </w:p>
     <w:p>
       <w:pPr>
-        <w:spacing w:after="140" w:line="276"/>
+        <w:spacing w:after="140" w:line="276" w:lineRule="auto"/>
       </w:pPr>
       <w:r>
         <w:rPr>
@@ -5014,7 +5014,7 @@
           <w:ilvl w:val="0"/>
           <w:numId w:val="11"/>
         </w:numPr>
-        <w:spacing w:after="110" w:line="276"/>
+        <w:spacing w:after="110" w:line="276" w:lineRule="auto"/>
       </w:pPr>
       <w:r>
         <w:rPr>
@@ -5044,7 +5044,7 @@
           <w:ilvl w:val="0"/>
           <w:numId w:val="11"/>
         </w:numPr>
-        <w:spacing w:after="110" w:line="276"/>
+        <w:spacing w:after="110" w:line="276" w:lineRule="auto"/>
       </w:pPr>
       <w:r>
         <w:rPr>
@@ -5089,7 +5089,7 @@
     </w:p>
     <w:p>
       <w:pPr>
-        <w:spacing w:after="140" w:line="276"/>
+        <w:spacing w:after="140" w:line="276" w:lineRule="auto"/>
       </w:pPr>
       <w:r>
         <w:rPr>
@@ -5152,7 +5152,7 @@
           </w:p>
           <w:p>
             <w:pPr>
-              <w:spacing w:line="276"/>
+              <w:spacing w:line="276" w:lineRule="auto"/>
             </w:pPr>
             <w:r>
               <w:rPr>
@@ -5220,7 +5220,7 @@
           </w:tcPr>
           <w:p>
             <w:pPr>
-              <w:spacing w:line="264"/>
+              <w:spacing w:line="264" w:lineRule="auto"/>
             </w:pPr>
             <w:r>
               <w:rPr>
@@ -5247,7 +5247,7 @@
           </w:tcPr>
           <w:p>
             <w:pPr>
-              <w:spacing w:line="264"/>
+              <w:spacing w:line="264" w:lineRule="auto"/>
             </w:pPr>
             <w:r>
               <w:rPr>
@@ -5275,7 +5275,7 @@
           </w:tcPr>
           <w:p>
             <w:pPr>
-              <w:spacing w:line="264"/>
+              <w:spacing w:line="264" w:lineRule="auto"/>
             </w:pPr>
             <w:r>
               <w:rPr>
@@ -5300,7 +5300,7 @@
           </w:tcPr>
           <w:p>
             <w:pPr>
-              <w:spacing w:line="264"/>
+              <w:spacing w:line="264" w:lineRule="auto"/>
             </w:pPr>
             <w:r>
               <w:rPr>
@@ -5327,7 +5327,7 @@
           </w:tcPr>
           <w:p>
             <w:pPr>
-              <w:spacing w:line="264"/>
+              <w:spacing w:line="264" w:lineRule="auto"/>
             </w:pPr>
             <w:r>
               <w:rPr>
@@ -5352,7 +5352,7 @@
           </w:tcPr>
           <w:p>
             <w:pPr>
-              <w:spacing w:line="264"/>
+              <w:spacing w:line="264" w:lineRule="auto"/>
             </w:pPr>
             <w:r>
               <w:rPr>
@@ -5379,7 +5379,7 @@
           </w:tcPr>
           <w:p>
             <w:pPr>
-              <w:spacing w:line="264"/>
+              <w:spacing w:line="264" w:lineRule="auto"/>
             </w:pPr>
             <w:r>
               <w:rPr>
@@ -5404,7 +5404,7 @@
           </w:tcPr>
           <w:p>
             <w:pPr>
-              <w:spacing w:line="264"/>
+              <w:spacing w:line="264" w:lineRule="auto"/>
             </w:pPr>
             <w:r>
               <w:rPr>
@@ -5431,7 +5431,7 @@
           </w:tcPr>
           <w:p>
             <w:pPr>
-              <w:spacing w:line="264"/>
+              <w:spacing w:line="264" w:lineRule="auto"/>
             </w:pPr>
             <w:r>
               <w:rPr>
@@ -5456,7 +5456,7 @@
           </w:tcPr>
           <w:p>
             <w:pPr>
-              <w:spacing w:line="264"/>
+              <w:spacing w:line="264" w:lineRule="auto"/>
             </w:pPr>
             <w:r>
               <w:rPr>
@@ -5483,7 +5483,7 @@
           </w:tcPr>
           <w:p>
             <w:pPr>
-              <w:spacing w:line="264"/>
+              <w:spacing w:line="264" w:lineRule="auto"/>
             </w:pPr>
             <w:r>
               <w:rPr>
@@ -5508,7 +5508,7 @@
           </w:tcPr>
           <w:p>
             <w:pPr>
-              <w:spacing w:line="264"/>
+              <w:spacing w:line="264" w:lineRule="auto"/>
             </w:pPr>
             <w:r>
               <w:rPr>
@@ -5535,7 +5535,7 @@
           </w:tcPr>
           <w:p>
             <w:pPr>
-              <w:spacing w:line="264"/>
+              <w:spacing w:line="264" w:lineRule="auto"/>
             </w:pPr>
             <w:r>
               <w:rPr>
@@ -5560,7 +5560,7 @@
           </w:tcPr>
           <w:p>
             <w:pPr>
-              <w:spacing w:line="264"/>
+              <w:spacing w:line="264" w:lineRule="auto"/>
             </w:pPr>
             <w:r>
               <w:rPr>
@@ -5587,7 +5587,7 @@
           </w:tcPr>
           <w:p>
             <w:pPr>
-              <w:spacing w:line="264"/>
+              <w:spacing w:line="264" w:lineRule="auto"/>
             </w:pPr>
             <w:r>
               <w:rPr>
@@ -5612,7 +5612,7 @@
           </w:tcPr>
           <w:p>
             <w:pPr>
-              <w:spacing w:line="264"/>
+              <w:spacing w:line="264" w:lineRule="auto"/>
             </w:pPr>
             <w:r>
               <w:rPr>
@@ -5639,7 +5639,7 @@
           </w:tcPr>
           <w:p>
             <w:pPr>
-              <w:spacing w:line="264"/>
+              <w:spacing w:line="264" w:lineRule="auto"/>
             </w:pPr>
             <w:r>
               <w:rPr>
@@ -5664,7 +5664,7 @@
           </w:tcPr>
           <w:p>
             <w:pPr>
-              <w:spacing w:line="264"/>
+              <w:spacing w:line="264" w:lineRule="auto"/>
             </w:pPr>
             <w:r>
               <w:rPr>
@@ -5691,7 +5691,7 @@
           </w:tcPr>
           <w:p>
             <w:pPr>
-              <w:spacing w:line="264"/>
+              <w:spacing w:line="264" w:lineRule="auto"/>
             </w:pPr>
             <w:r>
               <w:rPr>
@@ -5716,7 +5716,7 @@
           </w:tcPr>
           <w:p>
             <w:pPr>
-              <w:spacing w:line="264"/>
+              <w:spacing w:line="264" w:lineRule="auto"/>
             </w:pPr>
             <w:r>
               <w:rPr>
@@ -5743,7 +5743,7 @@
           </w:tcPr>
           <w:p>
             <w:pPr>
-              <w:spacing w:line="264"/>
+              <w:spacing w:line="264" w:lineRule="auto"/>
             </w:pPr>
             <w:r>
               <w:rPr>
@@ -5768,7 +5768,7 @@
           </w:tcPr>
           <w:p>
             <w:pPr>
-              <w:spacing w:line="264"/>
+              <w:spacing w:line="264" w:lineRule="auto"/>
             </w:pPr>
             <w:r>
               <w:rPr>
@@ -5795,7 +5795,7 @@
           </w:tcPr>
           <w:p>
             <w:pPr>
-              <w:spacing w:line="264"/>
+              <w:spacing w:line="264" w:lineRule="auto"/>
             </w:pPr>
             <w:r>
               <w:rPr>
@@ -5820,7 +5820,7 @@
           </w:tcPr>
           <w:p>
             <w:pPr>
-              <w:spacing w:line="264"/>
+              <w:spacing w:line="264" w:lineRule="auto"/>
             </w:pPr>
             <w:r>
               <w:rPr>
@@ -5867,7 +5867,7 @@
           </w:tcPr>
           <w:p>
             <w:pPr>
-              <w:spacing w:line="264"/>
+              <w:spacing w:line="264" w:lineRule="auto"/>
             </w:pPr>
             <w:r>
               <w:rPr>
@@ -5892,7 +5892,7 @@
           </w:tcPr>
           <w:p>
             <w:pPr>
-              <w:spacing w:line="264"/>
+              <w:spacing w:line="264" w:lineRule="auto"/>
             </w:pPr>
             <w:r>
               <w:rPr>
@@ -5939,7 +5939,7 @@
           <w:ilvl w:val="0"/>
           <w:numId w:val="12"/>
         </w:numPr>
-        <w:spacing w:after="110" w:line="276"/>
+        <w:spacing w:after="110" w:line="276" w:lineRule="auto"/>
       </w:pPr>
       <w:r>
         <w:rPr>
@@ -5969,7 +5969,7 @@
           <w:ilvl w:val="0"/>
           <w:numId w:val="12"/>
         </w:numPr>
-        <w:spacing w:after="110" w:line="276"/>
+        <w:spacing w:after="110" w:line="276" w:lineRule="auto"/>
       </w:pPr>
       <w:r>
         <w:rPr>
@@ -5999,7 +5999,7 @@
           <w:ilvl w:val="0"/>
           <w:numId w:val="12"/>
         </w:numPr>
-        <w:spacing w:after="110" w:line="276"/>
+        <w:spacing w:after="110" w:line="276" w:lineRule="auto"/>
       </w:pPr>
       <w:r>
         <w:rPr>
@@ -6029,7 +6029,7 @@
           <w:ilvl w:val="0"/>
           <w:numId w:val="12"/>
         </w:numPr>
-        <w:spacing w:after="110" w:line="276"/>
+        <w:spacing w:after="110" w:line="276" w:lineRule="auto"/>
       </w:pPr>
       <w:r>
         <w:rPr>
@@ -6068,7 +6068,7 @@
     </w:p>
     <w:p>
       <w:pPr>
-        <w:spacing w:after="140" w:line="276"/>
+        <w:spacing w:after="140" w:line="276" w:lineRule="auto"/>
       </w:pPr>
       <w:r>
         <w:rPr>
@@ -6414,7 +6414,7 @@
     </w:rPrDefault>
     <w:pPrDefault>
       <w:pPr>
-        <w:spacing w:line="276"/>
+        <w:spacing w:line="276" w:lineRule="auto"/>
       </w:pPr>
     </w:pPrDefault>
   </w:docDefaults>

--- a/HOW TO USE.docx
+++ b/HOW TO USE.docx
@@ -2102,6 +2102,26 @@
           <w:sz w:val="21"/>
           <w:szCs w:val="21"/>
         </w:rPr>
+        <w:t xml:space="preserve"> and </w:t>
+      </w:r>
+      <w:r>
+        <w:rPr>
+          <w:rFonts w:ascii="Calibri" w:cs="Calibri" w:eastAsia="Calibri" w:hAnsi="Calibri"/>
+          <w:b/>
+          <w:bCs/>
+          <w:color w:val="262E33"/>
+          <w:sz w:val="21"/>
+          <w:szCs w:val="21"/>
+        </w:rPr>
+        <w:t xml:space="preserve">Watch for</w:t>
+      </w:r>
+      <w:r>
+        <w:rPr>
+          <w:rFonts w:ascii="Calibri" w:cs="Calibri" w:eastAsia="Calibri" w:hAnsi="Calibri"/>
+          <w:color w:val="262E33"/>
+          <w:sz w:val="21"/>
+          <w:szCs w:val="21"/>
+        </w:rPr>
         <w:t xml:space="preserve">.</w:t>
       </w:r>
     </w:p>
@@ -3170,7 +3190,32 @@
           <w:sz w:val="21"/>
           <w:szCs w:val="21"/>
         </w:rPr>
-        <w:t xml:space="preserve"> in the Summary. The mainline book lists the lowest Position first; the metro and High Speed books list the highest first. Where two units share a Position — they started the day in different formations — the reports cannot say which way round they go, and the entry is named on the review list for you to check.</w:t>
+        <w:t xml:space="preserve"> in the Summary. Broadly the mainline book lists the lowest Position first and the metro and High Speed books the highest — but that is not a rule without exceptions. A few sections and some individual sidings run the other way, and known formations can be pinned outright; all of it is written down in the tables rather than worked out on the fly, so it does not drift. Where two units share a Position — they started the day in different formations — the reports genuinely cannot say which way round they go, and the entry is named on the review list for you to check.</w:t>
+      </w:r>
+    </w:p>
+    <w:p>
+      <w:pPr>
+        <w:spacing w:after="140" w:line="276" w:lineRule="auto"/>
+      </w:pPr>
+      <w:r>
+        <w:rPr>
+          <w:rFonts w:ascii="Calibri" w:cs="Calibri" w:eastAsia="Calibri" w:hAnsi="Calibri"/>
+          <w:b/>
+          <w:bCs/>
+          <w:color w:val="262E33"/>
+          <w:sz w:val="21"/>
+          <w:szCs w:val="21"/>
+        </w:rPr>
+        <w:t xml:space="preserve">If an order comes out wrong, say so.</w:t>
+      </w:r>
+      <w:r>
+        <w:rPr>
+          <w:rFonts w:ascii="Calibri" w:cs="Calibri" w:eastAsia="Calibri" w:hAnsi="Calibri"/>
+          <w:color w:val="262E33"/>
+          <w:sz w:val="21"/>
+          <w:szCs w:val="21"/>
+        </w:rPr>
+        <w:t xml:space="preserve"> A formation can be pinned for one departure, for a whole section, or wherever it appears in the week, so the same correction only has to be made once. Report the section, the time and the diagram numbers.</w:t>
       </w:r>
     </w:p>
     <w:tbl>
@@ -4881,6 +4926,76 @@
     </w:p>
     <w:p>
       <w:pPr>
+        <w:pStyle w:val="ListParagraph"/>
+        <w:numPr>
+          <w:ilvl w:val="0"/>
+          <w:numId w:val="10"/>
+        </w:numPr>
+        <w:spacing w:after="110" w:line="276" w:lineRule="auto"/>
+      </w:pPr>
+      <w:r>
+        <w:rPr>
+          <w:rFonts w:ascii="Calibri" w:cs="Calibri" w:eastAsia="Calibri" w:hAnsi="Calibri"/>
+          <w:b/>
+          <w:bCs/>
+          <w:color w:val="262E33"/>
+          <w:sz w:val="21"/>
+          <w:szCs w:val="21"/>
+        </w:rPr>
+        <w:t xml:space="preserve">A Sectional Appendix breach</w:t>
+      </w:r>
+      <w:r>
+        <w:rPr>
+          <w:rFonts w:ascii="Calibri" w:cs="Calibri" w:eastAsia="Calibri" w:hAnsi="Calibri"/>
+          <w:color w:val="262E33"/>
+          <w:sz w:val="21"/>
+          <w:szCs w:val="21"/>
+        </w:rPr>
+        <w:t xml:space="preserve">, marked </w:t>
+      </w:r>
+      <w:r>
+        <w:rPr>
+          <w:rFonts w:ascii="Calibri" w:cs="Calibri" w:eastAsia="Calibri" w:hAnsi="Calibri"/>
+          <w:i/>
+          <w:iCs/>
+          <w:color w:val="262E33"/>
+          <w:sz w:val="21"/>
+          <w:szCs w:val="21"/>
+        </w:rPr>
+        <w:t xml:space="preserve">Sectional Appendix</w:t>
+      </w:r>
+      <w:r>
+        <w:rPr>
+          <w:rFonts w:ascii="Calibri" w:cs="Calibri" w:eastAsia="Calibri" w:hAnsi="Calibri"/>
+          <w:color w:val="262E33"/>
+          <w:sz w:val="21"/>
+          <w:szCs w:val="21"/>
+        </w:rPr>
+        <w:t xml:space="preserve"> at the front of the line — </w:t>
+      </w:r>
+      <w:r>
+        <w:rPr>
+          <w:rFonts w:ascii="Calibri" w:cs="Calibri" w:eastAsia="Calibri" w:hAnsi="Calibri"/>
+          <w:i/>
+          <w:iCs/>
+          <w:color w:val="262E33"/>
+          <w:sz w:val="21"/>
+          <w:szCs w:val="21"/>
+        </w:rPr>
+        <w:t xml:space="preserve">“a 12-car Networker must be three 4-car 465s with no 466 in the formation”</w:t>
+      </w:r>
+      <w:r>
+        <w:rPr>
+          <w:rFonts w:ascii="Calibri" w:cs="Calibri" w:eastAsia="Calibri" w:hAnsi="Calibri"/>
+          <w:color w:val="262E33"/>
+          <w:sz w:val="21"/>
+          <w:szCs w:val="21"/>
+        </w:rPr>
+        <w:t xml:space="preserve">. This one is the odd one out, and the marking is there so you can spot it: everything else on the list is the tool telling you what it could not settle, but this says a published document forbids the working. Take it back to the Appendix before acting on it. Weekday builds only.</w:t>
+      </w:r>
+    </w:p>
+    <w:p>
+      <w:pPr>
         <w:spacing w:after="140" w:line="276" w:lineRule="auto"/>
       </w:pPr>
       <w:r>
@@ -4890,9 +5005,201 @@
           <w:sz w:val="21"/>
           <w:szCs w:val="21"/>
         </w:rPr>
-        <w:t xml:space="preserve">A clean list is normal on a straightforward day. A long one isn't a fault — it is the tool showing its working.</w:t>
-      </w:r>
-    </w:p>
+        <w:t xml:space="preserve">A clean list is normal on a straightforward day. A long one isn't a fault — mostly it is the tool showing its working. The </w:t>
+      </w:r>
+      <w:r>
+        <w:rPr>
+          <w:rFonts w:ascii="Calibri" w:cs="Calibri" w:eastAsia="Calibri" w:hAnsi="Calibri"/>
+          <w:i/>
+          <w:iCs/>
+          <w:color w:val="262E33"/>
+          <w:sz w:val="21"/>
+          <w:szCs w:val="21"/>
+        </w:rPr>
+        <w:t xml:space="preserve">Sectional Appendix</w:t>
+      </w:r>
+      <w:r>
+        <w:rPr>
+          <w:rFonts w:ascii="Calibri" w:cs="Calibri" w:eastAsia="Calibri" w:hAnsi="Calibri"/>
+          <w:color w:val="262E33"/>
+          <w:sz w:val="21"/>
+          <w:szCs w:val="21"/>
+        </w:rPr>
+        <w:t xml:space="preserve"> lines are the exception: those are a rule being broken, not a decision being explained.</w:t>
+      </w:r>
+    </w:p>
+    <w:p>
+      <w:pPr>
+        <w:spacing w:after="60"/>
+      </w:pPr>
+    </w:p>
+    <w:p>
+      <w:pPr>
+        <w:pStyle w:val="Heading2"/>
+        <w:spacing w:after="90" w:before="280"/>
+      </w:pPr>
+      <w:r>
+        <w:rPr>
+          <w:rFonts w:ascii="Consolas" w:cs="Consolas" w:eastAsia="Consolas" w:hAnsi="Consolas"/>
+          <w:b/>
+          <w:bCs/>
+          <w:color w:val="3C464D"/>
+          <w:spacing w:val="20"/>
+          <w:sz w:val="20"/>
+          <w:szCs w:val="20"/>
+        </w:rPr>
+        <w:t xml:space="preserve">The Watch for tab</w:t>
+      </w:r>
+    </w:p>
+    <w:p>
+      <w:pPr>
+        <w:spacing w:after="140" w:line="276" w:lineRule="auto"/>
+      </w:pPr>
+      <w:r>
+        <w:rPr>
+          <w:rFonts w:ascii="Calibri" w:cs="Calibri" w:eastAsia="Calibri" w:hAnsi="Calibri"/>
+          <w:color w:val="262E33"/>
+          <w:sz w:val="21"/>
+          <w:szCs w:val="21"/>
+        </w:rPr>
+        <w:t xml:space="preserve">Beside </w:t>
+      </w:r>
+      <w:r>
+        <w:rPr>
+          <w:rFonts w:ascii="Calibri" w:cs="Calibri" w:eastAsia="Calibri" w:hAnsi="Calibri"/>
+          <w:b/>
+          <w:bCs/>
+          <w:color w:val="262E33"/>
+          <w:sz w:val="21"/>
+          <w:szCs w:val="21"/>
+        </w:rPr>
+        <w:t xml:space="preserve">Review</w:t>
+      </w:r>
+      <w:r>
+        <w:rPr>
+          <w:rFonts w:ascii="Calibri" w:cs="Calibri" w:eastAsia="Calibri" w:hAnsi="Calibri"/>
+          <w:color w:val="262E33"/>
+          <w:sz w:val="21"/>
+          <w:szCs w:val="21"/>
+        </w:rPr>
+        <w:t xml:space="preserve"> on each weekday book is </w:t>
+      </w:r>
+      <w:r>
+        <w:rPr>
+          <w:rFonts w:ascii="Calibri" w:cs="Calibri" w:eastAsia="Calibri" w:hAnsi="Calibri"/>
+          <w:b/>
+          <w:bCs/>
+          <w:color w:val="262E33"/>
+          <w:sz w:val="21"/>
+          <w:szCs w:val="21"/>
+        </w:rPr>
+        <w:t xml:space="preserve">Watch for</w:t>
+      </w:r>
+      <w:r>
+        <w:rPr>
+          <w:rFonts w:ascii="Calibri" w:cs="Calibri" w:eastAsia="Calibri" w:hAnsi="Calibri"/>
+          <w:color w:val="262E33"/>
+          <w:sz w:val="21"/>
+          <w:szCs w:val="21"/>
+        </w:rPr>
+        <w:t xml:space="preserve"> — the standing Sectional Appendix notes for that book's route. Nothing triggers them and they are not tests; they are what is worth carrying in your head while you check the book. Eight for the mainline book, nine for Metro, seven for High Speed: the 12-car Networker rules, which classes may stand on which road, where a lone 2-car unit cannot go, the route clearances.</w:t>
+      </w:r>
+    </w:p>
+    <w:p>
+      <w:pPr>
+        <w:spacing w:after="140" w:line="276" w:lineRule="auto"/>
+      </w:pPr>
+      <w:r>
+        <w:rPr>
+          <w:rFonts w:ascii="Calibri" w:cs="Calibri" w:eastAsia="Calibri" w:hAnsi="Calibri"/>
+          <w:color w:val="262E33"/>
+          <w:sz w:val="21"/>
+          <w:szCs w:val="21"/>
+        </w:rPr>
+        <w:t xml:space="preserve">The tab names its source and edition at the top. It is a June 2026 extract, so check the current issue and the ACWNs — the tool has no way of knowing when that edition goes stale.</w:t>
+      </w:r>
+    </w:p>
+    <w:tbl>
+      <w:tblPr>
+        <w:tblW w:type="dxa" w:w="9070"/>
+        <w:tblBorders>
+          <w:top w:val="none"/>
+          <w:left w:val="single" w:color="0E7C42" w:sz="18"/>
+          <w:bottom w:val="none"/>
+          <w:right w:val="none"/>
+          <w:insideH w:val="none"/>
+          <w:insideV w:val="none"/>
+        </w:tblBorders>
+      </w:tblPr>
+      <w:tblGrid>
+        <w:gridCol w:w="9070"/>
+      </w:tblGrid>
+      <w:tr>
+        <w:tc>
+          <w:tcPr>
+            <w:tcW w:type="dxa" w:w="9070"/>
+            <w:shd w:fill="F5F4EF" w:color="auto" w:val="clear"/>
+            <w:tcMar>
+              <w:top w:type="dxa" w:w="140"/>
+              <w:left w:type="dxa" w:w="200"/>
+              <w:bottom w:type="dxa" w:w="140"/>
+              <w:right w:type="dxa" w:w="200"/>
+            </w:tcMar>
+          </w:tcPr>
+          <w:p>
+            <w:pPr>
+              <w:spacing w:after="70"/>
+            </w:pPr>
+            <w:r>
+              <w:rPr>
+                <w:rFonts w:ascii="Consolas" w:cs="Consolas" w:eastAsia="Consolas" w:hAnsi="Consolas"/>
+                <w:b/>
+                <w:bCs/>
+                <w:color w:val="0E7C42"/>
+                <w:spacing w:val="24"/>
+                <w:sz w:val="17"/>
+                <w:szCs w:val="17"/>
+              </w:rPr>
+              <w:t xml:space="preserve">WEEKDAY BUILDS ONLY</w:t>
+            </w:r>
+          </w:p>
+          <w:p>
+            <w:pPr>
+              <w:spacing w:line="276" w:lineRule="auto"/>
+            </w:pPr>
+            <w:r>
+              <w:rPr>
+                <w:rFonts w:ascii="Calibri" w:cs="Calibri" w:eastAsia="Calibri" w:hAnsi="Calibri"/>
+                <w:color w:val="262E33"/>
+                <w:sz w:val="21"/>
+                <w:szCs w:val="21"/>
+              </w:rPr>
+              <w:t xml:space="preserve">There is no </w:t>
+            </w:r>
+            <w:r>
+              <w:rPr>
+                <w:rFonts w:ascii="Calibri" w:cs="Calibri" w:eastAsia="Calibri" w:hAnsi="Calibri"/>
+                <w:b/>
+                <w:bCs/>
+                <w:color w:val="262E33"/>
+                <w:sz w:val="21"/>
+                <w:szCs w:val="21"/>
+              </w:rPr>
+              <w:t xml:space="preserve">Watch for</w:t>
+            </w:r>
+            <w:r>
+              <w:rPr>
+                <w:rFonts w:ascii="Calibri" w:cs="Calibri" w:eastAsia="Calibri" w:hAnsi="Calibri"/>
+                <w:color w:val="262E33"/>
+                <w:sz w:val="21"/>
+                <w:szCs w:val="21"/>
+              </w:rPr>
+              <w:t xml:space="preserve"> tab on the weekend books, and the Appendix checks do not run there either: the prints do not carry the class and formation detail those rules are tested against. The Appendix applies just the same on a Saturday, so read the weekday notes for the route and check the weekend books against them by eye.</w:t>
+            </w:r>
+          </w:p>
+        </w:tc>
+      </w:tr>
+    </w:tbl>
     <w:p>
       <w:pPr>
         <w:pStyle w:val="Heading1"/>
@@ -5876,6 +6183,58 @@
                 <w:sz w:val="21"/>
                 <w:szCs w:val="21"/>
               </w:rPr>
+              <w:t xml:space="preserve">Two units are the wrong way round</w:t>
+            </w:r>
+          </w:p>
+        </w:tc>
+        <w:tc>
+          <w:tcPr>
+            <w:tcW w:type="dxa" w:w="4870"/>
+            <w:tcMar>
+              <w:top w:type="dxa" w:w="90"/>
+              <w:left w:type="dxa" w:w="120"/>
+              <w:bottom w:type="dxa" w:w="90"/>
+              <w:right w:type="dxa" w:w="120"/>
+            </w:tcMar>
+          </w:tcPr>
+          <w:p>
+            <w:pPr>
+              <w:spacing w:line="264" w:lineRule="auto"/>
+            </w:pPr>
+            <w:r>
+              <w:rPr>
+                <w:rFonts w:ascii="Calibri" w:cs="Calibri" w:eastAsia="Calibri" w:hAnsi="Calibri"/>
+                <w:color w:val="262E33"/>
+                <w:sz w:val="21"/>
+                <w:szCs w:val="21"/>
+              </w:rPr>
+              <w:t xml:space="preserve">If the review list flagged the entry, the reports couldn't settle it. If it didn't, the order came from the tables and is wrong there — report the section, time and diagram numbers and it can be pinned.</w:t>
+            </w:r>
+          </w:p>
+        </w:tc>
+      </w:tr>
+      <w:tr>
+        <w:tc>
+          <w:tcPr>
+            <w:tcW w:type="dxa" w:w="4200"/>
+            <w:tcMar>
+              <w:top w:type="dxa" w:w="90"/>
+              <w:left w:type="dxa" w:w="120"/>
+              <w:bottom w:type="dxa" w:w="90"/>
+              <w:right w:type="dxa" w:w="120"/>
+            </w:tcMar>
+          </w:tcPr>
+          <w:p>
+            <w:pPr>
+              <w:spacing w:line="264" w:lineRule="auto"/>
+            </w:pPr>
+            <w:r>
+              <w:rPr>
+                <w:rFonts w:ascii="Calibri" w:cs="Calibri" w:eastAsia="Calibri" w:hAnsi="Calibri"/>
+                <w:color w:val="262E33"/>
+                <w:sz w:val="21"/>
+                <w:szCs w:val="21"/>
+              </w:rPr>
               <w:t xml:space="preserve">Nothing happens when you drop a file</w:t>
             </w:r>
           </w:p>
@@ -5959,7 +6318,57 @@
           <w:sz w:val="21"/>
           <w:szCs w:val="21"/>
         </w:rPr>
-        <w:t xml:space="preserve"> Every time. It exists to be read.</w:t>
+        <w:t xml:space="preserve"> Every time. It exists to be read — and treat the </w:t>
+      </w:r>
+      <w:r>
+        <w:rPr>
+          <w:rFonts w:ascii="Calibri" w:cs="Calibri" w:eastAsia="Calibri" w:hAnsi="Calibri"/>
+          <w:i/>
+          <w:iCs/>
+          <w:color w:val="262E33"/>
+          <w:sz w:val="21"/>
+          <w:szCs w:val="21"/>
+        </w:rPr>
+        <w:t xml:space="preserve">Sectional Appendix</w:t>
+      </w:r>
+      <w:r>
+        <w:rPr>
+          <w:rFonts w:ascii="Calibri" w:cs="Calibri" w:eastAsia="Calibri" w:hAnsi="Calibri"/>
+          <w:color w:val="262E33"/>
+          <w:sz w:val="21"/>
+          <w:szCs w:val="21"/>
+        </w:rPr>
+        <w:t xml:space="preserve"> lines as a rule broken rather than a decision explained.</w:t>
+      </w:r>
+    </w:p>
+    <w:p>
+      <w:pPr>
+        <w:pStyle w:val="ListParagraph"/>
+        <w:numPr>
+          <w:ilvl w:val="0"/>
+          <w:numId w:val="12"/>
+        </w:numPr>
+        <w:spacing w:after="110" w:line="276" w:lineRule="auto"/>
+      </w:pPr>
+      <w:r>
+        <w:rPr>
+          <w:rFonts w:ascii="Calibri" w:cs="Calibri" w:eastAsia="Calibri" w:hAnsi="Calibri"/>
+          <w:b/>
+          <w:bCs/>
+          <w:color w:val="262E33"/>
+          <w:sz w:val="21"/>
+          <w:szCs w:val="21"/>
+        </w:rPr>
+        <w:t xml:space="preserve">Skim the Watch for tab</w:t>
+      </w:r>
+      <w:r>
+        <w:rPr>
+          <w:rFonts w:ascii="Calibri" w:cs="Calibri" w:eastAsia="Calibri" w:hAnsi="Calibri"/>
+          <w:color w:val="262E33"/>
+          <w:sz w:val="21"/>
+          <w:szCs w:val="21"/>
+        </w:rPr>
+        <w:t xml:space="preserve"> when you are checking an unfamiliar route, or a formation you do not often see.</w:t>
       </w:r>
     </w:p>
     <w:p>

--- a/HOW TO USE.docx
+++ b/HOW TO USE.docx
@@ -2102,26 +2102,6 @@
           <w:sz w:val="21"/>
           <w:szCs w:val="21"/>
         </w:rPr>
-        <w:t xml:space="preserve"> and </w:t>
-      </w:r>
-      <w:r>
-        <w:rPr>
-          <w:rFonts w:ascii="Calibri" w:cs="Calibri" w:eastAsia="Calibri" w:hAnsi="Calibri"/>
-          <w:b/>
-          <w:bCs/>
-          <w:color w:val="262E33"/>
-          <w:sz w:val="21"/>
-          <w:szCs w:val="21"/>
-        </w:rPr>
-        <w:t xml:space="preserve">Watch for</w:t>
-      </w:r>
-      <w:r>
-        <w:rPr>
-          <w:rFonts w:ascii="Calibri" w:cs="Calibri" w:eastAsia="Calibri" w:hAnsi="Calibri"/>
-          <w:color w:val="262E33"/>
-          <w:sz w:val="21"/>
-          <w:szCs w:val="21"/>
-        </w:rPr>
         <w:t xml:space="preserve">.</w:t>
       </w:r>
     </w:p>
@@ -5048,7 +5028,7 @@
           <w:sz w:val="20"/>
           <w:szCs w:val="20"/>
         </w:rPr>
-        <w:t xml:space="preserve">The Watch for tab</w:t>
+        <w:t xml:space="preserve">About the Sectional Appendix lines</w:t>
       </w:r>
     </w:p>
     <w:p>
@@ -5062,61 +5042,27 @@
           <w:sz w:val="21"/>
           <w:szCs w:val="21"/>
         </w:rPr>
-        <w:t xml:space="preserve">Beside </w:t>
-      </w:r>
-      <w:r>
-        <w:rPr>
-          <w:rFonts w:ascii="Calibri" w:cs="Calibri" w:eastAsia="Calibri" w:hAnsi="Calibri"/>
-          <w:b/>
-          <w:bCs/>
-          <w:color w:val="262E33"/>
-          <w:sz w:val="21"/>
-          <w:szCs w:val="21"/>
-        </w:rPr>
-        <w:t xml:space="preserve">Review</w:t>
-      </w:r>
-      <w:r>
-        <w:rPr>
-          <w:rFonts w:ascii="Calibri" w:cs="Calibri" w:eastAsia="Calibri" w:hAnsi="Calibri"/>
-          <w:color w:val="262E33"/>
-          <w:sz w:val="21"/>
-          <w:szCs w:val="21"/>
-        </w:rPr>
-        <w:t xml:space="preserve"> on each weekday book is </w:t>
-      </w:r>
-      <w:r>
-        <w:rPr>
-          <w:rFonts w:ascii="Calibri" w:cs="Calibri" w:eastAsia="Calibri" w:hAnsi="Calibri"/>
-          <w:b/>
-          <w:bCs/>
-          <w:color w:val="262E33"/>
-          <w:sz w:val="21"/>
-          <w:szCs w:val="21"/>
-        </w:rPr>
-        <w:t xml:space="preserve">Watch for</w:t>
-      </w:r>
-      <w:r>
-        <w:rPr>
-          <w:rFonts w:ascii="Calibri" w:cs="Calibri" w:eastAsia="Calibri" w:hAnsi="Calibri"/>
-          <w:color w:val="262E33"/>
-          <w:sz w:val="21"/>
-          <w:szCs w:val="21"/>
-        </w:rPr>
-        <w:t xml:space="preserve"> — the standing Sectional Appendix notes for that book's route. Nothing triggers them and they are not tests; they are what is worth carrying in your head while you check the book. Eight for the mainline book, nine for Metro, seven for High Speed: the 12-car Networker rules, which classes may stand on which road, where a lone 2-car unit cannot go, the route clearances.</w:t>
-      </w:r>
-    </w:p>
-    <w:p>
-      <w:pPr>
-        <w:spacing w:after="140" w:line="276" w:lineRule="auto"/>
-      </w:pPr>
-      <w:r>
-        <w:rPr>
-          <w:rFonts w:ascii="Calibri" w:cs="Calibri" w:eastAsia="Calibri" w:hAnsi="Calibri"/>
-          <w:color w:val="262E33"/>
-          <w:sz w:val="21"/>
-          <w:szCs w:val="21"/>
-        </w:rPr>
-        <w:t xml:space="preserve">The tab names its source and edition at the top. It is a June 2026 extract, so check the current issue and the ACWNs — the tool has no way of knowing when that edition goes stale.</w:t>
+        <w:t xml:space="preserve">These are the only place the tool quotes the Appendix, and they are a </w:t>
+      </w:r>
+      <w:r>
+        <w:rPr>
+          <w:rFonts w:ascii="Calibri" w:cs="Calibri" w:eastAsia="Calibri" w:hAnsi="Calibri"/>
+          <w:b/>
+          <w:bCs/>
+          <w:color w:val="262E33"/>
+          <w:sz w:val="21"/>
+          <w:szCs w:val="21"/>
+        </w:rPr>
+        <w:t xml:space="preserve">prompt to go and look the rule up</w:t>
+      </w:r>
+      <w:r>
+        <w:rPr>
+          <w:rFonts w:ascii="Calibri" w:cs="Calibri" w:eastAsia="Calibri" w:hAnsi="Calibri"/>
+          <w:color w:val="262E33"/>
+          <w:sz w:val="21"/>
+          <w:szCs w:val="21"/>
+        </w:rPr>
+        <w:t xml:space="preserve"> — not a copy of it. The tool holds no summary of the Appendix and is not a substitute for reading it.</w:t>
       </w:r>
     </w:p>
     <w:tbl>
@@ -5174,27 +5120,7 @@
                 <w:sz w:val="21"/>
                 <w:szCs w:val="21"/>
               </w:rPr>
-              <w:t xml:space="preserve">There is no </w:t>
-            </w:r>
-            <w:r>
-              <w:rPr>
-                <w:rFonts w:ascii="Calibri" w:cs="Calibri" w:eastAsia="Calibri" w:hAnsi="Calibri"/>
-                <w:b/>
-                <w:bCs/>
-                <w:color w:val="262E33"/>
-                <w:sz w:val="21"/>
-                <w:szCs w:val="21"/>
-              </w:rPr>
-              <w:t xml:space="preserve">Watch for</w:t>
-            </w:r>
-            <w:r>
-              <w:rPr>
-                <w:rFonts w:ascii="Calibri" w:cs="Calibri" w:eastAsia="Calibri" w:hAnsi="Calibri"/>
-                <w:color w:val="262E33"/>
-                <w:sz w:val="21"/>
-                <w:szCs w:val="21"/>
-              </w:rPr>
-              <w:t xml:space="preserve"> tab on the weekend books, and the Appendix checks do not run there either: the prints do not carry the class and formation detail those rules are tested against. The Appendix applies just the same on a Saturday, so read the weekday notes for the route and check the weekend books against them by eye.</w:t>
+              <w:t xml:space="preserve">The Appendix checks do not run on the weekend books: the prints do not carry the class and formation detail those rules are tested against. The Appendix applies just the same on a Saturday, so check a weekend book against it yourself.</w:t>
             </w:r>
           </w:p>
         </w:tc>
@@ -6339,36 +6265,6 @@
           <w:szCs w:val="21"/>
         </w:rPr>
         <w:t xml:space="preserve"> lines as a rule broken rather than a decision explained.</w:t>
-      </w:r>
-    </w:p>
-    <w:p>
-      <w:pPr>
-        <w:pStyle w:val="ListParagraph"/>
-        <w:numPr>
-          <w:ilvl w:val="0"/>
-          <w:numId w:val="12"/>
-        </w:numPr>
-        <w:spacing w:after="110" w:line="276" w:lineRule="auto"/>
-      </w:pPr>
-      <w:r>
-        <w:rPr>
-          <w:rFonts w:ascii="Calibri" w:cs="Calibri" w:eastAsia="Calibri" w:hAnsi="Calibri"/>
-          <w:b/>
-          <w:bCs/>
-          <w:color w:val="262E33"/>
-          <w:sz w:val="21"/>
-          <w:szCs w:val="21"/>
-        </w:rPr>
-        <w:t xml:space="preserve">Skim the Watch for tab</w:t>
-      </w:r>
-      <w:r>
-        <w:rPr>
-          <w:rFonts w:ascii="Calibri" w:cs="Calibri" w:eastAsia="Calibri" w:hAnsi="Calibri"/>
-          <w:color w:val="262E33"/>
-          <w:sz w:val="21"/>
-          <w:szCs w:val="21"/>
-        </w:rPr>
-        <w:t xml:space="preserve"> when you are checking an unfamiliar route, or a formation you do not often see.</w:t>
       </w:r>
     </w:p>
     <w:p>

--- a/HOW TO USE.docx
+++ b/HOW TO USE.docx
@@ -4811,7 +4811,57 @@
           <w:sz w:val="21"/>
           <w:szCs w:val="21"/>
         </w:rPr>
-        <w:t xml:space="preserve">, each with its diagram number, so you can confirm it should be off.</w:t>
+        <w:t xml:space="preserve">, each with its diagram number, so you can confirm it should be off. Only moves that stay inside the section are dropped — an empty run that takes a unit to another depot for the night is printed, because the section it leaves has to show it going.</w:t>
+      </w:r>
+    </w:p>
+    <w:p>
+      <w:pPr>
+        <w:pStyle w:val="ListParagraph"/>
+        <w:numPr>
+          <w:ilvl w:val="0"/>
+          <w:numId w:val="10"/>
+        </w:numPr>
+        <w:spacing w:after="110" w:line="276" w:lineRule="auto"/>
+      </w:pPr>
+      <w:r>
+        <w:rPr>
+          <w:rFonts w:ascii="Calibri" w:cs="Calibri" w:eastAsia="Calibri" w:hAnsi="Calibri"/>
+          <w:b/>
+          <w:bCs/>
+          <w:color w:val="262E33"/>
+          <w:sz w:val="21"/>
+          <w:szCs w:val="21"/>
+        </w:rPr>
+        <w:t xml:space="preserve">A unit order pinned somewhere but not here.</w:t>
+      </w:r>
+      <w:r>
+        <w:rPr>
+          <w:rFonts w:ascii="Calibri" w:cs="Calibri" w:eastAsia="Calibri" w:hAnsi="Calibri"/>
+          <w:color w:val="262E33"/>
+          <w:sz w:val="21"/>
+          <w:szCs w:val="21"/>
+        </w:rPr>
+        <w:t xml:space="preserve"> Where a formation's order has been written down for one departure and this one is not covered, it says so and tells you where the order </w:t>
+      </w:r>
+      <w:r>
+        <w:rPr>
+          <w:rFonts w:ascii="Calibri" w:cs="Calibri" w:eastAsia="Calibri" w:hAnsi="Calibri"/>
+          <w:i/>
+          <w:iCs/>
+          <w:color w:val="262E33"/>
+          <w:sz w:val="21"/>
+          <w:szCs w:val="21"/>
+        </w:rPr>
+        <w:t xml:space="preserve">is</w:t>
+      </w:r>
+      <w:r>
+        <w:rPr>
+          <w:rFonts w:ascii="Calibri" w:cs="Calibri" w:eastAsia="Calibri" w:hAnsi="Calibri"/>
+          <w:color w:val="262E33"/>
+          <w:sz w:val="21"/>
+          <w:szCs w:val="21"/>
+        </w:rPr>
+        <w:t xml:space="preserve"> recorded. Usually it means either this one needs pinning too, or the working has moved and the existing pin no longer reaches it.</w:t>
       </w:r>
     </w:p>
     <w:p>

--- a/HOW TO USE.docx
+++ b/HOW TO USE.docx
@@ -4626,6 +4626,38 @@
           <w:szCs w:val="21"/>
         </w:rPr>
         <w:t xml:space="preserve">, with the empty move's headcode, still showing where the service it forms is going. A train that starts in the platform keeps its platform time. Mainline and High Speed are timed off the platform call, as always.</w:t>
+      </w:r>
+    </w:p>
+    <w:p>
+      <w:pPr>
+        <w:pStyle w:val="Heading2"/>
+        <w:spacing w:after="90" w:before="280"/>
+      </w:pPr>
+      <w:r>
+        <w:rPr>
+          <w:rFonts w:ascii="Consolas" w:cs="Consolas" w:eastAsia="Consolas" w:hAnsi="Consolas"/>
+          <w:b/>
+          <w:bCs/>
+          <w:color w:val="3C464D"/>
+          <w:spacing w:val="20"/>
+          <w:sz w:val="20"/>
+          <w:szCs w:val="20"/>
+        </w:rPr>
+        <w:t xml:space="preserve">The double line</w:t>
+      </w:r>
+    </w:p>
+    <w:p>
+      <w:pPr>
+        <w:spacing w:after="140" w:line="276" w:lineRule="auto"/>
+      </w:pPr>
+      <w:r>
+        <w:rPr>
+          <w:rFonts w:ascii="Calibri" w:cs="Calibri" w:eastAsia="Calibri" w:hAnsi="Calibri"/>
+          <w:color w:val="262E33"/>
+          <w:sz w:val="21"/>
+          <w:szCs w:val="21"/>
+        </w:rPr>
+        <w:t xml:space="preserve">The double line rules off the morning: it sits under the section's last entry before midday, where the gap that follows is two hours or more. A section worked steadily through midday has no line, and Grove Park is never ruled. On the weekend sheets the line is drawn where the section crosses midday and 20:00 instead — the three goes of a shift.</w:t>
       </w:r>
     </w:p>
     <w:p>

--- a/HOW TO USE.docx
+++ b/HOW TO USE.docx
@@ -4988,76 +4988,6 @@
     </w:p>
     <w:p>
       <w:pPr>
-        <w:pStyle w:val="ListParagraph"/>
-        <w:numPr>
-          <w:ilvl w:val="0"/>
-          <w:numId w:val="10"/>
-        </w:numPr>
-        <w:spacing w:after="110" w:line="276" w:lineRule="auto"/>
-      </w:pPr>
-      <w:r>
-        <w:rPr>
-          <w:rFonts w:ascii="Calibri" w:cs="Calibri" w:eastAsia="Calibri" w:hAnsi="Calibri"/>
-          <w:b/>
-          <w:bCs/>
-          <w:color w:val="262E33"/>
-          <w:sz w:val="21"/>
-          <w:szCs w:val="21"/>
-        </w:rPr>
-        <w:t xml:space="preserve">A Sectional Appendix breach</w:t>
-      </w:r>
-      <w:r>
-        <w:rPr>
-          <w:rFonts w:ascii="Calibri" w:cs="Calibri" w:eastAsia="Calibri" w:hAnsi="Calibri"/>
-          <w:color w:val="262E33"/>
-          <w:sz w:val="21"/>
-          <w:szCs w:val="21"/>
-        </w:rPr>
-        <w:t xml:space="preserve">, marked </w:t>
-      </w:r>
-      <w:r>
-        <w:rPr>
-          <w:rFonts w:ascii="Calibri" w:cs="Calibri" w:eastAsia="Calibri" w:hAnsi="Calibri"/>
-          <w:i/>
-          <w:iCs/>
-          <w:color w:val="262E33"/>
-          <w:sz w:val="21"/>
-          <w:szCs w:val="21"/>
-        </w:rPr>
-        <w:t xml:space="preserve">Sectional Appendix</w:t>
-      </w:r>
-      <w:r>
-        <w:rPr>
-          <w:rFonts w:ascii="Calibri" w:cs="Calibri" w:eastAsia="Calibri" w:hAnsi="Calibri"/>
-          <w:color w:val="262E33"/>
-          <w:sz w:val="21"/>
-          <w:szCs w:val="21"/>
-        </w:rPr>
-        <w:t xml:space="preserve"> at the front of the line — </w:t>
-      </w:r>
-      <w:r>
-        <w:rPr>
-          <w:rFonts w:ascii="Calibri" w:cs="Calibri" w:eastAsia="Calibri" w:hAnsi="Calibri"/>
-          <w:i/>
-          <w:iCs/>
-          <w:color w:val="262E33"/>
-          <w:sz w:val="21"/>
-          <w:szCs w:val="21"/>
-        </w:rPr>
-        <w:t xml:space="preserve">“a 12-car Networker must be three 4-car 465s with no 466 in the formation”</w:t>
-      </w:r>
-      <w:r>
-        <w:rPr>
-          <w:rFonts w:ascii="Calibri" w:cs="Calibri" w:eastAsia="Calibri" w:hAnsi="Calibri"/>
-          <w:color w:val="262E33"/>
-          <w:sz w:val="21"/>
-          <w:szCs w:val="21"/>
-        </w:rPr>
-        <w:t xml:space="preserve">. This one is the odd one out, and the marking is there so you can spot it: everything else on the list is the tool telling you what it could not settle, but this says a published document forbids the working. Take it back to the Appendix before acting on it. Weekday builds only.</w:t>
-      </w:r>
-    </w:p>
-    <w:p>
-      <w:pPr>
         <w:spacing w:after="140" w:line="276" w:lineRule="auto"/>
       </w:pPr>
       <w:r>
@@ -5067,27 +4997,7 @@
           <w:sz w:val="21"/>
           <w:szCs w:val="21"/>
         </w:rPr>
-        <w:t xml:space="preserve">A clean list is normal on a straightforward day. A long one isn't a fault — mostly it is the tool showing its working. The </w:t>
-      </w:r>
-      <w:r>
-        <w:rPr>
-          <w:rFonts w:ascii="Calibri" w:cs="Calibri" w:eastAsia="Calibri" w:hAnsi="Calibri"/>
-          <w:i/>
-          <w:iCs/>
-          <w:color w:val="262E33"/>
-          <w:sz w:val="21"/>
-          <w:szCs w:val="21"/>
-        </w:rPr>
-        <w:t xml:space="preserve">Sectional Appendix</w:t>
-      </w:r>
-      <w:r>
-        <w:rPr>
-          <w:rFonts w:ascii="Calibri" w:cs="Calibri" w:eastAsia="Calibri" w:hAnsi="Calibri"/>
-          <w:color w:val="262E33"/>
-          <w:sz w:val="21"/>
-          <w:szCs w:val="21"/>
-        </w:rPr>
-        <w:t xml:space="preserve"> lines are the exception: those are a rule being broken, not a decision being explained.</w:t>
+        <w:t xml:space="preserve">A clean list is normal on a straightforward day. A long one isn't a fault — it is the tool showing its working.</w:t>
       </w:r>
     </w:p>
     <w:p>
@@ -5095,119 +5005,6 @@
         <w:spacing w:after="60"/>
       </w:pPr>
     </w:p>
-    <w:p>
-      <w:pPr>
-        <w:pStyle w:val="Heading2"/>
-        <w:spacing w:after="90" w:before="280"/>
-      </w:pPr>
-      <w:r>
-        <w:rPr>
-          <w:rFonts w:ascii="Consolas" w:cs="Consolas" w:eastAsia="Consolas" w:hAnsi="Consolas"/>
-          <w:b/>
-          <w:bCs/>
-          <w:color w:val="3C464D"/>
-          <w:spacing w:val="20"/>
-          <w:sz w:val="20"/>
-          <w:szCs w:val="20"/>
-        </w:rPr>
-        <w:t xml:space="preserve">About the Sectional Appendix lines</w:t>
-      </w:r>
-    </w:p>
-    <w:p>
-      <w:pPr>
-        <w:spacing w:after="140" w:line="276" w:lineRule="auto"/>
-      </w:pPr>
-      <w:r>
-        <w:rPr>
-          <w:rFonts w:ascii="Calibri" w:cs="Calibri" w:eastAsia="Calibri" w:hAnsi="Calibri"/>
-          <w:color w:val="262E33"/>
-          <w:sz w:val="21"/>
-          <w:szCs w:val="21"/>
-        </w:rPr>
-        <w:t xml:space="preserve">These are the only place the tool quotes the Appendix, and they are a </w:t>
-      </w:r>
-      <w:r>
-        <w:rPr>
-          <w:rFonts w:ascii="Calibri" w:cs="Calibri" w:eastAsia="Calibri" w:hAnsi="Calibri"/>
-          <w:b/>
-          <w:bCs/>
-          <w:color w:val="262E33"/>
-          <w:sz w:val="21"/>
-          <w:szCs w:val="21"/>
-        </w:rPr>
-        <w:t xml:space="preserve">prompt to go and look the rule up</w:t>
-      </w:r>
-      <w:r>
-        <w:rPr>
-          <w:rFonts w:ascii="Calibri" w:cs="Calibri" w:eastAsia="Calibri" w:hAnsi="Calibri"/>
-          <w:color w:val="262E33"/>
-          <w:sz w:val="21"/>
-          <w:szCs w:val="21"/>
-        </w:rPr>
-        <w:t xml:space="preserve"> — not a copy of it. The tool holds no summary of the Appendix and is not a substitute for reading it.</w:t>
-      </w:r>
-    </w:p>
-    <w:tbl>
-      <w:tblPr>
-        <w:tblW w:type="dxa" w:w="9070"/>
-        <w:tblBorders>
-          <w:top w:val="none"/>
-          <w:left w:val="single" w:color="0E7C42" w:sz="18"/>
-          <w:bottom w:val="none"/>
-          <w:right w:val="none"/>
-          <w:insideH w:val="none"/>
-          <w:insideV w:val="none"/>
-        </w:tblBorders>
-      </w:tblPr>
-      <w:tblGrid>
-        <w:gridCol w:w="9070"/>
-      </w:tblGrid>
-      <w:tr>
-        <w:tc>
-          <w:tcPr>
-            <w:tcW w:type="dxa" w:w="9070"/>
-            <w:shd w:fill="F5F4EF" w:color="auto" w:val="clear"/>
-            <w:tcMar>
-              <w:top w:type="dxa" w:w="140"/>
-              <w:left w:type="dxa" w:w="200"/>
-              <w:bottom w:type="dxa" w:w="140"/>
-              <w:right w:type="dxa" w:w="200"/>
-            </w:tcMar>
-          </w:tcPr>
-          <w:p>
-            <w:pPr>
-              <w:spacing w:after="70"/>
-            </w:pPr>
-            <w:r>
-              <w:rPr>
-                <w:rFonts w:ascii="Consolas" w:cs="Consolas" w:eastAsia="Consolas" w:hAnsi="Consolas"/>
-                <w:b/>
-                <w:bCs/>
-                <w:color w:val="0E7C42"/>
-                <w:spacing w:val="24"/>
-                <w:sz w:val="17"/>
-                <w:szCs w:val="17"/>
-              </w:rPr>
-              <w:t xml:space="preserve">WEEKDAY BUILDS ONLY</w:t>
-            </w:r>
-          </w:p>
-          <w:p>
-            <w:pPr>
-              <w:spacing w:line="276" w:lineRule="auto"/>
-            </w:pPr>
-            <w:r>
-              <w:rPr>
-                <w:rFonts w:ascii="Calibri" w:cs="Calibri" w:eastAsia="Calibri" w:hAnsi="Calibri"/>
-                <w:color w:val="262E33"/>
-                <w:sz w:val="21"/>
-                <w:szCs w:val="21"/>
-              </w:rPr>
-              <w:t xml:space="preserve">The Appendix checks do not run on the weekend books: the prints do not carry the class and formation detail those rules are tested against. The Appendix applies just the same on a Saturday, so check a weekend book against it yourself.</w:t>
-            </w:r>
-          </w:p>
-        </w:tc>
-      </w:tr>
-    </w:tbl>
     <w:p>
       <w:pPr>
         <w:pStyle w:val="Heading1"/>
@@ -6326,27 +6123,7 @@
           <w:sz w:val="21"/>
           <w:szCs w:val="21"/>
         </w:rPr>
-        <w:t xml:space="preserve"> Every time. It exists to be read — and treat the </w:t>
-      </w:r>
-      <w:r>
-        <w:rPr>
-          <w:rFonts w:ascii="Calibri" w:cs="Calibri" w:eastAsia="Calibri" w:hAnsi="Calibri"/>
-          <w:i/>
-          <w:iCs/>
-          <w:color w:val="262E33"/>
-          <w:sz w:val="21"/>
-          <w:szCs w:val="21"/>
-        </w:rPr>
-        <w:t xml:space="preserve">Sectional Appendix</w:t>
-      </w:r>
-      <w:r>
-        <w:rPr>
-          <w:rFonts w:ascii="Calibri" w:cs="Calibri" w:eastAsia="Calibri" w:hAnsi="Calibri"/>
-          <w:color w:val="262E33"/>
-          <w:sz w:val="21"/>
-          <w:szCs w:val="21"/>
-        </w:rPr>
-        <w:t xml:space="preserve"> lines as a rule broken rather than a decision explained.</w:t>
+        <w:t xml:space="preserve"> Every time. It exists to be read.</w:t>
       </w:r>
     </w:p>
     <w:p>

--- a/HOW TO USE.docx
+++ b/HOW TO USE.docx
@@ -4527,7 +4527,7 @@
                 <w:sz w:val="21"/>
                 <w:szCs w:val="21"/>
               </w:rPr>
-              <w:t xml:space="preserve">Empty moves into a berth with no passenger work afterwards aren't listed — the same as the hand-built sheets. Every one of them is named on the review list, so nothing disappears quietly.</w:t>
+              <w:t xml:space="preserve">Empty moves into a berth with no passenger work afterwards aren't listed — the same as the hand-built sheets. So is a unit that stands somewhere for the last time in the day and then runs empty to a depot without ever being shunted where it stood: that is a wait on the way home, and the line belongs to the depot it is going to. Every one of them is named on the review list, so nothing disappears quietly.</w:t>
             </w:r>
           </w:p>
         </w:tc>
@@ -4643,7 +4643,7 @@
           <w:sz w:val="20"/>
           <w:szCs w:val="20"/>
         </w:rPr>
-        <w:t xml:space="preserve">The double line</w:t>
+        <w:t xml:space="preserve">The double lines</w:t>
       </w:r>
     </w:p>
     <w:p>
@@ -4657,7 +4657,27 @@
           <w:sz w:val="21"/>
           <w:szCs w:val="21"/>
         </w:rPr>
-        <w:t xml:space="preserve">The double line rules off the morning: it sits under the section's last entry before midday, where the gap that follows is two hours or more. A section worked steadily through midday has no line, and Grove Park is never ruled. On the weekend sheets the line is drawn where the section crosses midday and 20:00 instead — the three goes of a shift.</w:t>
+        <w:t xml:space="preserve">Double lines rule off the breaks in the day's work. Any break of </w:t>
+      </w:r>
+      <w:r>
+        <w:rPr>
+          <w:rFonts w:ascii="Calibri" w:cs="Calibri" w:eastAsia="Calibri" w:hAnsi="Calibri"/>
+          <w:b/>
+          <w:bCs/>
+          <w:color w:val="262E33"/>
+          <w:sz w:val="21"/>
+          <w:szCs w:val="21"/>
+        </w:rPr>
+        <w:t xml:space="preserve">three hours or more</w:t>
+      </w:r>
+      <w:r>
+        <w:rPr>
+          <w:rFonts w:ascii="Calibri" w:cs="Calibri" w:eastAsia="Calibri" w:hAnsi="Calibri"/>
+          <w:color w:val="262E33"/>
+          <w:sz w:val="21"/>
+          <w:szCs w:val="21"/>
+        </w:rPr>
+        <w:t xml:space="preserve"> with work still to come after it gets one, so a page can carry two or three — Slade Green is ruled under its 06+36 and again under its 18+04. A page that is busy right through gets none, and Grove Park is never ruled. The weekend sheets follow the same rule.</w:t>
       </w:r>
     </w:p>
     <w:p>
@@ -5036,7 +5056,7 @@
           <w:sz w:val="21"/>
           <w:szCs w:val="21"/>
         </w:rPr>
-        <w:t xml:space="preserve">Above each drop zone there is a box marked </w:t>
+        <w:t xml:space="preserve">Once a panel has built something, a box marked </w:t>
       </w:r>
       <w:r>
         <w:rPr>
@@ -5056,7 +5076,7 @@
           <w:sz w:val="21"/>
           <w:szCs w:val="21"/>
         </w:rPr>
-        <w:t xml:space="preserve"> with three tick-boxes: </w:t>
+        <w:t xml:space="preserve"> appears with it, holding three tick-boxes: </w:t>
       </w:r>
       <w:r>
         <w:rPr>
@@ -5116,7 +5136,7 @@
           <w:sz w:val="21"/>
           <w:szCs w:val="21"/>
         </w:rPr>
-        <w:t xml:space="preserve">.</w:t>
+        <w:t xml:space="preserve">. It only shows up alongside books, because ticking one rebuilds them.</w:t>
       </w:r>
     </w:p>
     <w:p>
@@ -5196,7 +5216,7 @@
           <w:sz w:val="21"/>
           <w:szCs w:val="21"/>
         </w:rPr>
-        <w:t xml:space="preserve"> headcode in the notes column — empty moves and platform starters alike, the way Victoria and Grove Park have always read.</w:t>
+        <w:t xml:space="preserve"> headcode in the notes column — empty moves and platform starters alike.</w:t>
       </w:r>
     </w:p>
     <w:p>

--- a/HOW TO USE.docx
+++ b/HOW TO USE.docx
@@ -2855,7 +2855,7 @@
                 <w:sz w:val="21"/>
                 <w:szCs w:val="21"/>
               </w:rPr>
-              <w:t xml:space="preserve">The metro book — 465s, 466s, 707s</w:t>
+              <w:t xml:space="preserve">The metro book — 465s, 466s, 707s. Not a berthing sheet — see below</w:t>
             </w:r>
           </w:p>
         </w:tc>
@@ -2932,12 +2932,428 @@
                 <w:sz w:val="21"/>
                 <w:szCs w:val="21"/>
               </w:rPr>
-              <w:t xml:space="preserve">The High Speed book — 395s</w:t>
+              <w:t xml:space="preserve">The High Speed book — 395s. Not a berthing sheet — see below</w:t>
             </w:r>
           </w:p>
         </w:tc>
       </w:tr>
     </w:tbl>
+    <w:p>
+      <w:pPr>
+        <w:spacing w:after="160"/>
+      </w:pPr>
+    </w:p>
+    <w:p>
+      <w:pPr>
+        <w:pStyle w:val="Heading2"/>
+        <w:spacing w:after="90" w:before="280"/>
+      </w:pPr>
+      <w:r>
+        <w:rPr>
+          <w:rFonts w:ascii="Consolas" w:cs="Consolas" w:eastAsia="Consolas" w:hAnsi="Consolas"/>
+          <w:b/>
+          <w:bCs/>
+          <w:color w:val="3C464D"/>
+          <w:spacing w:val="20"/>
+          <w:sz w:val="20"/>
+          <w:szCs w:val="20"/>
+        </w:rPr>
+        <w:t xml:space="preserve">Two of them are not berthing sheets</w:t>
+      </w:r>
+    </w:p>
+    <w:p>
+      <w:pPr>
+        <w:spacing w:after="140" w:line="276" w:lineRule="auto"/>
+      </w:pPr>
+      <w:r>
+        <w:rPr>
+          <w:rFonts w:ascii="Calibri" w:cs="Calibri" w:eastAsia="Calibri" w:hAnsi="Calibri"/>
+          <w:color w:val="262E33"/>
+          <w:sz w:val="21"/>
+          <w:szCs w:val="21"/>
+        </w:rPr>
+        <w:t xml:space="preserve">The </w:t>
+      </w:r>
+      <w:r>
+        <w:rPr>
+          <w:rFonts w:ascii="Calibri" w:cs="Calibri" w:eastAsia="Calibri" w:hAnsi="Calibri"/>
+          <w:b/>
+          <w:bCs/>
+          <w:color w:val="262E33"/>
+          <w:sz w:val="21"/>
+          <w:szCs w:val="21"/>
+        </w:rPr>
+        <w:t xml:space="preserve">Metro</w:t>
+      </w:r>
+      <w:r>
+        <w:rPr>
+          <w:rFonts w:ascii="Calibri" w:cs="Calibri" w:eastAsia="Calibri" w:hAnsi="Calibri"/>
+          <w:color w:val="262E33"/>
+          <w:sz w:val="21"/>
+          <w:szCs w:val="21"/>
+        </w:rPr>
+        <w:t xml:space="preserve"> and </w:t>
+      </w:r>
+      <w:r>
+        <w:rPr>
+          <w:rFonts w:ascii="Calibri" w:cs="Calibri" w:eastAsia="Calibri" w:hAnsi="Calibri"/>
+          <w:b/>
+          <w:bCs/>
+          <w:color w:val="262E33"/>
+          <w:sz w:val="21"/>
+          <w:szCs w:val="21"/>
+        </w:rPr>
+        <w:t xml:space="preserve">High Speed</w:t>
+      </w:r>
+      <w:r>
+        <w:rPr>
+          <w:rFonts w:ascii="Calibri" w:cs="Calibri" w:eastAsia="Calibri" w:hAnsi="Calibri"/>
+          <w:color w:val="262E33"/>
+          <w:sz w:val="21"/>
+          <w:szCs w:val="21"/>
+        </w:rPr>
+        <w:t xml:space="preserve"> books are your own documents rather than berthing sheets, and the tool builds them that way. The Metro book is a tab per location, landscape, fourteen columns, read by </w:t>
+      </w:r>
+      <w:r>
+        <w:rPr>
+          <w:rFonts w:ascii="Calibri" w:cs="Calibri" w:eastAsia="Calibri" w:hAnsi="Calibri"/>
+          <w:b/>
+          <w:bCs/>
+          <w:color w:val="262E33"/>
+          <w:sz w:val="21"/>
+          <w:szCs w:val="21"/>
+        </w:rPr>
+        <w:t xml:space="preserve">Position</w:t>
+      </w:r>
+      <w:r>
+        <w:rPr>
+          <w:rFonts w:ascii="Calibri" w:cs="Calibri" w:eastAsia="Calibri" w:hAnsi="Calibri"/>
+          <w:color w:val="262E33"/>
+          <w:sz w:val="21"/>
+          <w:szCs w:val="21"/>
+        </w:rPr>
+        <w:t xml:space="preserve"> — lowest first, straight down each formation — with the timing point, the road, comments, S, R/T and L/S ruled and left for you to write in.</w:t>
+      </w:r>
+    </w:p>
+    <w:p>
+      <w:pPr>
+        <w:spacing w:after="140" w:line="276" w:lineRule="auto"/>
+      </w:pPr>
+      <w:r>
+        <w:rPr>
+          <w:rFonts w:ascii="Calibri" w:cs="Calibri" w:eastAsia="Calibri" w:hAnsi="Calibri"/>
+          <w:color w:val="262E33"/>
+          <w:sz w:val="21"/>
+          <w:szCs w:val="21"/>
+        </w:rPr>
+        <w:t xml:space="preserve">The High Speed book is the </w:t>
+      </w:r>
+      <w:r>
+        <w:rPr>
+          <w:rFonts w:ascii="Calibri" w:cs="Calibri" w:eastAsia="Calibri" w:hAnsi="Calibri"/>
+          <w:b/>
+          <w:bCs/>
+          <w:color w:val="262E33"/>
+          <w:sz w:val="21"/>
+          <w:szCs w:val="21"/>
+        </w:rPr>
+        <w:t xml:space="preserve">Class 395 Allocations Sheet</w:t>
+      </w:r>
+      <w:r>
+        <w:rPr>
+          <w:rFonts w:ascii="Calibri" w:cs="Calibri" w:eastAsia="Calibri" w:hAnsi="Calibri"/>
+          <w:color w:val="262E33"/>
+          <w:sz w:val="21"/>
+          <w:szCs w:val="21"/>
+        </w:rPr>
+        <w:t xml:space="preserve">: a tab per day named the way yours are, a block for each depot down it (Ashford, Faversham, Margate, Ramsgate), last night's arrivals on the left and today's allocations on the right. It uses your berth codes — </w:t>
+      </w:r>
+      <w:r>
+        <w:rPr>
+          <w:rFonts w:ascii="Consolas" w:cs="Consolas" w:eastAsia="Consolas" w:hAnsi="Consolas"/>
+          <w:color w:val="262E33"/>
+          <w:sz w:val="19"/>
+          <w:szCs w:val="19"/>
+        </w:rPr>
+        <w:t xml:space="preserve">ASH</w:t>
+      </w:r>
+      <w:r>
+        <w:rPr>
+          <w:rFonts w:ascii="Calibri" w:cs="Calibri" w:eastAsia="Calibri" w:hAnsi="Calibri"/>
+          <w:color w:val="262E33"/>
+          <w:sz w:val="21"/>
+          <w:szCs w:val="21"/>
+        </w:rPr>
+        <w:t xml:space="preserve">, </w:t>
+      </w:r>
+      <w:r>
+        <w:rPr>
+          <w:rFonts w:ascii="Consolas" w:cs="Consolas" w:eastAsia="Consolas" w:hAnsi="Consolas"/>
+          <w:color w:val="262E33"/>
+          <w:sz w:val="19"/>
+          <w:szCs w:val="19"/>
+        </w:rPr>
+        <w:t xml:space="preserve">RAM</w:t>
+      </w:r>
+      <w:r>
+        <w:rPr>
+          <w:rFonts w:ascii="Calibri" w:cs="Calibri" w:eastAsia="Calibri" w:hAnsi="Calibri"/>
+          <w:color w:val="262E33"/>
+          <w:sz w:val="21"/>
+          <w:szCs w:val="21"/>
+        </w:rPr>
+        <w:t xml:space="preserve">, </w:t>
+      </w:r>
+      <w:r>
+        <w:rPr>
+          <w:rFonts w:ascii="Consolas" w:cs="Consolas" w:eastAsia="Consolas" w:hAnsi="Consolas"/>
+          <w:color w:val="262E33"/>
+          <w:sz w:val="19"/>
+          <w:szCs w:val="19"/>
+        </w:rPr>
+        <w:t xml:space="preserve">FAV</w:t>
+      </w:r>
+      <w:r>
+        <w:rPr>
+          <w:rFonts w:ascii="Calibri" w:cs="Calibri" w:eastAsia="Calibri" w:hAnsi="Calibri"/>
+          <w:color w:val="262E33"/>
+          <w:sz w:val="21"/>
+          <w:szCs w:val="21"/>
+        </w:rPr>
+        <w:t xml:space="preserve"> — and your drop-downs are on the cells that had them.</w:t>
+      </w:r>
+    </w:p>
+    <w:p>
+      <w:pPr>
+        <w:pStyle w:val="ListParagraph"/>
+        <w:numPr>
+          <w:ilvl w:val="0"/>
+          <w:numId w:val="10"/>
+        </w:numPr>
+        <w:spacing w:after="110" w:line="276" w:lineRule="auto"/>
+      </w:pPr>
+      <w:r>
+        <w:rPr>
+          <w:rFonts w:ascii="Consolas" w:cs="Consolas" w:eastAsia="Consolas" w:hAnsi="Consolas"/>
+          <w:color w:val="262E33"/>
+          <w:sz w:val="19"/>
+          <w:szCs w:val="19"/>
+        </w:rPr>
+        <w:t xml:space="preserve">MG</w:t>
+      </w:r>
+      <w:r>
+        <w:rPr>
+          <w:rFonts w:ascii="Calibri" w:cs="Calibri" w:eastAsia="Calibri" w:hAnsi="Calibri"/>
+          <w:color w:val="262E33"/>
+          <w:sz w:val="21"/>
+          <w:szCs w:val="21"/>
+        </w:rPr>
+        <w:t xml:space="preserve"> is the miles </w:t>
+      </w:r>
+      <w:r>
+        <w:rPr>
+          <w:rFonts w:ascii="Calibri" w:cs="Calibri" w:eastAsia="Calibri" w:hAnsi="Calibri"/>
+          <w:b/>
+          <w:bCs/>
+          <w:color w:val="262E33"/>
+          <w:sz w:val="21"/>
+          <w:szCs w:val="21"/>
+        </w:rPr>
+        <w:t xml:space="preserve">that working</w:t>
+      </w:r>
+      <w:r>
+        <w:rPr>
+          <w:rFonts w:ascii="Calibri" w:cs="Calibri" w:eastAsia="Calibri" w:hAnsi="Calibri"/>
+          <w:color w:val="262E33"/>
+          <w:sz w:val="21"/>
+          <w:szCs w:val="21"/>
+        </w:rPr>
+        <w:t xml:space="preserve"> runs, not the diagram's total for the day, so a diagram that comes out twice has a figure for each time. It is a number, so your colouring works on it: </w:t>
+      </w:r>
+      <w:r>
+        <w:rPr>
+          <w:rFonts w:ascii="Calibri" w:cs="Calibri" w:eastAsia="Calibri" w:hAnsi="Calibri"/>
+          <w:b/>
+          <w:bCs/>
+          <w:color w:val="262E33"/>
+          <w:sz w:val="21"/>
+          <w:szCs w:val="21"/>
+        </w:rPr>
+        <w:t xml:space="preserve">green under 500 miles, red at 500 and over</w:t>
+      </w:r>
+      <w:r>
+        <w:rPr>
+          <w:rFonts w:ascii="Calibri" w:cs="Calibri" w:eastAsia="Calibri" w:hAnsi="Calibri"/>
+          <w:color w:val="262E33"/>
+          <w:sz w:val="21"/>
+          <w:szCs w:val="21"/>
+        </w:rPr>
+        <w:t xml:space="preserve">.</w:t>
+      </w:r>
+    </w:p>
+    <w:p>
+      <w:pPr>
+        <w:pStyle w:val="ListParagraph"/>
+        <w:numPr>
+          <w:ilvl w:val="0"/>
+          <w:numId w:val="10"/>
+        </w:numPr>
+        <w:spacing w:after="110" w:line="276" w:lineRule="auto"/>
+      </w:pPr>
+      <w:r>
+        <w:rPr>
+          <w:rFonts w:ascii="Calibri" w:cs="Calibri" w:eastAsia="Calibri" w:hAnsi="Calibri"/>
+          <w:color w:val="262E33"/>
+          <w:sz w:val="21"/>
+          <w:szCs w:val="21"/>
+        </w:rPr>
+        <w:t xml:space="preserve">The </w:t>
+      </w:r>
+      <w:r>
+        <w:rPr>
+          <w:rFonts w:ascii="Calibri" w:cs="Calibri" w:eastAsia="Calibri" w:hAnsi="Calibri"/>
+          <w:b/>
+          <w:bCs/>
+          <w:color w:val="262E33"/>
+          <w:sz w:val="21"/>
+          <w:szCs w:val="21"/>
+        </w:rPr>
+        <w:t xml:space="preserve">DIAGRAM cells carry the route notes</w:t>
+      </w:r>
+      <w:r>
+        <w:rPr>
+          <w:rFonts w:ascii="Calibri" w:cs="Calibri" w:eastAsia="Calibri" w:hAnsi="Calibri"/>
+          <w:color w:val="262E33"/>
+          <w:sz w:val="21"/>
+          <w:szCs w:val="21"/>
+        </w:rPr>
+        <w:t xml:space="preserve"> as comments, same as yours. </w:t>
+      </w:r>
+      <w:r>
+        <w:rPr>
+          <w:rFonts w:ascii="Calibri" w:cs="Calibri" w:eastAsia="Calibri" w:hAnsi="Calibri"/>
+          <w:i/>
+          <w:iCs/>
+          <w:color w:val="262E33"/>
+          <w:sz w:val="21"/>
+          <w:szCs w:val="21"/>
+        </w:rPr>
+        <w:t xml:space="preserve">Not over high level</w:t>
+      </w:r>
+      <w:r>
+        <w:rPr>
+          <w:rFonts w:ascii="Calibri" w:cs="Calibri" w:eastAsia="Calibri" w:hAnsi="Calibri"/>
+          <w:color w:val="262E33"/>
+          <w:sz w:val="21"/>
+          <w:szCs w:val="21"/>
+        </w:rPr>
+        <w:t xml:space="preserve"> is worked out from the diagram itself — a working that runs </w:t>
+      </w:r>
+      <w:r>
+        <w:rPr>
+          <w:rFonts w:ascii="Calibri" w:cs="Calibri" w:eastAsia="Calibri" w:hAnsi="Calibri"/>
+          <w:b/>
+          <w:bCs/>
+          <w:color w:val="262E33"/>
+          <w:sz w:val="21"/>
+          <w:szCs w:val="21"/>
+        </w:rPr>
+        <w:t xml:space="preserve">between Ebbsfleet and Gravesend</w:t>
+      </w:r>
+      <w:r>
+        <w:rPr>
+          <w:rFonts w:ascii="Calibri" w:cs="Calibri" w:eastAsia="Calibri" w:hAnsi="Calibri"/>
+          <w:color w:val="262E33"/>
+          <w:sz w:val="21"/>
+          <w:szCs w:val="21"/>
+        </w:rPr>
+        <w:t xml:space="preserve">, either way round, goes over the high level, and one that does not gets the note. It is per working, so a diagram can position out over the high level first thing and still be marked on its later workings.</w:t>
+      </w:r>
+    </w:p>
+    <w:p>
+      <w:pPr>
+        <w:pStyle w:val="ListParagraph"/>
+        <w:numPr>
+          <w:ilvl w:val="0"/>
+          <w:numId w:val="10"/>
+        </w:numPr>
+        <w:spacing w:after="110" w:line="276" w:lineRule="auto"/>
+      </w:pPr>
+      <w:r>
+        <w:rPr>
+          <w:rFonts w:ascii="Calibri" w:cs="Calibri" w:eastAsia="Calibri" w:hAnsi="Calibri"/>
+          <w:i/>
+          <w:iCs/>
+          <w:color w:val="262E33"/>
+          <w:sz w:val="21"/>
+          <w:szCs w:val="21"/>
+        </w:rPr>
+        <w:t xml:space="preserve">Avoids North Kent</w:t>
+      </w:r>
+      <w:r>
+        <w:rPr>
+          <w:rFonts w:ascii="Calibri" w:cs="Calibri" w:eastAsia="Calibri" w:hAnsi="Calibri"/>
+          <w:color w:val="262E33"/>
+          <w:sz w:val="21"/>
+          <w:szCs w:val="21"/>
+        </w:rPr>
+        <w:t xml:space="preserve"> is not something the reports can show, so it comes from a standing list of the workings that carry it.</w:t>
+      </w:r>
+    </w:p>
+    <w:p>
+      <w:pPr>
+        <w:spacing w:after="140" w:line="276" w:lineRule="auto"/>
+      </w:pPr>
+      <w:r>
+        <w:rPr>
+          <w:rFonts w:ascii="Calibri" w:cs="Calibri" w:eastAsia="Calibri" w:hAnsi="Calibri"/>
+          <w:color w:val="262E33"/>
+          <w:sz w:val="21"/>
+          <w:szCs w:val="21"/>
+        </w:rPr>
+        <w:t xml:space="preserve">Neither has a </w:t>
+      </w:r>
+      <w:r>
+        <w:rPr>
+          <w:rFonts w:ascii="Calibri" w:cs="Calibri" w:eastAsia="Calibri" w:hAnsi="Calibri"/>
+          <w:b/>
+          <w:bCs/>
+          <w:color w:val="262E33"/>
+          <w:sz w:val="21"/>
+          <w:szCs w:val="21"/>
+        </w:rPr>
+        <w:t xml:space="preserve">Unit order</w:t>
+      </w:r>
+      <w:r>
+        <w:rPr>
+          <w:rFonts w:ascii="Calibri" w:cs="Calibri" w:eastAsia="Calibri" w:hAnsi="Calibri"/>
+          <w:color w:val="262E33"/>
+          <w:sz w:val="21"/>
+          <w:szCs w:val="21"/>
+        </w:rPr>
+        <w:t xml:space="preserve"> tab — there is no formation order on them to turn round — and each one's </w:t>
+      </w:r>
+      <w:r>
+        <w:rPr>
+          <w:rFonts w:ascii="Calibri" w:cs="Calibri" w:eastAsia="Calibri" w:hAnsi="Calibri"/>
+          <w:b/>
+          <w:bCs/>
+          <w:color w:val="262E33"/>
+          <w:sz w:val="21"/>
+          <w:szCs w:val="21"/>
+        </w:rPr>
+        <w:t xml:space="preserve">Rules</w:t>
+      </w:r>
+      <w:r>
+        <w:rPr>
+          <w:rFonts w:ascii="Calibri" w:cs="Calibri" w:eastAsia="Calibri" w:hAnsi="Calibri"/>
+          <w:color w:val="262E33"/>
+          <w:sz w:val="21"/>
+          <w:szCs w:val="21"/>
+        </w:rPr>
+        <w:t xml:space="preserve"> tab describes that sheet rather than a berthing one.</w:t>
+      </w:r>
+    </w:p>
     <w:p>
       <w:pPr>
         <w:spacing w:after="160"/>
@@ -4553,7 +4969,7 @@
           <w:sz w:val="20"/>
           <w:szCs w:val="20"/>
         </w:rPr>
-        <w:t xml:space="preserve">The Metro book's timings</w:t>
+        <w:t xml:space="preserve">The Metro and High Speed timings</w:t>
       </w:r>
     </w:p>
     <w:p>
@@ -4567,7 +4983,7 @@
           <w:sz w:val="21"/>
           <w:szCs w:val="21"/>
         </w:rPr>
-        <w:t xml:space="preserve">The Metro book is timed off the </w:t>
+        <w:t xml:space="preserve">Both are timed off the </w:t>
       </w:r>
       <w:r>
         <w:rPr>
@@ -4587,7 +5003,7 @@
           <w:sz w:val="21"/>
           <w:szCs w:val="21"/>
         </w:rPr>
-        <w:t xml:space="preserve">. A unit that runs empty out of the sidings at </w:t>
+        <w:t xml:space="preserve">, because both of those sheets are written that way. A unit that runs empty out of the sidings at </w:t>
       </w:r>
       <w:r>
         <w:rPr>
@@ -4625,7 +5041,47 @@
           <w:sz w:val="21"/>
           <w:szCs w:val="21"/>
         </w:rPr>
-        <w:t xml:space="preserve">, with the empty move's headcode, still showing where the service it forms is going. A train that starts in the platform keeps its platform time. Mainline and High Speed are timed off the platform call, as always.</w:t>
+        <w:t xml:space="preserve">, with the empty move's headcode, still showing where the service it forms is going. A train that starts in the platform keeps its platform time, because that </w:t>
+      </w:r>
+      <w:r>
+        <w:rPr>
+          <w:rFonts w:ascii="Calibri" w:cs="Calibri" w:eastAsia="Calibri" w:hAnsi="Calibri"/>
+          <w:i/>
+          <w:iCs/>
+          <w:color w:val="262E33"/>
+          <w:sz w:val="21"/>
+          <w:szCs w:val="21"/>
+        </w:rPr>
+        <w:t xml:space="preserve">is</w:t>
+      </w:r>
+      <w:r>
+        <w:rPr>
+          <w:rFonts w:ascii="Calibri" w:cs="Calibri" w:eastAsia="Calibri" w:hAnsi="Calibri"/>
+          <w:color w:val="262E33"/>
+          <w:sz w:val="21"/>
+          <w:szCs w:val="21"/>
+        </w:rPr>
+        <w:t xml:space="preserve"> its first move. Mainline is timed off the platform call as always, and so is the </w:t>
+      </w:r>
+      <w:r>
+        <w:rPr>
+          <w:rFonts w:ascii="Calibri" w:cs="Calibri" w:eastAsia="Calibri" w:hAnsi="Calibri"/>
+          <w:b/>
+          <w:bCs/>
+          <w:color w:val="262E33"/>
+          <w:sz w:val="21"/>
+          <w:szCs w:val="21"/>
+        </w:rPr>
+        <w:t xml:space="preserve">weekend</w:t>
+      </w:r>
+      <w:r>
+        <w:rPr>
+          <w:rFonts w:ascii="Calibri" w:cs="Calibri" w:eastAsia="Calibri" w:hAnsi="Calibri"/>
+          <w:color w:val="262E33"/>
+          <w:sz w:val="21"/>
+          <w:szCs w:val="21"/>
+        </w:rPr>
+        <w:t xml:space="preserve"> High Speed book — that one is a berthing sheet, not the allocations sheet.</w:t>
       </w:r>
     </w:p>
     <w:p>
@@ -4804,339 +5260,6 @@
           <w:szCs w:val="20"/>
         </w:rPr>
         <w:t xml:space="preserve">What turns up there</w:t>
-      </w:r>
-    </w:p>
-    <w:p>
-      <w:pPr>
-        <w:pStyle w:val="ListParagraph"/>
-        <w:numPr>
-          <w:ilvl w:val="0"/>
-          <w:numId w:val="10"/>
-        </w:numPr>
-        <w:spacing w:after="110" w:line="276" w:lineRule="auto"/>
-      </w:pPr>
-      <w:r>
-        <w:rPr>
-          <w:rFonts w:ascii="Calibri" w:cs="Calibri" w:eastAsia="Calibri" w:hAnsi="Calibri"/>
-          <w:b/>
-          <w:bCs/>
-          <w:color w:val="262E33"/>
-          <w:sz w:val="21"/>
-          <w:szCs w:val="21"/>
-        </w:rPr>
-        <w:t xml:space="preserve">A location the section list doesn't know.</w:t>
-      </w:r>
-      <w:r>
-        <w:rPr>
-          <w:rFonts w:ascii="Calibri" w:cs="Calibri" w:eastAsia="Calibri" w:hAnsi="Calibri"/>
-          <w:color w:val="262E33"/>
-          <w:sz w:val="21"/>
-          <w:szCs w:val="21"/>
-        </w:rPr>
-        <w:t xml:space="preserve"> It gets its own heading in alphabetical order and a note. Check it is in the right place — and say if it ought to live under an existing section, so the tables can be corrected.</w:t>
-      </w:r>
-    </w:p>
-    <w:p>
-      <w:pPr>
-        <w:pStyle w:val="ListParagraph"/>
-        <w:numPr>
-          <w:ilvl w:val="0"/>
-          <w:numId w:val="10"/>
-        </w:numPr>
-        <w:spacing w:after="110" w:line="276" w:lineRule="auto"/>
-      </w:pPr>
-      <w:r>
-        <w:rPr>
-          <w:rFonts w:ascii="Calibri" w:cs="Calibri" w:eastAsia="Calibri" w:hAnsi="Calibri"/>
-          <w:b/>
-          <w:bCs/>
-          <w:color w:val="262E33"/>
-          <w:sz w:val="21"/>
-          <w:szCs w:val="21"/>
-        </w:rPr>
-        <w:t xml:space="preserve">Empty moves left off</w:t>
-      </w:r>
-      <w:r>
-        <w:rPr>
-          <w:rFonts w:ascii="Calibri" w:cs="Calibri" w:eastAsia="Calibri" w:hAnsi="Calibri"/>
-          <w:color w:val="262E33"/>
-          <w:sz w:val="21"/>
-          <w:szCs w:val="21"/>
-        </w:rPr>
-        <w:t xml:space="preserve">, each with its diagram number, so you can confirm it should be off. Only moves that stay inside the section are dropped — an empty run that takes a unit to another depot for the night is printed, because the section it leaves has to show it going.</w:t>
-      </w:r>
-    </w:p>
-    <w:p>
-      <w:pPr>
-        <w:pStyle w:val="ListParagraph"/>
-        <w:numPr>
-          <w:ilvl w:val="0"/>
-          <w:numId w:val="10"/>
-        </w:numPr>
-        <w:spacing w:after="110" w:line="276" w:lineRule="auto"/>
-      </w:pPr>
-      <w:r>
-        <w:rPr>
-          <w:rFonts w:ascii="Calibri" w:cs="Calibri" w:eastAsia="Calibri" w:hAnsi="Calibri"/>
-          <w:b/>
-          <w:bCs/>
-          <w:color w:val="262E33"/>
-          <w:sz w:val="21"/>
-          <w:szCs w:val="21"/>
-        </w:rPr>
-        <w:t xml:space="preserve">A unit order pinned somewhere but not here.</w:t>
-      </w:r>
-      <w:r>
-        <w:rPr>
-          <w:rFonts w:ascii="Calibri" w:cs="Calibri" w:eastAsia="Calibri" w:hAnsi="Calibri"/>
-          <w:color w:val="262E33"/>
-          <w:sz w:val="21"/>
-          <w:szCs w:val="21"/>
-        </w:rPr>
-        <w:t xml:space="preserve"> Where a formation's order has been written down for one departure and this one is not covered, it says so and tells you where the order </w:t>
-      </w:r>
-      <w:r>
-        <w:rPr>
-          <w:rFonts w:ascii="Calibri" w:cs="Calibri" w:eastAsia="Calibri" w:hAnsi="Calibri"/>
-          <w:i/>
-          <w:iCs/>
-          <w:color w:val="262E33"/>
-          <w:sz w:val="21"/>
-          <w:szCs w:val="21"/>
-        </w:rPr>
-        <w:t xml:space="preserve">is</w:t>
-      </w:r>
-      <w:r>
-        <w:rPr>
-          <w:rFonts w:ascii="Calibri" w:cs="Calibri" w:eastAsia="Calibri" w:hAnsi="Calibri"/>
-          <w:color w:val="262E33"/>
-          <w:sz w:val="21"/>
-          <w:szCs w:val="21"/>
-        </w:rPr>
-        <w:t xml:space="preserve"> recorded. Usually it means either this one needs pinning too, or the working has moved and the existing pin no longer reaches it.</w:t>
-      </w:r>
-    </w:p>
-    <w:p>
-      <w:pPr>
-        <w:pStyle w:val="ListParagraph"/>
-        <w:numPr>
-          <w:ilvl w:val="0"/>
-          <w:numId w:val="10"/>
-        </w:numPr>
-        <w:spacing w:after="110" w:line="276" w:lineRule="auto"/>
-      </w:pPr>
-      <w:r>
-        <w:rPr>
-          <w:rFonts w:ascii="Calibri" w:cs="Calibri" w:eastAsia="Calibri" w:hAnsi="Calibri"/>
-          <w:b/>
-          <w:bCs/>
-          <w:color w:val="262E33"/>
-          <w:sz w:val="21"/>
-          <w:szCs w:val="21"/>
-        </w:rPr>
-        <w:t xml:space="preserve">A diagram whose page didn't read cleanly</w:t>
-      </w:r>
-      <w:r>
-        <w:rPr>
-          <w:rFonts w:ascii="Calibri" w:cs="Calibri" w:eastAsia="Calibri" w:hAnsi="Calibri"/>
-          <w:color w:val="262E33"/>
-          <w:sz w:val="21"/>
-          <w:szCs w:val="21"/>
-        </w:rPr>
-        <w:t xml:space="preserve">, or a date with no matching detail report.</w:t>
-      </w:r>
-    </w:p>
-    <w:p>
-      <w:pPr>
-        <w:pStyle w:val="ListParagraph"/>
-        <w:numPr>
-          <w:ilvl w:val="0"/>
-          <w:numId w:val="10"/>
-        </w:numPr>
-        <w:spacing w:after="110" w:line="276" w:lineRule="auto"/>
-      </w:pPr>
-      <w:r>
-        <w:rPr>
-          <w:rFonts w:ascii="Calibri" w:cs="Calibri" w:eastAsia="Calibri" w:hAnsi="Calibri"/>
-          <w:b/>
-          <w:bCs/>
-          <w:color w:val="262E33"/>
-          <w:sz w:val="21"/>
-          <w:szCs w:val="21"/>
-        </w:rPr>
-        <w:t xml:space="preserve">An end marker with no rule to fit.</w:t>
-      </w:r>
-      <w:r>
-        <w:rPr>
-          <w:rFonts w:ascii="Calibri" w:cs="Calibri" w:eastAsia="Calibri" w:hAnsi="Calibri"/>
-          <w:color w:val="262E33"/>
-          <w:sz w:val="21"/>
-          <w:szCs w:val="21"/>
-        </w:rPr>
-        <w:t xml:space="preserve"> Rather than guess which end leads, it says so and leaves it to you.</w:t>
-      </w:r>
-    </w:p>
-    <w:p>
-      <w:pPr>
-        <w:pStyle w:val="ListParagraph"/>
-        <w:numPr>
-          <w:ilvl w:val="0"/>
-          <w:numId w:val="10"/>
-        </w:numPr>
-        <w:spacing w:after="110" w:line="276" w:lineRule="auto"/>
-      </w:pPr>
-      <w:r>
-        <w:rPr>
-          <w:rFonts w:ascii="Calibri" w:cs="Calibri" w:eastAsia="Calibri" w:hAnsi="Calibri"/>
-          <w:b/>
-          <w:bCs/>
-          <w:color w:val="262E33"/>
-          <w:sz w:val="21"/>
-          <w:szCs w:val="21"/>
-        </w:rPr>
-        <w:t xml:space="preserve">The Folkestone East Train Roads arrivals</w:t>
-      </w:r>
-      <w:r>
-        <w:rPr>
-          <w:rFonts w:ascii="Calibri" w:cs="Calibri" w:eastAsia="Calibri" w:hAnsi="Calibri"/>
-          <w:color w:val="262E33"/>
-          <w:sz w:val="21"/>
-          <w:szCs w:val="21"/>
-        </w:rPr>
-        <w:t xml:space="preserve">, worked out last-in-first-out from tonight's arrivals — always worth checking against the ACWN.</w:t>
-      </w:r>
-    </w:p>
-    <w:p>
-      <w:pPr>
-        <w:spacing w:after="140" w:line="276" w:lineRule="auto"/>
-      </w:pPr>
-      <w:r>
-        <w:rPr>
-          <w:rFonts w:ascii="Calibri" w:cs="Calibri" w:eastAsia="Calibri" w:hAnsi="Calibri"/>
-          <w:color w:val="262E33"/>
-          <w:sz w:val="21"/>
-          <w:szCs w:val="21"/>
-        </w:rPr>
-        <w:t xml:space="preserve">A clean list is normal on a straightforward day. A long one isn't a fault — it is the tool showing its working.</w:t>
-      </w:r>
-    </w:p>
-    <w:p>
-      <w:pPr>
-        <w:spacing w:after="60"/>
-      </w:pPr>
-    </w:p>
-    <w:p>
-      <w:pPr>
-        <w:pStyle w:val="Heading1"/>
-        <w:pBdr>
-          <w:bottom w:val="single" w:color="C4C7BF" w:sz="6" w:space="6"/>
-        </w:pBdr>
-        <w:spacing w:after="40" w:before="420"/>
-      </w:pPr>
-      <w:r>
-        <w:rPr>
-          <w:rFonts w:ascii="Segoe UI" w:cs="Segoe UI" w:eastAsia="Segoe UI" w:hAnsi="Segoe UI"/>
-          <w:b/>
-          <w:bCs/>
-          <w:color w:val="262E33"/>
-          <w:sz w:val="30"/>
-          <w:szCs w:val="30"/>
-        </w:rPr>
-        <w:t xml:space="preserve">10. The headcode switches</w:t>
-      </w:r>
-    </w:p>
-    <w:p>
-      <w:pPr>
-        <w:spacing w:after="140" w:line="276" w:lineRule="auto"/>
-      </w:pPr>
-      <w:r>
-        <w:rPr>
-          <w:rFonts w:ascii="Calibri" w:cs="Calibri" w:eastAsia="Calibri" w:hAnsi="Calibri"/>
-          <w:color w:val="262E33"/>
-          <w:sz w:val="21"/>
-          <w:szCs w:val="21"/>
-        </w:rPr>
-        <w:t xml:space="preserve">Once a panel has built something, a box marked </w:t>
-      </w:r>
-      <w:r>
-        <w:rPr>
-          <w:rFonts w:ascii="Calibri" w:cs="Calibri" w:eastAsia="Calibri" w:hAnsi="Calibri"/>
-          <w:b/>
-          <w:bCs/>
-          <w:color w:val="262E33"/>
-          <w:sz w:val="21"/>
-          <w:szCs w:val="21"/>
-        </w:rPr>
-        <w:t xml:space="preserve">HEADCODES</w:t>
-      </w:r>
-      <w:r>
-        <w:rPr>
-          <w:rFonts w:ascii="Calibri" w:cs="Calibri" w:eastAsia="Calibri" w:hAnsi="Calibri"/>
-          <w:color w:val="262E33"/>
-          <w:sz w:val="21"/>
-          <w:szCs w:val="21"/>
-        </w:rPr>
-        <w:t xml:space="preserve"> appears with it, holding three tick-boxes: </w:t>
-      </w:r>
-      <w:r>
-        <w:rPr>
-          <w:rFonts w:ascii="Calibri" w:cs="Calibri" w:eastAsia="Calibri" w:hAnsi="Calibri"/>
-          <w:b/>
-          <w:bCs/>
-          <w:color w:val="262E33"/>
-          <w:sz w:val="21"/>
-          <w:szCs w:val="21"/>
-        </w:rPr>
-        <w:t xml:space="preserve">Mainline</w:t>
-      </w:r>
-      <w:r>
-        <w:rPr>
-          <w:rFonts w:ascii="Calibri" w:cs="Calibri" w:eastAsia="Calibri" w:hAnsi="Calibri"/>
-          <w:color w:val="262E33"/>
-          <w:sz w:val="21"/>
-          <w:szCs w:val="21"/>
-        </w:rPr>
-        <w:t xml:space="preserve">, </w:t>
-      </w:r>
-      <w:r>
-        <w:rPr>
-          <w:rFonts w:ascii="Calibri" w:cs="Calibri" w:eastAsia="Calibri" w:hAnsi="Calibri"/>
-          <w:b/>
-          <w:bCs/>
-          <w:color w:val="262E33"/>
-          <w:sz w:val="21"/>
-          <w:szCs w:val="21"/>
-        </w:rPr>
-        <w:t xml:space="preserve">Metro</w:t>
-      </w:r>
-      <w:r>
-        <w:rPr>
-          <w:rFonts w:ascii="Calibri" w:cs="Calibri" w:eastAsia="Calibri" w:hAnsi="Calibri"/>
-          <w:color w:val="262E33"/>
-          <w:sz w:val="21"/>
-          <w:szCs w:val="21"/>
-        </w:rPr>
-        <w:t xml:space="preserve">, </w:t>
-      </w:r>
-      <w:r>
-        <w:rPr>
-          <w:rFonts w:ascii="Calibri" w:cs="Calibri" w:eastAsia="Calibri" w:hAnsi="Calibri"/>
-          <w:b/>
-          <w:bCs/>
-          <w:color w:val="262E33"/>
-          <w:sz w:val="21"/>
-          <w:szCs w:val="21"/>
-        </w:rPr>
-        <w:t xml:space="preserve">High Speed</w:t>
-      </w:r>
-      <w:r>
-        <w:rPr>
-          <w:rFonts w:ascii="Calibri" w:cs="Calibri" w:eastAsia="Calibri" w:hAnsi="Calibri"/>
-          <w:color w:val="262E33"/>
-          <w:sz w:val="21"/>
-          <w:szCs w:val="21"/>
-        </w:rPr>
-        <w:t xml:space="preserve">. It only shows up alongside books, because ticking one rebuilds them.</w:t>
       </w:r>
     </w:p>
     <w:p>
@@ -5157,16 +5280,16 @@
           <w:sz w:val="21"/>
           <w:szCs w:val="21"/>
         </w:rPr>
-        <w:t xml:space="preserve">Left off</w:t>
-      </w:r>
-      <w:r>
-        <w:rPr>
-          <w:rFonts w:ascii="Calibri" w:cs="Calibri" w:eastAsia="Calibri" w:hAnsi="Calibri"/>
-          <w:color w:val="262E33"/>
-          <w:sz w:val="21"/>
-          <w:szCs w:val="21"/>
-        </w:rPr>
-        <w:t xml:space="preserve"> — how they start — each book follows the house rules, and headcodes appear only in the sections that have always quoted them: Gillingham, Victoria and Grove Park.</w:t>
+        <w:t xml:space="preserve">A location the section list doesn't know.</w:t>
+      </w:r>
+      <w:r>
+        <w:rPr>
+          <w:rFonts w:ascii="Calibri" w:cs="Calibri" w:eastAsia="Calibri" w:hAnsi="Calibri"/>
+          <w:color w:val="262E33"/>
+          <w:sz w:val="21"/>
+          <w:szCs w:val="21"/>
+        </w:rPr>
+        <w:t xml:space="preserve"> It gets its own heading in alphabetical order and a note. Check it is in the right place — and say if it ought to live under an existing section, so the tables can be corrected.</w:t>
       </w:r>
     </w:p>
     <w:p>
@@ -5187,16 +5310,46 @@
           <w:sz w:val="21"/>
           <w:szCs w:val="21"/>
         </w:rPr>
-        <w:t xml:space="preserve">Ticked</w:t>
-      </w:r>
-      <w:r>
-        <w:rPr>
-          <w:rFonts w:ascii="Calibri" w:cs="Calibri" w:eastAsia="Calibri" w:hAnsi="Calibri"/>
-          <w:color w:val="262E33"/>
-          <w:sz w:val="21"/>
-          <w:szCs w:val="21"/>
-        </w:rPr>
-        <w:t xml:space="preserve">, that book puts </w:t>
+        <w:t xml:space="preserve">Empty moves left off</w:t>
+      </w:r>
+      <w:r>
+        <w:rPr>
+          <w:rFonts w:ascii="Calibri" w:cs="Calibri" w:eastAsia="Calibri" w:hAnsi="Calibri"/>
+          <w:color w:val="262E33"/>
+          <w:sz w:val="21"/>
+          <w:szCs w:val="21"/>
+        </w:rPr>
+        <w:t xml:space="preserve">, each with its diagram number, so you can confirm it should be off. Only moves that stay inside the section are dropped — an empty run that takes a unit to another depot for the night is printed, because the section it leaves has to show it going.</w:t>
+      </w:r>
+    </w:p>
+    <w:p>
+      <w:pPr>
+        <w:pStyle w:val="ListParagraph"/>
+        <w:numPr>
+          <w:ilvl w:val="0"/>
+          <w:numId w:val="11"/>
+        </w:numPr>
+        <w:spacing w:after="110" w:line="276" w:lineRule="auto"/>
+      </w:pPr>
+      <w:r>
+        <w:rPr>
+          <w:rFonts w:ascii="Calibri" w:cs="Calibri" w:eastAsia="Calibri" w:hAnsi="Calibri"/>
+          <w:b/>
+          <w:bCs/>
+          <w:color w:val="262E33"/>
+          <w:sz w:val="21"/>
+          <w:szCs w:val="21"/>
+        </w:rPr>
+        <w:t xml:space="preserve">A unit order pinned somewhere but not here.</w:t>
+      </w:r>
+      <w:r>
+        <w:rPr>
+          <w:rFonts w:ascii="Calibri" w:cs="Calibri" w:eastAsia="Calibri" w:hAnsi="Calibri"/>
+          <w:color w:val="262E33"/>
+          <w:sz w:val="21"/>
+          <w:szCs w:val="21"/>
+        </w:rPr>
+        <w:t xml:space="preserve"> Where a formation's order has been written down for one departure and this one is not covered, it says so and tells you where the order </w:t>
       </w:r>
       <w:r>
         <w:rPr>
@@ -5207,6 +5360,407 @@
           <w:sz w:val="21"/>
           <w:szCs w:val="21"/>
         </w:rPr>
+        <w:t xml:space="preserve">is</w:t>
+      </w:r>
+      <w:r>
+        <w:rPr>
+          <w:rFonts w:ascii="Calibri" w:cs="Calibri" w:eastAsia="Calibri" w:hAnsi="Calibri"/>
+          <w:color w:val="262E33"/>
+          <w:sz w:val="21"/>
+          <w:szCs w:val="21"/>
+        </w:rPr>
+        <w:t xml:space="preserve"> recorded. Usually it means either this one needs pinning too, or the working has moved and the existing pin no longer reaches it.</w:t>
+      </w:r>
+    </w:p>
+    <w:p>
+      <w:pPr>
+        <w:pStyle w:val="ListParagraph"/>
+        <w:numPr>
+          <w:ilvl w:val="0"/>
+          <w:numId w:val="11"/>
+        </w:numPr>
+        <w:spacing w:after="110" w:line="276" w:lineRule="auto"/>
+      </w:pPr>
+      <w:r>
+        <w:rPr>
+          <w:rFonts w:ascii="Calibri" w:cs="Calibri" w:eastAsia="Calibri" w:hAnsi="Calibri"/>
+          <w:b/>
+          <w:bCs/>
+          <w:color w:val="262E33"/>
+          <w:sz w:val="21"/>
+          <w:szCs w:val="21"/>
+        </w:rPr>
+        <w:t xml:space="preserve">A diagram whose page didn't read cleanly</w:t>
+      </w:r>
+      <w:r>
+        <w:rPr>
+          <w:rFonts w:ascii="Calibri" w:cs="Calibri" w:eastAsia="Calibri" w:hAnsi="Calibri"/>
+          <w:color w:val="262E33"/>
+          <w:sz w:val="21"/>
+          <w:szCs w:val="21"/>
+        </w:rPr>
+        <w:t xml:space="preserve">, or a date with no matching detail report.</w:t>
+      </w:r>
+    </w:p>
+    <w:p>
+      <w:pPr>
+        <w:pStyle w:val="ListParagraph"/>
+        <w:numPr>
+          <w:ilvl w:val="0"/>
+          <w:numId w:val="11"/>
+        </w:numPr>
+        <w:spacing w:after="110" w:line="276" w:lineRule="auto"/>
+      </w:pPr>
+      <w:r>
+        <w:rPr>
+          <w:rFonts w:ascii="Calibri" w:cs="Calibri" w:eastAsia="Calibri" w:hAnsi="Calibri"/>
+          <w:b/>
+          <w:bCs/>
+          <w:color w:val="262E33"/>
+          <w:sz w:val="21"/>
+          <w:szCs w:val="21"/>
+        </w:rPr>
+        <w:t xml:space="preserve">An end marker with no rule to fit.</w:t>
+      </w:r>
+      <w:r>
+        <w:rPr>
+          <w:rFonts w:ascii="Calibri" w:cs="Calibri" w:eastAsia="Calibri" w:hAnsi="Calibri"/>
+          <w:color w:val="262E33"/>
+          <w:sz w:val="21"/>
+          <w:szCs w:val="21"/>
+        </w:rPr>
+        <w:t xml:space="preserve"> Rather than guess which end leads, it says so and leaves it to you.</w:t>
+      </w:r>
+    </w:p>
+    <w:p>
+      <w:pPr>
+        <w:pStyle w:val="ListParagraph"/>
+        <w:numPr>
+          <w:ilvl w:val="0"/>
+          <w:numId w:val="11"/>
+        </w:numPr>
+        <w:spacing w:after="110" w:line="276" w:lineRule="auto"/>
+      </w:pPr>
+      <w:r>
+        <w:rPr>
+          <w:rFonts w:ascii="Calibri" w:cs="Calibri" w:eastAsia="Calibri" w:hAnsi="Calibri"/>
+          <w:b/>
+          <w:bCs/>
+          <w:color w:val="262E33"/>
+          <w:sz w:val="21"/>
+          <w:szCs w:val="21"/>
+        </w:rPr>
+        <w:t xml:space="preserve">The Folkestone East Train Roads arrivals</w:t>
+      </w:r>
+      <w:r>
+        <w:rPr>
+          <w:rFonts w:ascii="Calibri" w:cs="Calibri" w:eastAsia="Calibri" w:hAnsi="Calibri"/>
+          <w:color w:val="262E33"/>
+          <w:sz w:val="21"/>
+          <w:szCs w:val="21"/>
+        </w:rPr>
+        <w:t xml:space="preserve">, worked out last-in-first-out from tonight's arrivals — always worth checking against the ACWN.</w:t>
+      </w:r>
+    </w:p>
+    <w:p>
+      <w:pPr>
+        <w:spacing w:after="140" w:line="276" w:lineRule="auto"/>
+      </w:pPr>
+      <w:r>
+        <w:rPr>
+          <w:rFonts w:ascii="Calibri" w:cs="Calibri" w:eastAsia="Calibri" w:hAnsi="Calibri"/>
+          <w:color w:val="262E33"/>
+          <w:sz w:val="21"/>
+          <w:szCs w:val="21"/>
+        </w:rPr>
+        <w:t xml:space="preserve">A clean list is normal on a straightforward day. A long one isn't a fault — it is the tool showing its working.</w:t>
+      </w:r>
+    </w:p>
+    <w:p>
+      <w:pPr>
+        <w:spacing w:after="60"/>
+      </w:pPr>
+    </w:p>
+    <w:p>
+      <w:pPr>
+        <w:pStyle w:val="Heading1"/>
+        <w:pBdr>
+          <w:bottom w:val="single" w:color="C4C7BF" w:sz="6" w:space="6"/>
+        </w:pBdr>
+        <w:spacing w:after="40" w:before="420"/>
+      </w:pPr>
+      <w:r>
+        <w:rPr>
+          <w:rFonts w:ascii="Segoe UI" w:cs="Segoe UI" w:eastAsia="Segoe UI" w:hAnsi="Segoe UI"/>
+          <w:b/>
+          <w:bCs/>
+          <w:color w:val="262E33"/>
+          <w:sz w:val="30"/>
+          <w:szCs w:val="30"/>
+        </w:rPr>
+        <w:t xml:space="preserve">10. The headcode switches</w:t>
+      </w:r>
+    </w:p>
+    <w:p>
+      <w:pPr>
+        <w:spacing w:after="140" w:line="276" w:lineRule="auto"/>
+      </w:pPr>
+      <w:r>
+        <w:rPr>
+          <w:rFonts w:ascii="Calibri" w:cs="Calibri" w:eastAsia="Calibri" w:hAnsi="Calibri"/>
+          <w:color w:val="262E33"/>
+          <w:sz w:val="21"/>
+          <w:szCs w:val="21"/>
+        </w:rPr>
+        <w:t xml:space="preserve">Once a panel has built something, a box marked </w:t>
+      </w:r>
+      <w:r>
+        <w:rPr>
+          <w:rFonts w:ascii="Calibri" w:cs="Calibri" w:eastAsia="Calibri" w:hAnsi="Calibri"/>
+          <w:b/>
+          <w:bCs/>
+          <w:color w:val="262E33"/>
+          <w:sz w:val="21"/>
+          <w:szCs w:val="21"/>
+        </w:rPr>
+        <w:t xml:space="preserve">HEADCODES</w:t>
+      </w:r>
+      <w:r>
+        <w:rPr>
+          <w:rFonts w:ascii="Calibri" w:cs="Calibri" w:eastAsia="Calibri" w:hAnsi="Calibri"/>
+          <w:color w:val="262E33"/>
+          <w:sz w:val="21"/>
+          <w:szCs w:val="21"/>
+        </w:rPr>
+        <w:t xml:space="preserve"> appears with it. It only shows up alongside books, because ticking one rebuilds them.</w:t>
+      </w:r>
+    </w:p>
+    <w:p>
+      <w:pPr>
+        <w:pStyle w:val="ListParagraph"/>
+        <w:numPr>
+          <w:ilvl w:val="0"/>
+          <w:numId w:val="12"/>
+        </w:numPr>
+        <w:spacing w:after="110" w:line="276" w:lineRule="auto"/>
+      </w:pPr>
+      <w:r>
+        <w:rPr>
+          <w:rFonts w:ascii="Calibri" w:cs="Calibri" w:eastAsia="Calibri" w:hAnsi="Calibri"/>
+          <w:color w:val="262E33"/>
+          <w:sz w:val="21"/>
+          <w:szCs w:val="21"/>
+        </w:rPr>
+        <w:t xml:space="preserve">On the </w:t>
+      </w:r>
+      <w:r>
+        <w:rPr>
+          <w:rFonts w:ascii="Calibri" w:cs="Calibri" w:eastAsia="Calibri" w:hAnsi="Calibri"/>
+          <w:b/>
+          <w:bCs/>
+          <w:color w:val="262E33"/>
+          <w:sz w:val="21"/>
+          <w:szCs w:val="21"/>
+        </w:rPr>
+        <w:t xml:space="preserve">weekday</w:t>
+      </w:r>
+      <w:r>
+        <w:rPr>
+          <w:rFonts w:ascii="Calibri" w:cs="Calibri" w:eastAsia="Calibri" w:hAnsi="Calibri"/>
+          <w:color w:val="262E33"/>
+          <w:sz w:val="21"/>
+          <w:szCs w:val="21"/>
+        </w:rPr>
+        <w:t xml:space="preserve"> panel there is one tick-box, </w:t>
+      </w:r>
+      <w:r>
+        <w:rPr>
+          <w:rFonts w:ascii="Calibri" w:cs="Calibri" w:eastAsia="Calibri" w:hAnsi="Calibri"/>
+          <w:b/>
+          <w:bCs/>
+          <w:color w:val="262E33"/>
+          <w:sz w:val="21"/>
+          <w:szCs w:val="21"/>
+        </w:rPr>
+        <w:t xml:space="preserve">Mainline</w:t>
+      </w:r>
+      <w:r>
+        <w:rPr>
+          <w:rFonts w:ascii="Calibri" w:cs="Calibri" w:eastAsia="Calibri" w:hAnsi="Calibri"/>
+          <w:color w:val="262E33"/>
+          <w:sz w:val="21"/>
+          <w:szCs w:val="21"/>
+        </w:rPr>
+        <w:t xml:space="preserve">, which covers the mainline and Ramsgate books. Metro and High Speed are not on it: every line of both carries its headcode already, so a tick-box for either would change nothing.</w:t>
+      </w:r>
+    </w:p>
+    <w:p>
+      <w:pPr>
+        <w:pStyle w:val="ListParagraph"/>
+        <w:numPr>
+          <w:ilvl w:val="0"/>
+          <w:numId w:val="12"/>
+        </w:numPr>
+        <w:spacing w:after="110" w:line="276" w:lineRule="auto"/>
+      </w:pPr>
+      <w:r>
+        <w:rPr>
+          <w:rFonts w:ascii="Calibri" w:cs="Calibri" w:eastAsia="Calibri" w:hAnsi="Calibri"/>
+          <w:color w:val="262E33"/>
+          <w:sz w:val="21"/>
+          <w:szCs w:val="21"/>
+        </w:rPr>
+        <w:t xml:space="preserve">On the </w:t>
+      </w:r>
+      <w:r>
+        <w:rPr>
+          <w:rFonts w:ascii="Calibri" w:cs="Calibri" w:eastAsia="Calibri" w:hAnsi="Calibri"/>
+          <w:b/>
+          <w:bCs/>
+          <w:color w:val="262E33"/>
+          <w:sz w:val="21"/>
+          <w:szCs w:val="21"/>
+        </w:rPr>
+        <w:t xml:space="preserve">weekend</w:t>
+      </w:r>
+      <w:r>
+        <w:rPr>
+          <w:rFonts w:ascii="Calibri" w:cs="Calibri" w:eastAsia="Calibri" w:hAnsi="Calibri"/>
+          <w:color w:val="262E33"/>
+          <w:sz w:val="21"/>
+          <w:szCs w:val="21"/>
+        </w:rPr>
+        <w:t xml:space="preserve"> panel there are three — </w:t>
+      </w:r>
+      <w:r>
+        <w:rPr>
+          <w:rFonts w:ascii="Calibri" w:cs="Calibri" w:eastAsia="Calibri" w:hAnsi="Calibri"/>
+          <w:b/>
+          <w:bCs/>
+          <w:color w:val="262E33"/>
+          <w:sz w:val="21"/>
+          <w:szCs w:val="21"/>
+        </w:rPr>
+        <w:t xml:space="preserve">Mainline</w:t>
+      </w:r>
+      <w:r>
+        <w:rPr>
+          <w:rFonts w:ascii="Calibri" w:cs="Calibri" w:eastAsia="Calibri" w:hAnsi="Calibri"/>
+          <w:color w:val="262E33"/>
+          <w:sz w:val="21"/>
+          <w:szCs w:val="21"/>
+        </w:rPr>
+        <w:t xml:space="preserve">, </w:t>
+      </w:r>
+      <w:r>
+        <w:rPr>
+          <w:rFonts w:ascii="Calibri" w:cs="Calibri" w:eastAsia="Calibri" w:hAnsi="Calibri"/>
+          <w:b/>
+          <w:bCs/>
+          <w:color w:val="262E33"/>
+          <w:sz w:val="21"/>
+          <w:szCs w:val="21"/>
+        </w:rPr>
+        <w:t xml:space="preserve">Metro</w:t>
+      </w:r>
+      <w:r>
+        <w:rPr>
+          <w:rFonts w:ascii="Calibri" w:cs="Calibri" w:eastAsia="Calibri" w:hAnsi="Calibri"/>
+          <w:color w:val="262E33"/>
+          <w:sz w:val="21"/>
+          <w:szCs w:val="21"/>
+        </w:rPr>
+        <w:t xml:space="preserve"> and </w:t>
+      </w:r>
+      <w:r>
+        <w:rPr>
+          <w:rFonts w:ascii="Calibri" w:cs="Calibri" w:eastAsia="Calibri" w:hAnsi="Calibri"/>
+          <w:b/>
+          <w:bCs/>
+          <w:color w:val="262E33"/>
+          <w:sz w:val="21"/>
+          <w:szCs w:val="21"/>
+        </w:rPr>
+        <w:t xml:space="preserve">High Speed</w:t>
+      </w:r>
+      <w:r>
+        <w:rPr>
+          <w:rFonts w:ascii="Calibri" w:cs="Calibri" w:eastAsia="Calibri" w:hAnsi="Calibri"/>
+          <w:color w:val="262E33"/>
+          <w:sz w:val="21"/>
+          <w:szCs w:val="21"/>
+        </w:rPr>
+        <w:t xml:space="preserve"> — because all three of those are berthing sheets.</w:t>
+      </w:r>
+    </w:p>
+    <w:p>
+      <w:pPr>
+        <w:pStyle w:val="ListParagraph"/>
+        <w:numPr>
+          <w:ilvl w:val="0"/>
+          <w:numId w:val="12"/>
+        </w:numPr>
+        <w:spacing w:after="110" w:line="276" w:lineRule="auto"/>
+      </w:pPr>
+      <w:r>
+        <w:rPr>
+          <w:rFonts w:ascii="Calibri" w:cs="Calibri" w:eastAsia="Calibri" w:hAnsi="Calibri"/>
+          <w:b/>
+          <w:bCs/>
+          <w:color w:val="262E33"/>
+          <w:sz w:val="21"/>
+          <w:szCs w:val="21"/>
+        </w:rPr>
+        <w:t xml:space="preserve">Left off</w:t>
+      </w:r>
+      <w:r>
+        <w:rPr>
+          <w:rFonts w:ascii="Calibri" w:cs="Calibri" w:eastAsia="Calibri" w:hAnsi="Calibri"/>
+          <w:color w:val="262E33"/>
+          <w:sz w:val="21"/>
+          <w:szCs w:val="21"/>
+        </w:rPr>
+        <w:t xml:space="preserve"> — how they start — each book follows the house rules, and headcodes appear only in the sections that have always quoted them: Gillingham, Victoria and Grove Park.</w:t>
+      </w:r>
+    </w:p>
+    <w:p>
+      <w:pPr>
+        <w:pStyle w:val="ListParagraph"/>
+        <w:numPr>
+          <w:ilvl w:val="0"/>
+          <w:numId w:val="12"/>
+        </w:numPr>
+        <w:spacing w:after="110" w:line="276" w:lineRule="auto"/>
+      </w:pPr>
+      <w:r>
+        <w:rPr>
+          <w:rFonts w:ascii="Calibri" w:cs="Calibri" w:eastAsia="Calibri" w:hAnsi="Calibri"/>
+          <w:b/>
+          <w:bCs/>
+          <w:color w:val="262E33"/>
+          <w:sz w:val="21"/>
+          <w:szCs w:val="21"/>
+        </w:rPr>
+        <w:t xml:space="preserve">Ticked</w:t>
+      </w:r>
+      <w:r>
+        <w:rPr>
+          <w:rFonts w:ascii="Calibri" w:cs="Calibri" w:eastAsia="Calibri" w:hAnsi="Calibri"/>
+          <w:color w:val="262E33"/>
+          <w:sz w:val="21"/>
+          <w:szCs w:val="21"/>
+        </w:rPr>
+        <w:t xml:space="preserve">, that book puts </w:t>
+      </w:r>
+      <w:r>
+        <w:rPr>
+          <w:rFonts w:ascii="Calibri" w:cs="Calibri" w:eastAsia="Calibri" w:hAnsi="Calibri"/>
+          <w:i/>
+          <w:iCs/>
+          <w:color w:val="262E33"/>
+          <w:sz w:val="21"/>
+          <w:szCs w:val="21"/>
+        </w:rPr>
         <w:t xml:space="preserve">every</w:t>
       </w:r>
       <w:r>
@@ -5230,7 +5784,7 @@
           <w:sz w:val="21"/>
           <w:szCs w:val="21"/>
         </w:rPr>
-        <w:t xml:space="preserve">They work per book, so you can have all the headcodes on the Metro sheets and the usual rules on the Mainline.</w:t>
+        <w:t xml:space="preserve">On the weekend panel they work per book, so you can have all the headcodes on the Metro sheets and the usual rules on the Mainline.</w:t>
       </w:r>
     </w:p>
     <w:p>
@@ -6121,7 +6675,7 @@
         <w:pStyle w:val="ListParagraph"/>
         <w:numPr>
           <w:ilvl w:val="0"/>
-          <w:numId w:val="12"/>
+          <w:numId w:val="13"/>
         </w:numPr>
         <w:spacing w:after="110" w:line="276" w:lineRule="auto"/>
       </w:pPr>
@@ -6151,7 +6705,7 @@
         <w:pStyle w:val="ListParagraph"/>
         <w:numPr>
           <w:ilvl w:val="0"/>
-          <w:numId w:val="12"/>
+          <w:numId w:val="13"/>
         </w:numPr>
         <w:spacing w:after="110" w:line="276" w:lineRule="auto"/>
       </w:pPr>
@@ -6181,7 +6735,7 @@
         <w:pStyle w:val="ListParagraph"/>
         <w:numPr>
           <w:ilvl w:val="0"/>
-          <w:numId w:val="12"/>
+          <w:numId w:val="13"/>
         </w:numPr>
         <w:spacing w:after="110" w:line="276" w:lineRule="auto"/>
       </w:pPr>
@@ -6211,7 +6765,7 @@
         <w:pStyle w:val="ListParagraph"/>
         <w:numPr>
           <w:ilvl w:val="0"/>
-          <w:numId w:val="12"/>
+          <w:numId w:val="13"/>
         </w:numPr>
         <w:spacing w:after="110" w:line="276" w:lineRule="auto"/>
       </w:pPr>
@@ -6577,6 +7131,12 @@
     </w:lvlOverride>
   </w:num>
   <w:num w:numId="12">
+    <w:abstractNumId w:val="3"/>
+    <w:lvlOverride w:ilvl="0">
+      <w:startOverride w:val="1"/>
+    </w:lvlOverride>
+  </w:num>
+  <w:num w:numId="13">
     <w:abstractNumId w:val="3"/>
     <w:lvlOverride w:ilvl="0">
       <w:startOverride w:val="1"/>

--- a/HOW TO USE.docx
+++ b/HOW TO USE.docx
@@ -2268,16 +2268,36 @@
           <w:sz w:val="21"/>
           <w:szCs w:val="21"/>
         </w:rPr>
-        <w:t xml:space="preserve">“No Metro diagrams in these reports — nothing to berth”</w:t>
-      </w:r>
-      <w:r>
-        <w:rPr>
-          <w:rFonts w:ascii="Calibri" w:cs="Calibri" w:eastAsia="Calibri" w:hAnsi="Calibri"/>
-          <w:color w:val="262E33"/>
-          <w:sz w:val="21"/>
-          <w:szCs w:val="21"/>
-        </w:rPr>
-        <w:t xml:space="preserve"> — rather than handing you an empty workbook. For Metro and High Speed it also reminds you to check the Control Cycle.</w:t>
+        <w:t xml:space="preserve">“No Metro diagrams in these reports — nothing to sheet”</w:t>
+      </w:r>
+      <w:r>
+        <w:rPr>
+          <w:rFonts w:ascii="Calibri" w:cs="Calibri" w:eastAsia="Calibri" w:hAnsi="Calibri"/>
+          <w:color w:val="262E33"/>
+          <w:sz w:val="21"/>
+          <w:szCs w:val="21"/>
+        </w:rPr>
+        <w:t xml:space="preserve"> — rather than handing you an empty workbook; the berthing books say </w:t>
+      </w:r>
+      <w:r>
+        <w:rPr>
+          <w:rFonts w:ascii="Calibri" w:cs="Calibri" w:eastAsia="Calibri" w:hAnsi="Calibri"/>
+          <w:i/>
+          <w:iCs/>
+          <w:color w:val="262E33"/>
+          <w:sz w:val="21"/>
+          <w:szCs w:val="21"/>
+        </w:rPr>
+        <w:t xml:space="preserve">“nothing to berth”</w:t>
+      </w:r>
+      <w:r>
+        <w:rPr>
+          <w:rFonts w:ascii="Calibri" w:cs="Calibri" w:eastAsia="Calibri" w:hAnsi="Calibri"/>
+          <w:color w:val="262E33"/>
+          <w:sz w:val="21"/>
+          <w:szCs w:val="21"/>
+        </w:rPr>
+        <w:t xml:space="preserve">. For Metro and High Speed it also reminds you to check the Control Cycle.</w:t>
       </w:r>
     </w:p>
     <w:p>
@@ -2882,7 +2902,7 @@
                 <w:sz w:val="18"/>
                 <w:szCs w:val="18"/>
               </w:rPr>
-              <w:t xml:space="preserve">HS SHEETS</w:t>
+              <w:t xml:space="preserve">HIGH SPEED ALLOCATION SHEETS</w:t>
             </w:r>
           </w:p>
         </w:tc>
@@ -6178,7 +6198,7 @@
                 <w:sz w:val="21"/>
                 <w:szCs w:val="21"/>
               </w:rPr>
-              <w:t xml:space="preserve">A road says “nothing to berth”</w:t>
+              <w:t xml:space="preserve">A road says “nothing to berth” or “nothing to sheet”</w:t>
             </w:r>
           </w:p>
         </w:tc>

--- a/HOW TO USE.docx
+++ b/HOW TO USE.docx
@@ -1020,718 +1020,6 @@
         <w:t xml:space="preserve">From Genius — two reports, PDF or CSV</w:t>
       </w:r>
     </w:p>
-    <w:p>
-      <w:pPr>
-        <w:pStyle w:val="ListParagraph"/>
-        <w:numPr>
-          <w:ilvl w:val="0"/>
-          <w:numId w:val="5"/>
-        </w:numPr>
-        <w:spacing w:after="110" w:line="276" w:lineRule="auto"/>
-      </w:pPr>
-      <w:r>
-        <w:rPr>
-          <w:rFonts w:ascii="Calibri" w:cs="Calibri" w:eastAsia="Calibri" w:hAnsi="Calibri"/>
-          <w:color w:val="262E33"/>
-          <w:sz w:val="21"/>
-          <w:szCs w:val="21"/>
-        </w:rPr>
-        <w:t xml:space="preserve">Make sure a </w:t>
-      </w:r>
-      <w:r>
-        <w:rPr>
-          <w:rFonts w:ascii="Calibri" w:cs="Calibri" w:eastAsia="Calibri" w:hAnsi="Calibri"/>
-          <w:b/>
-          <w:bCs/>
-          <w:color w:val="262E33"/>
-          <w:sz w:val="21"/>
-          <w:szCs w:val="21"/>
-        </w:rPr>
-        <w:t xml:space="preserve">Control Cycle</w:t>
-      </w:r>
-      <w:r>
-        <w:rPr>
-          <w:rFonts w:ascii="Calibri" w:cs="Calibri" w:eastAsia="Calibri" w:hAnsi="Calibri"/>
-          <w:color w:val="262E33"/>
-          <w:sz w:val="21"/>
-          <w:szCs w:val="21"/>
-        </w:rPr>
-        <w:t xml:space="preserve"> exists for the date. For the Metro and High Speed books, Control Cycles must exist for those fleets too — this is the usual reason a book comes up empty.</w:t>
-      </w:r>
-    </w:p>
-    <w:p>
-      <w:pPr>
-        <w:pStyle w:val="ListParagraph"/>
-        <w:numPr>
-          <w:ilvl w:val="0"/>
-          <w:numId w:val="5"/>
-        </w:numPr>
-        <w:spacing w:after="110" w:line="276" w:lineRule="auto"/>
-      </w:pPr>
-      <w:r>
-        <w:rPr>
-          <w:rFonts w:ascii="Calibri" w:cs="Calibri" w:eastAsia="Calibri" w:hAnsi="Calibri"/>
-          <w:color w:val="262E33"/>
-          <w:sz w:val="21"/>
-          <w:szCs w:val="21"/>
-        </w:rPr>
-        <w:t xml:space="preserve">Run </w:t>
-      </w:r>
-      <w:r>
-        <w:rPr>
-          <w:rFonts w:ascii="Calibri" w:cs="Calibri" w:eastAsia="Calibri" w:hAnsi="Calibri"/>
-          <w:b/>
-          <w:bCs/>
-          <w:color w:val="262E33"/>
-          <w:sz w:val="21"/>
-          <w:szCs w:val="21"/>
-        </w:rPr>
-        <w:t xml:space="preserve">Diagrams → Summary Report…</w:t>
-      </w:r>
-      <w:r>
-        <w:rPr>
-          <w:rFonts w:ascii="Calibri" w:cs="Calibri" w:eastAsia="Calibri" w:hAnsi="Calibri"/>
-          <w:color w:val="262E33"/>
-          <w:sz w:val="21"/>
-          <w:szCs w:val="21"/>
-        </w:rPr>
-        <w:t xml:space="preserve"> and save it as a </w:t>
-      </w:r>
-      <w:r>
-        <w:rPr>
-          <w:rFonts w:ascii="Calibri" w:cs="Calibri" w:eastAsia="Calibri" w:hAnsi="Calibri"/>
-          <w:b/>
-          <w:bCs/>
-          <w:color w:val="262E33"/>
-          <w:sz w:val="21"/>
-          <w:szCs w:val="21"/>
-        </w:rPr>
-        <w:t xml:space="preserve">PDF</w:t>
-      </w:r>
-      <w:r>
-        <w:rPr>
-          <w:rFonts w:ascii="Calibri" w:cs="Calibri" w:eastAsia="Calibri" w:hAnsi="Calibri"/>
-          <w:color w:val="262E33"/>
-          <w:sz w:val="21"/>
-          <w:szCs w:val="21"/>
-        </w:rPr>
-        <w:t xml:space="preserve"> or a </w:t>
-      </w:r>
-      <w:r>
-        <w:rPr>
-          <w:rFonts w:ascii="Calibri" w:cs="Calibri" w:eastAsia="Calibri" w:hAnsi="Calibri"/>
-          <w:b/>
-          <w:bCs/>
-          <w:color w:val="262E33"/>
-          <w:sz w:val="21"/>
-          <w:szCs w:val="21"/>
-        </w:rPr>
-        <w:t xml:space="preserve">CSV</w:t>
-      </w:r>
-      <w:r>
-        <w:rPr>
-          <w:rFonts w:ascii="Calibri" w:cs="Calibri" w:eastAsia="Calibri" w:hAnsi="Calibri"/>
-          <w:color w:val="262E33"/>
-          <w:sz w:val="21"/>
-          <w:szCs w:val="21"/>
-        </w:rPr>
-        <w:t xml:space="preserve">.</w:t>
-      </w:r>
-    </w:p>
-    <w:p>
-      <w:pPr>
-        <w:pStyle w:val="ListParagraph"/>
-        <w:numPr>
-          <w:ilvl w:val="0"/>
-          <w:numId w:val="5"/>
-        </w:numPr>
-        <w:spacing w:after="110" w:line="276" w:lineRule="auto"/>
-      </w:pPr>
-      <w:r>
-        <w:rPr>
-          <w:rFonts w:ascii="Calibri" w:cs="Calibri" w:eastAsia="Calibri" w:hAnsi="Calibri"/>
-          <w:color w:val="262E33"/>
-          <w:sz w:val="21"/>
-          <w:szCs w:val="21"/>
-        </w:rPr>
-        <w:t xml:space="preserve">Run </w:t>
-      </w:r>
-      <w:r>
-        <w:rPr>
-          <w:rFonts w:ascii="Calibri" w:cs="Calibri" w:eastAsia="Calibri" w:hAnsi="Calibri"/>
-          <w:b/>
-          <w:bCs/>
-          <w:color w:val="262E33"/>
-          <w:sz w:val="21"/>
-          <w:szCs w:val="21"/>
-        </w:rPr>
-        <w:t xml:space="preserve">Diagrams → Detail Report…</w:t>
-      </w:r>
-      <w:r>
-        <w:rPr>
-          <w:rFonts w:ascii="Calibri" w:cs="Calibri" w:eastAsia="Calibri" w:hAnsi="Calibri"/>
-          <w:color w:val="262E33"/>
-          <w:sz w:val="21"/>
-          <w:szCs w:val="21"/>
-        </w:rPr>
-        <w:t xml:space="preserve"> and save that the same way.</w:t>
-      </w:r>
-    </w:p>
-    <w:p>
-      <w:pPr>
-        <w:spacing w:after="140" w:line="276" w:lineRule="auto"/>
-      </w:pPr>
-      <w:r>
-        <w:rPr>
-          <w:rFonts w:ascii="Calibri" w:cs="Calibri" w:eastAsia="Calibri" w:hAnsi="Calibri"/>
-          <w:color w:val="262E33"/>
-          <w:sz w:val="21"/>
-          <w:szCs w:val="21"/>
-        </w:rPr>
-        <w:t xml:space="preserve">Either format is read, and you can mix them — a PDF summary with a CSV detail builds fine. Save both from Genius itself; a scan or a photo of a printout cannot be read.</w:t>
-      </w:r>
-    </w:p>
-    <w:p>
-      <w:pPr>
-        <w:pStyle w:val="Heading2"/>
-        <w:spacing w:after="90" w:before="280"/>
-      </w:pPr>
-      <w:r>
-        <w:rPr>
-          <w:rFonts w:ascii="Consolas" w:cs="Consolas" w:eastAsia="Consolas" w:hAnsi="Consolas"/>
-          <w:b/>
-          <w:bCs/>
-          <w:color w:val="3C464D"/>
-          <w:spacing w:val="20"/>
-          <w:sz w:val="20"/>
-          <w:szCs w:val="20"/>
-        </w:rPr>
-        <w:t xml:space="preserve">From Integrale — two CSVs</w:t>
-      </w:r>
-    </w:p>
-    <w:p>
-      <w:pPr>
-        <w:spacing w:after="140" w:line="276" w:lineRule="auto"/>
-      </w:pPr>
-      <w:r>
-        <w:rPr>
-          <w:rFonts w:ascii="Calibri" w:cs="Calibri" w:eastAsia="Calibri" w:hAnsi="Calibri"/>
-          <w:b/>
-          <w:bCs/>
-          <w:color w:val="262E33"/>
-          <w:sz w:val="21"/>
-          <w:szCs w:val="21"/>
-        </w:rPr>
-        <w:t xml:space="preserve">The Diagram Summary file</w:t>
-      </w:r>
-    </w:p>
-    <w:p>
-      <w:pPr>
-        <w:pStyle w:val="ListParagraph"/>
-        <w:numPr>
-          <w:ilvl w:val="0"/>
-          <w:numId w:val="6"/>
-        </w:numPr>
-        <w:spacing w:after="110" w:line="276" w:lineRule="auto"/>
-      </w:pPr>
-      <w:r>
-        <w:rPr>
-          <w:rFonts w:ascii="Calibri" w:cs="Calibri" w:eastAsia="Calibri" w:hAnsi="Calibri"/>
-          <w:color w:val="262E33"/>
-          <w:sz w:val="21"/>
-          <w:szCs w:val="21"/>
-        </w:rPr>
-        <w:t xml:space="preserve">Open the </w:t>
-      </w:r>
-      <w:r>
-        <w:rPr>
-          <w:rFonts w:ascii="Calibri" w:cs="Calibri" w:eastAsia="Calibri" w:hAnsi="Calibri"/>
-          <w:b/>
-          <w:bCs/>
-          <w:color w:val="262E33"/>
-          <w:sz w:val="21"/>
-          <w:szCs w:val="21"/>
-        </w:rPr>
-        <w:t xml:space="preserve">Stock Diagrams</w:t>
-      </w:r>
-      <w:r>
-        <w:rPr>
-          <w:rFonts w:ascii="Calibri" w:cs="Calibri" w:eastAsia="Calibri" w:hAnsi="Calibri"/>
-          <w:color w:val="262E33"/>
-          <w:sz w:val="21"/>
-          <w:szCs w:val="21"/>
-        </w:rPr>
-        <w:t xml:space="preserve"> list and click </w:t>
-      </w:r>
-      <w:r>
-        <w:rPr>
-          <w:rFonts w:ascii="Calibri" w:cs="Calibri" w:eastAsia="Calibri" w:hAnsi="Calibri"/>
-          <w:b/>
-          <w:bCs/>
-          <w:color w:val="262E33"/>
-          <w:sz w:val="21"/>
-          <w:szCs w:val="21"/>
-        </w:rPr>
-        <w:t xml:space="preserve">[GO→]</w:t>
-      </w:r>
-      <w:r>
-        <w:rPr>
-          <w:rFonts w:ascii="Calibri" w:cs="Calibri" w:eastAsia="Calibri" w:hAnsi="Calibri"/>
-          <w:color w:val="262E33"/>
-          <w:sz w:val="21"/>
-          <w:szCs w:val="21"/>
-        </w:rPr>
-        <w:t xml:space="preserve"> without selecting a filter.</w:t>
-      </w:r>
-    </w:p>
-    <w:p>
-      <w:pPr>
-        <w:pStyle w:val="ListParagraph"/>
-        <w:numPr>
-          <w:ilvl w:val="0"/>
-          <w:numId w:val="6"/>
-        </w:numPr>
-        <w:spacing w:after="110" w:line="276" w:lineRule="auto"/>
-      </w:pPr>
-      <w:r>
-        <w:rPr>
-          <w:rFonts w:ascii="Calibri" w:cs="Calibri" w:eastAsia="Calibri" w:hAnsi="Calibri"/>
-          <w:color w:val="262E33"/>
-          <w:sz w:val="21"/>
-          <w:szCs w:val="21"/>
-        </w:rPr>
-        <w:t xml:space="preserve">Click </w:t>
-      </w:r>
-      <w:r>
-        <w:rPr>
-          <w:rFonts w:ascii="Calibri" w:cs="Calibri" w:eastAsia="Calibri" w:hAnsi="Calibri"/>
-          <w:b/>
-          <w:bCs/>
-          <w:color w:val="262E33"/>
-          <w:sz w:val="21"/>
-          <w:szCs w:val="21"/>
-        </w:rPr>
-        <w:t xml:space="preserve">[Export To Excel]</w:t>
-      </w:r>
-      <w:r>
-        <w:rPr>
-          <w:rFonts w:ascii="Calibri" w:cs="Calibri" w:eastAsia="Calibri" w:hAnsi="Calibri"/>
-          <w:color w:val="262E33"/>
-          <w:sz w:val="21"/>
-          <w:szCs w:val="21"/>
-        </w:rPr>
-        <w:t xml:space="preserve">.</w:t>
-      </w:r>
-    </w:p>
-    <w:p>
-      <w:pPr>
-        <w:pStyle w:val="ListParagraph"/>
-        <w:numPr>
-          <w:ilvl w:val="0"/>
-          <w:numId w:val="6"/>
-        </w:numPr>
-        <w:spacing w:after="110" w:line="276" w:lineRule="auto"/>
-      </w:pPr>
-      <w:r>
-        <w:rPr>
-          <w:rFonts w:ascii="Calibri" w:cs="Calibri" w:eastAsia="Calibri" w:hAnsi="Calibri"/>
-          <w:color w:val="262E33"/>
-          <w:sz w:val="21"/>
-          <w:szCs w:val="21"/>
-        </w:rPr>
-        <w:t xml:space="preserve">Save it in a sensible folder under a sensible name, with </w:t>
-      </w:r>
-      <w:r>
-        <w:rPr>
-          <w:rFonts w:ascii="Calibri" w:cs="Calibri" w:eastAsia="Calibri" w:hAnsi="Calibri"/>
-          <w:b/>
-          <w:bCs/>
-          <w:color w:val="262E33"/>
-          <w:sz w:val="21"/>
-          <w:szCs w:val="21"/>
-        </w:rPr>
-        <w:t xml:space="preserve">File Type</w:t>
-      </w:r>
-      <w:r>
-        <w:rPr>
-          <w:rFonts w:ascii="Calibri" w:cs="Calibri" w:eastAsia="Calibri" w:hAnsi="Calibri"/>
-          <w:color w:val="262E33"/>
-          <w:sz w:val="21"/>
-          <w:szCs w:val="21"/>
-        </w:rPr>
-        <w:t xml:space="preserve"> set to </w:t>
-      </w:r>
-      <w:r>
-        <w:rPr>
-          <w:rFonts w:ascii="Calibri" w:cs="Calibri" w:eastAsia="Calibri" w:hAnsi="Calibri"/>
-          <w:b/>
-          <w:bCs/>
-          <w:color w:val="262E33"/>
-          <w:sz w:val="21"/>
-          <w:szCs w:val="21"/>
-        </w:rPr>
-        <w:t xml:space="preserve">.csv</w:t>
-      </w:r>
-      <w:r>
-        <w:rPr>
-          <w:rFonts w:ascii="Calibri" w:cs="Calibri" w:eastAsia="Calibri" w:hAnsi="Calibri"/>
-          <w:color w:val="262E33"/>
-          <w:sz w:val="21"/>
-          <w:szCs w:val="21"/>
-        </w:rPr>
-        <w:t xml:space="preserve">, then </w:t>
-      </w:r>
-      <w:r>
-        <w:rPr>
-          <w:rFonts w:ascii="Calibri" w:cs="Calibri" w:eastAsia="Calibri" w:hAnsi="Calibri"/>
-          <w:b/>
-          <w:bCs/>
-          <w:color w:val="262E33"/>
-          <w:sz w:val="21"/>
-          <w:szCs w:val="21"/>
-        </w:rPr>
-        <w:t xml:space="preserve">[Save]</w:t>
-      </w:r>
-      <w:r>
-        <w:rPr>
-          <w:rFonts w:ascii="Calibri" w:cs="Calibri" w:eastAsia="Calibri" w:hAnsi="Calibri"/>
-          <w:color w:val="262E33"/>
-          <w:sz w:val="21"/>
-          <w:szCs w:val="21"/>
-        </w:rPr>
-        <w:t xml:space="preserve">.</w:t>
-      </w:r>
-    </w:p>
-    <w:p>
-      <w:pPr>
-        <w:spacing w:after="140" w:line="276" w:lineRule="auto"/>
-      </w:pPr>
-      <w:r>
-        <w:rPr>
-          <w:rFonts w:ascii="Calibri" w:cs="Calibri" w:eastAsia="Calibri" w:hAnsi="Calibri"/>
-          <w:b/>
-          <w:bCs/>
-          <w:color w:val="262E33"/>
-          <w:sz w:val="21"/>
-          <w:szCs w:val="21"/>
-        </w:rPr>
-        <w:t xml:space="preserve">The Diagram Detail file</w:t>
-      </w:r>
-    </w:p>
-    <w:p>
-      <w:pPr>
-        <w:pStyle w:val="ListParagraph"/>
-        <w:numPr>
-          <w:ilvl w:val="0"/>
-          <w:numId w:val="7"/>
-        </w:numPr>
-        <w:spacing w:after="110" w:line="276" w:lineRule="auto"/>
-      </w:pPr>
-      <w:r>
-        <w:rPr>
-          <w:rFonts w:ascii="Calibri" w:cs="Calibri" w:eastAsia="Calibri" w:hAnsi="Calibri"/>
-          <w:color w:val="262E33"/>
-          <w:sz w:val="21"/>
-          <w:szCs w:val="21"/>
-        </w:rPr>
-        <w:t xml:space="preserve">Open the </w:t>
-      </w:r>
-      <w:r>
-        <w:rPr>
-          <w:rFonts w:ascii="Calibri" w:cs="Calibri" w:eastAsia="Calibri" w:hAnsi="Calibri"/>
-          <w:b/>
-          <w:bCs/>
-          <w:color w:val="262E33"/>
-          <w:sz w:val="21"/>
-          <w:szCs w:val="21"/>
-        </w:rPr>
-        <w:t xml:space="preserve">Stock Diagrams</w:t>
-      </w:r>
-      <w:r>
-        <w:rPr>
-          <w:rFonts w:ascii="Calibri" w:cs="Calibri" w:eastAsia="Calibri" w:hAnsi="Calibri"/>
-          <w:color w:val="262E33"/>
-          <w:sz w:val="21"/>
-          <w:szCs w:val="21"/>
-        </w:rPr>
-        <w:t xml:space="preserve"> list and click </w:t>
-      </w:r>
-      <w:r>
-        <w:rPr>
-          <w:rFonts w:ascii="Calibri" w:cs="Calibri" w:eastAsia="Calibri" w:hAnsi="Calibri"/>
-          <w:b/>
-          <w:bCs/>
-          <w:color w:val="262E33"/>
-          <w:sz w:val="21"/>
-          <w:szCs w:val="21"/>
-        </w:rPr>
-        <w:t xml:space="preserve">[GO→]</w:t>
-      </w:r>
-      <w:r>
-        <w:rPr>
-          <w:rFonts w:ascii="Calibri" w:cs="Calibri" w:eastAsia="Calibri" w:hAnsi="Calibri"/>
-          <w:color w:val="262E33"/>
-          <w:sz w:val="21"/>
-          <w:szCs w:val="21"/>
-        </w:rPr>
-        <w:t xml:space="preserve"> again, still without a filter.</w:t>
-      </w:r>
-    </w:p>
-    <w:p>
-      <w:pPr>
-        <w:pStyle w:val="ListParagraph"/>
-        <w:numPr>
-          <w:ilvl w:val="0"/>
-          <w:numId w:val="7"/>
-        </w:numPr>
-        <w:spacing w:after="110" w:line="276" w:lineRule="auto"/>
-      </w:pPr>
-      <w:r>
-        <w:rPr>
-          <w:rFonts w:ascii="Calibri" w:cs="Calibri" w:eastAsia="Calibri" w:hAnsi="Calibri"/>
-          <w:color w:val="262E33"/>
-          <w:sz w:val="21"/>
-          <w:szCs w:val="21"/>
-        </w:rPr>
-        <w:t xml:space="preserve">Click </w:t>
-      </w:r>
-      <w:r>
-        <w:rPr>
-          <w:rFonts w:ascii="Calibri" w:cs="Calibri" w:eastAsia="Calibri" w:hAnsi="Calibri"/>
-          <w:b/>
-          <w:bCs/>
-          <w:color w:val="262E33"/>
-          <w:sz w:val="21"/>
-          <w:szCs w:val="21"/>
-        </w:rPr>
-        <w:t xml:space="preserve">Stock Diagram Detail Report</w:t>
-      </w:r>
-      <w:r>
-        <w:rPr>
-          <w:rFonts w:ascii="Calibri" w:cs="Calibri" w:eastAsia="Calibri" w:hAnsi="Calibri"/>
-          <w:color w:val="262E33"/>
-          <w:sz w:val="21"/>
-          <w:szCs w:val="21"/>
-        </w:rPr>
-        <w:t xml:space="preserve"> on the toolbar.</w:t>
-      </w:r>
-    </w:p>
-    <w:p>
-      <w:pPr>
-        <w:pStyle w:val="ListParagraph"/>
-        <w:numPr>
-          <w:ilvl w:val="0"/>
-          <w:numId w:val="7"/>
-        </w:numPr>
-        <w:spacing w:after="110" w:line="276" w:lineRule="auto"/>
-      </w:pPr>
-      <w:r>
-        <w:rPr>
-          <w:rFonts w:ascii="Calibri" w:cs="Calibri" w:eastAsia="Calibri" w:hAnsi="Calibri"/>
-          <w:color w:val="262E33"/>
-          <w:sz w:val="21"/>
-          <w:szCs w:val="21"/>
-        </w:rPr>
-        <w:t xml:space="preserve">The dialog opens at the bottom of the screen — click </w:t>
-      </w:r>
-      <w:r>
-        <w:rPr>
-          <w:rFonts w:ascii="Calibri" w:cs="Calibri" w:eastAsia="Calibri" w:hAnsi="Calibri"/>
-          <w:b/>
-          <w:bCs/>
-          <w:color w:val="262E33"/>
-          <w:sz w:val="21"/>
-          <w:szCs w:val="21"/>
-        </w:rPr>
-        <w:t xml:space="preserve">[…]</w:t>
-      </w:r>
-      <w:r>
-        <w:rPr>
-          <w:rFonts w:ascii="Calibri" w:cs="Calibri" w:eastAsia="Calibri" w:hAnsi="Calibri"/>
-          <w:color w:val="262E33"/>
-          <w:sz w:val="21"/>
-          <w:szCs w:val="21"/>
-        </w:rPr>
-        <w:t xml:space="preserve"> under </w:t>
-      </w:r>
-      <w:r>
-        <w:rPr>
-          <w:rFonts w:ascii="Calibri" w:cs="Calibri" w:eastAsia="Calibri" w:hAnsi="Calibri"/>
-          <w:b/>
-          <w:bCs/>
-          <w:color w:val="262E33"/>
-          <w:sz w:val="21"/>
-          <w:szCs w:val="21"/>
-        </w:rPr>
-        <w:t xml:space="preserve">Output Path</w:t>
-      </w:r>
-      <w:r>
-        <w:rPr>
-          <w:rFonts w:ascii="Calibri" w:cs="Calibri" w:eastAsia="Calibri" w:hAnsi="Calibri"/>
-          <w:color w:val="262E33"/>
-          <w:sz w:val="21"/>
-          <w:szCs w:val="21"/>
-        </w:rPr>
-        <w:t xml:space="preserve">.</w:t>
-      </w:r>
-    </w:p>
-    <w:p>
-      <w:pPr>
-        <w:pStyle w:val="ListParagraph"/>
-        <w:numPr>
-          <w:ilvl w:val="0"/>
-          <w:numId w:val="7"/>
-        </w:numPr>
-        <w:spacing w:after="110" w:line="276" w:lineRule="auto"/>
-      </w:pPr>
-      <w:r>
-        <w:rPr>
-          <w:rFonts w:ascii="Calibri" w:cs="Calibri" w:eastAsia="Calibri" w:hAnsi="Calibri"/>
-          <w:color w:val="262E33"/>
-          <w:sz w:val="21"/>
-          <w:szCs w:val="21"/>
-        </w:rPr>
-        <w:t xml:space="preserve">Pick the same folder as the Summary, give it a sensible name, </w:t>
-      </w:r>
-      <w:r>
-        <w:rPr>
-          <w:rFonts w:ascii="Calibri" w:cs="Calibri" w:eastAsia="Calibri" w:hAnsi="Calibri"/>
-          <w:b/>
-          <w:bCs/>
-          <w:color w:val="262E33"/>
-          <w:sz w:val="21"/>
-          <w:szCs w:val="21"/>
-        </w:rPr>
-        <w:t xml:space="preserve">File Type .csv</w:t>
-      </w:r>
-      <w:r>
-        <w:rPr>
-          <w:rFonts w:ascii="Calibri" w:cs="Calibri" w:eastAsia="Calibri" w:hAnsi="Calibri"/>
-          <w:color w:val="262E33"/>
-          <w:sz w:val="21"/>
-          <w:szCs w:val="21"/>
-        </w:rPr>
-        <w:t xml:space="preserve"> again, then </w:t>
-      </w:r>
-      <w:r>
-        <w:rPr>
-          <w:rFonts w:ascii="Calibri" w:cs="Calibri" w:eastAsia="Calibri" w:hAnsi="Calibri"/>
-          <w:b/>
-          <w:bCs/>
-          <w:color w:val="262E33"/>
-          <w:sz w:val="21"/>
-          <w:szCs w:val="21"/>
-        </w:rPr>
-        <w:t xml:space="preserve">[Save]</w:t>
-      </w:r>
-      <w:r>
-        <w:rPr>
-          <w:rFonts w:ascii="Calibri" w:cs="Calibri" w:eastAsia="Calibri" w:hAnsi="Calibri"/>
-          <w:color w:val="262E33"/>
-          <w:sz w:val="21"/>
-          <w:szCs w:val="21"/>
-        </w:rPr>
-        <w:t xml:space="preserve">.</w:t>
-      </w:r>
-    </w:p>
-    <w:p>
-      <w:pPr>
-        <w:pStyle w:val="ListParagraph"/>
-        <w:numPr>
-          <w:ilvl w:val="0"/>
-          <w:numId w:val="7"/>
-        </w:numPr>
-        <w:spacing w:after="110" w:line="276" w:lineRule="auto"/>
-      </w:pPr>
-      <w:r>
-        <w:rPr>
-          <w:rFonts w:ascii="Calibri" w:cs="Calibri" w:eastAsia="Calibri" w:hAnsi="Calibri"/>
-          <w:color w:val="262E33"/>
-          <w:sz w:val="21"/>
-          <w:szCs w:val="21"/>
-        </w:rPr>
-        <w:t xml:space="preserve">Click </w:t>
-      </w:r>
-      <w:r>
-        <w:rPr>
-          <w:rFonts w:ascii="Calibri" w:cs="Calibri" w:eastAsia="Calibri" w:hAnsi="Calibri"/>
-          <w:b/>
-          <w:bCs/>
-          <w:color w:val="262E33"/>
-          <w:sz w:val="21"/>
-          <w:szCs w:val="21"/>
-        </w:rPr>
-        <w:t xml:space="preserve">[OK]</w:t>
-      </w:r>
-      <w:r>
-        <w:rPr>
-          <w:rFonts w:ascii="Calibri" w:cs="Calibri" w:eastAsia="Calibri" w:hAnsi="Calibri"/>
-          <w:color w:val="262E33"/>
-          <w:sz w:val="21"/>
-          <w:szCs w:val="21"/>
-        </w:rPr>
-        <w:t xml:space="preserve"> — you may have to scroll down to see it. It takes a minute or so, then tells you it is done.</w:t>
-      </w:r>
-    </w:p>
-    <w:p>
-      <w:pPr>
-        <w:spacing w:after="140" w:line="276" w:lineRule="auto"/>
-      </w:pPr>
-      <w:r>
-        <w:rPr>
-          <w:rFonts w:ascii="Calibri" w:cs="Calibri" w:eastAsia="Calibri" w:hAnsi="Calibri"/>
-          <w:color w:val="262E33"/>
-          <w:sz w:val="21"/>
-          <w:szCs w:val="21"/>
-        </w:rPr>
-        <w:t xml:space="preserve">The same steps </w:t>
-      </w:r>
-      <w:r>
-        <w:rPr>
-          <w:rFonts w:ascii="Calibri" w:cs="Calibri" w:eastAsia="Calibri" w:hAnsi="Calibri"/>
-          <w:i/>
-          <w:iCs/>
-          <w:color w:val="262E33"/>
-          <w:sz w:val="21"/>
-          <w:szCs w:val="21"/>
-        </w:rPr>
-        <w:t xml:space="preserve">with screenshots</w:t>
-      </w:r>
-      <w:r>
-        <w:rPr>
-          <w:rFonts w:ascii="Calibri" w:cs="Calibri" w:eastAsia="Calibri" w:hAnsi="Calibri"/>
-          <w:color w:val="262E33"/>
-          <w:sz w:val="21"/>
-          <w:szCs w:val="21"/>
-        </w:rPr>
-        <w:t xml:space="preserve"> are inside the page itself: look for </w:t>
-      </w:r>
-      <w:r>
-        <w:rPr>
-          <w:rFonts w:ascii="Calibri" w:cs="Calibri" w:eastAsia="Calibri" w:hAnsi="Calibri"/>
-          <w:b/>
-          <w:bCs/>
-          <w:color w:val="262E33"/>
-          <w:sz w:val="21"/>
-          <w:szCs w:val="21"/>
-        </w:rPr>
-        <w:t xml:space="preserve">Getting the two CSVs out of Integrale</w:t>
-      </w:r>
-      <w:r>
-        <w:rPr>
-          <w:rFonts w:ascii="Calibri" w:cs="Calibri" w:eastAsia="Calibri" w:hAnsi="Calibri"/>
-          <w:color w:val="262E33"/>
-          <w:sz w:val="21"/>
-          <w:szCs w:val="21"/>
-        </w:rPr>
-        <w:t xml:space="preserve"> in the quick start at the top.</w:t>
-      </w:r>
-    </w:p>
-    <w:p>
-      <w:pPr>
-        <w:spacing w:after="60"/>
-      </w:pPr>
-    </w:p>
     <w:tbl>
       <w:tblPr>
         <w:tblW w:type="dxa" w:w="9070"/>
@@ -1773,7 +1061,7 @@
                 <w:sz w:val="17"/>
                 <w:szCs w:val="17"/>
               </w:rPr>
-              <w:t xml:space="preserve">DON'T MIX THE TWO</w:t>
+              <w:t xml:space="preserve">CHECK THIS ONE SETTING FIRST</w:t>
             </w:r>
           </w:p>
           <w:p>
@@ -1783,11 +1071,900 @@
             <w:r>
               <w:rPr>
                 <w:rFonts w:ascii="Calibri" w:cs="Calibri" w:eastAsia="Calibri" w:hAnsi="Calibri"/>
+                <w:b/>
+                <w:bCs/>
                 <w:color w:val="262E33"/>
                 <w:sz w:val="21"/>
                 <w:szCs w:val="21"/>
               </w:rPr>
-              <w:t xml:space="preserve">Genius and Integrale both work, and both give the same books. What you can't do is pair them up — a Genius Summary with an Integrale Detail won't build, and the page will tell you which is which.</w:t>
+              <w:t xml:space="preserve">File → Session Settings</w:t>
+            </w:r>
+            <w:r>
+              <w:rPr>
+                <w:rFonts w:ascii="Calibri" w:cs="Calibri" w:eastAsia="Calibri" w:hAnsi="Calibri"/>
+                <w:color w:val="262E33"/>
+                <w:sz w:val="21"/>
+                <w:szCs w:val="21"/>
+              </w:rPr>
+              <w:t xml:space="preserve"> → make sure </w:t>
+            </w:r>
+            <w:r>
+              <w:rPr>
+                <w:rFonts w:ascii="Calibri" w:cs="Calibri" w:eastAsia="Calibri" w:hAnsi="Calibri"/>
+                <w:b/>
+                <w:bCs/>
+                <w:color w:val="262E33"/>
+                <w:sz w:val="21"/>
+                <w:szCs w:val="21"/>
+              </w:rPr>
+              <w:t xml:space="preserve">“Show diagram sections on the diagram summary report”</w:t>
+            </w:r>
+            <w:r>
+              <w:rPr>
+                <w:rFonts w:ascii="Calibri" w:cs="Calibri" w:eastAsia="Calibri" w:hAnsi="Calibri"/>
+                <w:color w:val="262E33"/>
+                <w:sz w:val="21"/>
+                <w:szCs w:val="21"/>
+              </w:rPr>
+              <w:t xml:space="preserve"> is </w:t>
+            </w:r>
+            <w:r>
+              <w:rPr>
+                <w:rFonts w:ascii="Calibri" w:cs="Calibri" w:eastAsia="Calibri" w:hAnsi="Calibri"/>
+                <w:b/>
+                <w:bCs/>
+                <w:color w:val="262E33"/>
+                <w:sz w:val="21"/>
+                <w:szCs w:val="21"/>
+              </w:rPr>
+              <w:t xml:space="preserve">ticked</w:t>
+            </w:r>
+            <w:r>
+              <w:rPr>
+                <w:rFonts w:ascii="Calibri" w:cs="Calibri" w:eastAsia="Calibri" w:hAnsi="Calibri"/>
+                <w:color w:val="262E33"/>
+                <w:sz w:val="21"/>
+                <w:szCs w:val="21"/>
+              </w:rPr>
+              <w:t xml:space="preserve">. Without it you only get the AM unit positions; it needs to be ticked to get the PM ones as well. The books still build, but every formation that comes together later in the day prints in its morning order — Grove Park in the afternoon worst of all. </w:t>
+            </w:r>
+            <w:r>
+              <w:rPr>
+                <w:rFonts w:ascii="Calibri" w:cs="Calibri" w:eastAsia="Calibri" w:hAnsi="Calibri"/>
+                <w:b/>
+                <w:bCs/>
+                <w:color w:val="262E33"/>
+                <w:sz w:val="21"/>
+                <w:szCs w:val="21"/>
+              </w:rPr>
+              <w:t xml:space="preserve">It cannot be put right afterwards</w:t>
+            </w:r>
+            <w:r>
+              <w:rPr>
+                <w:rFonts w:ascii="Calibri" w:cs="Calibri" w:eastAsia="Calibri" w:hAnsi="Calibri"/>
+                <w:color w:val="262E33"/>
+                <w:sz w:val="21"/>
+                <w:szCs w:val="21"/>
+              </w:rPr>
+              <w:t xml:space="preserve">: the Detail report carries no Position column, so once the Summary has been exported without it the order is simply gone. The review list will tell you it happened; it cannot tell you the right answer.</w:t>
+            </w:r>
+          </w:p>
+        </w:tc>
+      </w:tr>
+    </w:tbl>
+    <w:p>
+      <w:pPr>
+        <w:spacing w:after="60"/>
+      </w:pPr>
+    </w:p>
+    <w:p>
+      <w:pPr>
+        <w:pStyle w:val="ListParagraph"/>
+        <w:numPr>
+          <w:ilvl w:val="0"/>
+          <w:numId w:val="5"/>
+        </w:numPr>
+        <w:spacing w:after="110" w:line="276" w:lineRule="auto"/>
+      </w:pPr>
+      <w:r>
+        <w:rPr>
+          <w:rFonts w:ascii="Calibri" w:cs="Calibri" w:eastAsia="Calibri" w:hAnsi="Calibri"/>
+          <w:color w:val="262E33"/>
+          <w:sz w:val="21"/>
+          <w:szCs w:val="21"/>
+        </w:rPr>
+        <w:t xml:space="preserve">Make sure a </w:t>
+      </w:r>
+      <w:r>
+        <w:rPr>
+          <w:rFonts w:ascii="Calibri" w:cs="Calibri" w:eastAsia="Calibri" w:hAnsi="Calibri"/>
+          <w:b/>
+          <w:bCs/>
+          <w:color w:val="262E33"/>
+          <w:sz w:val="21"/>
+          <w:szCs w:val="21"/>
+        </w:rPr>
+        <w:t xml:space="preserve">Control Cycle</w:t>
+      </w:r>
+      <w:r>
+        <w:rPr>
+          <w:rFonts w:ascii="Calibri" w:cs="Calibri" w:eastAsia="Calibri" w:hAnsi="Calibri"/>
+          <w:color w:val="262E33"/>
+          <w:sz w:val="21"/>
+          <w:szCs w:val="21"/>
+        </w:rPr>
+        <w:t xml:space="preserve"> exists for the date. For the Metro and High Speed books, Control Cycles must exist for those fleets too — this is the usual reason a book comes up empty.</w:t>
+      </w:r>
+    </w:p>
+    <w:p>
+      <w:pPr>
+        <w:pStyle w:val="ListParagraph"/>
+        <w:numPr>
+          <w:ilvl w:val="0"/>
+          <w:numId w:val="5"/>
+        </w:numPr>
+        <w:spacing w:after="110" w:line="276" w:lineRule="auto"/>
+      </w:pPr>
+      <w:r>
+        <w:rPr>
+          <w:rFonts w:ascii="Calibri" w:cs="Calibri" w:eastAsia="Calibri" w:hAnsi="Calibri"/>
+          <w:color w:val="262E33"/>
+          <w:sz w:val="21"/>
+          <w:szCs w:val="21"/>
+        </w:rPr>
+        <w:t xml:space="preserve">Run </w:t>
+      </w:r>
+      <w:r>
+        <w:rPr>
+          <w:rFonts w:ascii="Calibri" w:cs="Calibri" w:eastAsia="Calibri" w:hAnsi="Calibri"/>
+          <w:b/>
+          <w:bCs/>
+          <w:color w:val="262E33"/>
+          <w:sz w:val="21"/>
+          <w:szCs w:val="21"/>
+        </w:rPr>
+        <w:t xml:space="preserve">Diagrams → Summary Report…</w:t>
+      </w:r>
+      <w:r>
+        <w:rPr>
+          <w:rFonts w:ascii="Calibri" w:cs="Calibri" w:eastAsia="Calibri" w:hAnsi="Calibri"/>
+          <w:color w:val="262E33"/>
+          <w:sz w:val="21"/>
+          <w:szCs w:val="21"/>
+        </w:rPr>
+        <w:t xml:space="preserve"> and save it as a </w:t>
+      </w:r>
+      <w:r>
+        <w:rPr>
+          <w:rFonts w:ascii="Calibri" w:cs="Calibri" w:eastAsia="Calibri" w:hAnsi="Calibri"/>
+          <w:b/>
+          <w:bCs/>
+          <w:color w:val="262E33"/>
+          <w:sz w:val="21"/>
+          <w:szCs w:val="21"/>
+        </w:rPr>
+        <w:t xml:space="preserve">PDF</w:t>
+      </w:r>
+      <w:r>
+        <w:rPr>
+          <w:rFonts w:ascii="Calibri" w:cs="Calibri" w:eastAsia="Calibri" w:hAnsi="Calibri"/>
+          <w:color w:val="262E33"/>
+          <w:sz w:val="21"/>
+          <w:szCs w:val="21"/>
+        </w:rPr>
+        <w:t xml:space="preserve"> or a </w:t>
+      </w:r>
+      <w:r>
+        <w:rPr>
+          <w:rFonts w:ascii="Calibri" w:cs="Calibri" w:eastAsia="Calibri" w:hAnsi="Calibri"/>
+          <w:b/>
+          <w:bCs/>
+          <w:color w:val="262E33"/>
+          <w:sz w:val="21"/>
+          <w:szCs w:val="21"/>
+        </w:rPr>
+        <w:t xml:space="preserve">CSV</w:t>
+      </w:r>
+      <w:r>
+        <w:rPr>
+          <w:rFonts w:ascii="Calibri" w:cs="Calibri" w:eastAsia="Calibri" w:hAnsi="Calibri"/>
+          <w:color w:val="262E33"/>
+          <w:sz w:val="21"/>
+          <w:szCs w:val="21"/>
+        </w:rPr>
+        <w:t xml:space="preserve">.</w:t>
+      </w:r>
+    </w:p>
+    <w:p>
+      <w:pPr>
+        <w:pStyle w:val="ListParagraph"/>
+        <w:numPr>
+          <w:ilvl w:val="0"/>
+          <w:numId w:val="5"/>
+        </w:numPr>
+        <w:spacing w:after="110" w:line="276" w:lineRule="auto"/>
+      </w:pPr>
+      <w:r>
+        <w:rPr>
+          <w:rFonts w:ascii="Calibri" w:cs="Calibri" w:eastAsia="Calibri" w:hAnsi="Calibri"/>
+          <w:color w:val="262E33"/>
+          <w:sz w:val="21"/>
+          <w:szCs w:val="21"/>
+        </w:rPr>
+        <w:t xml:space="preserve">Run </w:t>
+      </w:r>
+      <w:r>
+        <w:rPr>
+          <w:rFonts w:ascii="Calibri" w:cs="Calibri" w:eastAsia="Calibri" w:hAnsi="Calibri"/>
+          <w:b/>
+          <w:bCs/>
+          <w:color w:val="262E33"/>
+          <w:sz w:val="21"/>
+          <w:szCs w:val="21"/>
+        </w:rPr>
+        <w:t xml:space="preserve">Diagrams → Detail Report…</w:t>
+      </w:r>
+      <w:r>
+        <w:rPr>
+          <w:rFonts w:ascii="Calibri" w:cs="Calibri" w:eastAsia="Calibri" w:hAnsi="Calibri"/>
+          <w:color w:val="262E33"/>
+          <w:sz w:val="21"/>
+          <w:szCs w:val="21"/>
+        </w:rPr>
+        <w:t xml:space="preserve"> and save that the same way.</w:t>
+      </w:r>
+    </w:p>
+    <w:p>
+      <w:pPr>
+        <w:spacing w:after="140" w:line="276" w:lineRule="auto"/>
+      </w:pPr>
+      <w:r>
+        <w:rPr>
+          <w:rFonts w:ascii="Calibri" w:cs="Calibri" w:eastAsia="Calibri" w:hAnsi="Calibri"/>
+          <w:color w:val="262E33"/>
+          <w:sz w:val="21"/>
+          <w:szCs w:val="21"/>
+        </w:rPr>
+        <w:t xml:space="preserve">Either format is read, and you can mix them — a PDF summary with a CSV detail builds fine. Save both from Genius itself; a scan or a photo of a printout cannot be read.</w:t>
+      </w:r>
+    </w:p>
+    <w:p>
+      <w:pPr>
+        <w:pStyle w:val="Heading2"/>
+        <w:spacing w:after="90" w:before="280"/>
+      </w:pPr>
+      <w:r>
+        <w:rPr>
+          <w:rFonts w:ascii="Consolas" w:cs="Consolas" w:eastAsia="Consolas" w:hAnsi="Consolas"/>
+          <w:b/>
+          <w:bCs/>
+          <w:color w:val="3C464D"/>
+          <w:spacing w:val="20"/>
+          <w:sz w:val="20"/>
+          <w:szCs w:val="20"/>
+        </w:rPr>
+        <w:t xml:space="preserve">From Integrale — two CSVs</w:t>
+      </w:r>
+    </w:p>
+    <w:p>
+      <w:pPr>
+        <w:spacing w:after="140" w:line="276" w:lineRule="auto"/>
+      </w:pPr>
+      <w:r>
+        <w:rPr>
+          <w:rFonts w:ascii="Calibri" w:cs="Calibri" w:eastAsia="Calibri" w:hAnsi="Calibri"/>
+          <w:b/>
+          <w:bCs/>
+          <w:color w:val="262E33"/>
+          <w:sz w:val="21"/>
+          <w:szCs w:val="21"/>
+        </w:rPr>
+        <w:t xml:space="preserve">The Diagram Summary file</w:t>
+      </w:r>
+    </w:p>
+    <w:p>
+      <w:pPr>
+        <w:pStyle w:val="ListParagraph"/>
+        <w:numPr>
+          <w:ilvl w:val="0"/>
+          <w:numId w:val="6"/>
+        </w:numPr>
+        <w:spacing w:after="110" w:line="276" w:lineRule="auto"/>
+      </w:pPr>
+      <w:r>
+        <w:rPr>
+          <w:rFonts w:ascii="Calibri" w:cs="Calibri" w:eastAsia="Calibri" w:hAnsi="Calibri"/>
+          <w:color w:val="262E33"/>
+          <w:sz w:val="21"/>
+          <w:szCs w:val="21"/>
+        </w:rPr>
+        <w:t xml:space="preserve">Open the </w:t>
+      </w:r>
+      <w:r>
+        <w:rPr>
+          <w:rFonts w:ascii="Calibri" w:cs="Calibri" w:eastAsia="Calibri" w:hAnsi="Calibri"/>
+          <w:b/>
+          <w:bCs/>
+          <w:color w:val="262E33"/>
+          <w:sz w:val="21"/>
+          <w:szCs w:val="21"/>
+        </w:rPr>
+        <w:t xml:space="preserve">Stock Diagrams</w:t>
+      </w:r>
+      <w:r>
+        <w:rPr>
+          <w:rFonts w:ascii="Calibri" w:cs="Calibri" w:eastAsia="Calibri" w:hAnsi="Calibri"/>
+          <w:color w:val="262E33"/>
+          <w:sz w:val="21"/>
+          <w:szCs w:val="21"/>
+        </w:rPr>
+        <w:t xml:space="preserve"> list and click </w:t>
+      </w:r>
+      <w:r>
+        <w:rPr>
+          <w:rFonts w:ascii="Calibri" w:cs="Calibri" w:eastAsia="Calibri" w:hAnsi="Calibri"/>
+          <w:b/>
+          <w:bCs/>
+          <w:color w:val="262E33"/>
+          <w:sz w:val="21"/>
+          <w:szCs w:val="21"/>
+        </w:rPr>
+        <w:t xml:space="preserve">[GO→]</w:t>
+      </w:r>
+      <w:r>
+        <w:rPr>
+          <w:rFonts w:ascii="Calibri" w:cs="Calibri" w:eastAsia="Calibri" w:hAnsi="Calibri"/>
+          <w:color w:val="262E33"/>
+          <w:sz w:val="21"/>
+          <w:szCs w:val="21"/>
+        </w:rPr>
+        <w:t xml:space="preserve"> without selecting a filter.</w:t>
+      </w:r>
+    </w:p>
+    <w:p>
+      <w:pPr>
+        <w:pStyle w:val="ListParagraph"/>
+        <w:numPr>
+          <w:ilvl w:val="0"/>
+          <w:numId w:val="6"/>
+        </w:numPr>
+        <w:spacing w:after="110" w:line="276" w:lineRule="auto"/>
+      </w:pPr>
+      <w:r>
+        <w:rPr>
+          <w:rFonts w:ascii="Calibri" w:cs="Calibri" w:eastAsia="Calibri" w:hAnsi="Calibri"/>
+          <w:color w:val="262E33"/>
+          <w:sz w:val="21"/>
+          <w:szCs w:val="21"/>
+        </w:rPr>
+        <w:t xml:space="preserve">Click </w:t>
+      </w:r>
+      <w:r>
+        <w:rPr>
+          <w:rFonts w:ascii="Calibri" w:cs="Calibri" w:eastAsia="Calibri" w:hAnsi="Calibri"/>
+          <w:b/>
+          <w:bCs/>
+          <w:color w:val="262E33"/>
+          <w:sz w:val="21"/>
+          <w:szCs w:val="21"/>
+        </w:rPr>
+        <w:t xml:space="preserve">[Export To Excel]</w:t>
+      </w:r>
+      <w:r>
+        <w:rPr>
+          <w:rFonts w:ascii="Calibri" w:cs="Calibri" w:eastAsia="Calibri" w:hAnsi="Calibri"/>
+          <w:color w:val="262E33"/>
+          <w:sz w:val="21"/>
+          <w:szCs w:val="21"/>
+        </w:rPr>
+        <w:t xml:space="preserve">.</w:t>
+      </w:r>
+    </w:p>
+    <w:p>
+      <w:pPr>
+        <w:pStyle w:val="ListParagraph"/>
+        <w:numPr>
+          <w:ilvl w:val="0"/>
+          <w:numId w:val="6"/>
+        </w:numPr>
+        <w:spacing w:after="110" w:line="276" w:lineRule="auto"/>
+      </w:pPr>
+      <w:r>
+        <w:rPr>
+          <w:rFonts w:ascii="Calibri" w:cs="Calibri" w:eastAsia="Calibri" w:hAnsi="Calibri"/>
+          <w:color w:val="262E33"/>
+          <w:sz w:val="21"/>
+          <w:szCs w:val="21"/>
+        </w:rPr>
+        <w:t xml:space="preserve">Save it in a sensible folder under a sensible name, with </w:t>
+      </w:r>
+      <w:r>
+        <w:rPr>
+          <w:rFonts w:ascii="Calibri" w:cs="Calibri" w:eastAsia="Calibri" w:hAnsi="Calibri"/>
+          <w:b/>
+          <w:bCs/>
+          <w:color w:val="262E33"/>
+          <w:sz w:val="21"/>
+          <w:szCs w:val="21"/>
+        </w:rPr>
+        <w:t xml:space="preserve">File Type</w:t>
+      </w:r>
+      <w:r>
+        <w:rPr>
+          <w:rFonts w:ascii="Calibri" w:cs="Calibri" w:eastAsia="Calibri" w:hAnsi="Calibri"/>
+          <w:color w:val="262E33"/>
+          <w:sz w:val="21"/>
+          <w:szCs w:val="21"/>
+        </w:rPr>
+        <w:t xml:space="preserve"> set to </w:t>
+      </w:r>
+      <w:r>
+        <w:rPr>
+          <w:rFonts w:ascii="Calibri" w:cs="Calibri" w:eastAsia="Calibri" w:hAnsi="Calibri"/>
+          <w:b/>
+          <w:bCs/>
+          <w:color w:val="262E33"/>
+          <w:sz w:val="21"/>
+          <w:szCs w:val="21"/>
+        </w:rPr>
+        <w:t xml:space="preserve">.csv</w:t>
+      </w:r>
+      <w:r>
+        <w:rPr>
+          <w:rFonts w:ascii="Calibri" w:cs="Calibri" w:eastAsia="Calibri" w:hAnsi="Calibri"/>
+          <w:color w:val="262E33"/>
+          <w:sz w:val="21"/>
+          <w:szCs w:val="21"/>
+        </w:rPr>
+        <w:t xml:space="preserve">, then </w:t>
+      </w:r>
+      <w:r>
+        <w:rPr>
+          <w:rFonts w:ascii="Calibri" w:cs="Calibri" w:eastAsia="Calibri" w:hAnsi="Calibri"/>
+          <w:b/>
+          <w:bCs/>
+          <w:color w:val="262E33"/>
+          <w:sz w:val="21"/>
+          <w:szCs w:val="21"/>
+        </w:rPr>
+        <w:t xml:space="preserve">[Save]</w:t>
+      </w:r>
+      <w:r>
+        <w:rPr>
+          <w:rFonts w:ascii="Calibri" w:cs="Calibri" w:eastAsia="Calibri" w:hAnsi="Calibri"/>
+          <w:color w:val="262E33"/>
+          <w:sz w:val="21"/>
+          <w:szCs w:val="21"/>
+        </w:rPr>
+        <w:t xml:space="preserve">.</w:t>
+      </w:r>
+    </w:p>
+    <w:p>
+      <w:pPr>
+        <w:spacing w:after="140" w:line="276" w:lineRule="auto"/>
+      </w:pPr>
+      <w:r>
+        <w:rPr>
+          <w:rFonts w:ascii="Calibri" w:cs="Calibri" w:eastAsia="Calibri" w:hAnsi="Calibri"/>
+          <w:b/>
+          <w:bCs/>
+          <w:color w:val="262E33"/>
+          <w:sz w:val="21"/>
+          <w:szCs w:val="21"/>
+        </w:rPr>
+        <w:t xml:space="preserve">The Diagram Detail file</w:t>
+      </w:r>
+    </w:p>
+    <w:p>
+      <w:pPr>
+        <w:pStyle w:val="ListParagraph"/>
+        <w:numPr>
+          <w:ilvl w:val="0"/>
+          <w:numId w:val="7"/>
+        </w:numPr>
+        <w:spacing w:after="110" w:line="276" w:lineRule="auto"/>
+      </w:pPr>
+      <w:r>
+        <w:rPr>
+          <w:rFonts w:ascii="Calibri" w:cs="Calibri" w:eastAsia="Calibri" w:hAnsi="Calibri"/>
+          <w:color w:val="262E33"/>
+          <w:sz w:val="21"/>
+          <w:szCs w:val="21"/>
+        </w:rPr>
+        <w:t xml:space="preserve">Open the </w:t>
+      </w:r>
+      <w:r>
+        <w:rPr>
+          <w:rFonts w:ascii="Calibri" w:cs="Calibri" w:eastAsia="Calibri" w:hAnsi="Calibri"/>
+          <w:b/>
+          <w:bCs/>
+          <w:color w:val="262E33"/>
+          <w:sz w:val="21"/>
+          <w:szCs w:val="21"/>
+        </w:rPr>
+        <w:t xml:space="preserve">Stock Diagrams</w:t>
+      </w:r>
+      <w:r>
+        <w:rPr>
+          <w:rFonts w:ascii="Calibri" w:cs="Calibri" w:eastAsia="Calibri" w:hAnsi="Calibri"/>
+          <w:color w:val="262E33"/>
+          <w:sz w:val="21"/>
+          <w:szCs w:val="21"/>
+        </w:rPr>
+        <w:t xml:space="preserve"> list and click </w:t>
+      </w:r>
+      <w:r>
+        <w:rPr>
+          <w:rFonts w:ascii="Calibri" w:cs="Calibri" w:eastAsia="Calibri" w:hAnsi="Calibri"/>
+          <w:b/>
+          <w:bCs/>
+          <w:color w:val="262E33"/>
+          <w:sz w:val="21"/>
+          <w:szCs w:val="21"/>
+        </w:rPr>
+        <w:t xml:space="preserve">[GO→]</w:t>
+      </w:r>
+      <w:r>
+        <w:rPr>
+          <w:rFonts w:ascii="Calibri" w:cs="Calibri" w:eastAsia="Calibri" w:hAnsi="Calibri"/>
+          <w:color w:val="262E33"/>
+          <w:sz w:val="21"/>
+          <w:szCs w:val="21"/>
+        </w:rPr>
+        <w:t xml:space="preserve"> again, still without a filter.</w:t>
+      </w:r>
+    </w:p>
+    <w:p>
+      <w:pPr>
+        <w:pStyle w:val="ListParagraph"/>
+        <w:numPr>
+          <w:ilvl w:val="0"/>
+          <w:numId w:val="7"/>
+        </w:numPr>
+        <w:spacing w:after="110" w:line="276" w:lineRule="auto"/>
+      </w:pPr>
+      <w:r>
+        <w:rPr>
+          <w:rFonts w:ascii="Calibri" w:cs="Calibri" w:eastAsia="Calibri" w:hAnsi="Calibri"/>
+          <w:color w:val="262E33"/>
+          <w:sz w:val="21"/>
+          <w:szCs w:val="21"/>
+        </w:rPr>
+        <w:t xml:space="preserve">Click </w:t>
+      </w:r>
+      <w:r>
+        <w:rPr>
+          <w:rFonts w:ascii="Calibri" w:cs="Calibri" w:eastAsia="Calibri" w:hAnsi="Calibri"/>
+          <w:b/>
+          <w:bCs/>
+          <w:color w:val="262E33"/>
+          <w:sz w:val="21"/>
+          <w:szCs w:val="21"/>
+        </w:rPr>
+        <w:t xml:space="preserve">Stock Diagram Detail Report</w:t>
+      </w:r>
+      <w:r>
+        <w:rPr>
+          <w:rFonts w:ascii="Calibri" w:cs="Calibri" w:eastAsia="Calibri" w:hAnsi="Calibri"/>
+          <w:color w:val="262E33"/>
+          <w:sz w:val="21"/>
+          <w:szCs w:val="21"/>
+        </w:rPr>
+        <w:t xml:space="preserve"> on the toolbar.</w:t>
+      </w:r>
+    </w:p>
+    <w:p>
+      <w:pPr>
+        <w:pStyle w:val="ListParagraph"/>
+        <w:numPr>
+          <w:ilvl w:val="0"/>
+          <w:numId w:val="7"/>
+        </w:numPr>
+        <w:spacing w:after="110" w:line="276" w:lineRule="auto"/>
+      </w:pPr>
+      <w:r>
+        <w:rPr>
+          <w:rFonts w:ascii="Calibri" w:cs="Calibri" w:eastAsia="Calibri" w:hAnsi="Calibri"/>
+          <w:color w:val="262E33"/>
+          <w:sz w:val="21"/>
+          <w:szCs w:val="21"/>
+        </w:rPr>
+        <w:t xml:space="preserve">The dialog opens at the bottom of the screen — click </w:t>
+      </w:r>
+      <w:r>
+        <w:rPr>
+          <w:rFonts w:ascii="Calibri" w:cs="Calibri" w:eastAsia="Calibri" w:hAnsi="Calibri"/>
+          <w:b/>
+          <w:bCs/>
+          <w:color w:val="262E33"/>
+          <w:sz w:val="21"/>
+          <w:szCs w:val="21"/>
+        </w:rPr>
+        <w:t xml:space="preserve">[…]</w:t>
+      </w:r>
+      <w:r>
+        <w:rPr>
+          <w:rFonts w:ascii="Calibri" w:cs="Calibri" w:eastAsia="Calibri" w:hAnsi="Calibri"/>
+          <w:color w:val="262E33"/>
+          <w:sz w:val="21"/>
+          <w:szCs w:val="21"/>
+        </w:rPr>
+        <w:t xml:space="preserve"> under </w:t>
+      </w:r>
+      <w:r>
+        <w:rPr>
+          <w:rFonts w:ascii="Calibri" w:cs="Calibri" w:eastAsia="Calibri" w:hAnsi="Calibri"/>
+          <w:b/>
+          <w:bCs/>
+          <w:color w:val="262E33"/>
+          <w:sz w:val="21"/>
+          <w:szCs w:val="21"/>
+        </w:rPr>
+        <w:t xml:space="preserve">Output Path</w:t>
+      </w:r>
+      <w:r>
+        <w:rPr>
+          <w:rFonts w:ascii="Calibri" w:cs="Calibri" w:eastAsia="Calibri" w:hAnsi="Calibri"/>
+          <w:color w:val="262E33"/>
+          <w:sz w:val="21"/>
+          <w:szCs w:val="21"/>
+        </w:rPr>
+        <w:t xml:space="preserve">.</w:t>
+      </w:r>
+    </w:p>
+    <w:p>
+      <w:pPr>
+        <w:pStyle w:val="ListParagraph"/>
+        <w:numPr>
+          <w:ilvl w:val="0"/>
+          <w:numId w:val="7"/>
+        </w:numPr>
+        <w:spacing w:after="110" w:line="276" w:lineRule="auto"/>
+      </w:pPr>
+      <w:r>
+        <w:rPr>
+          <w:rFonts w:ascii="Calibri" w:cs="Calibri" w:eastAsia="Calibri" w:hAnsi="Calibri"/>
+          <w:color w:val="262E33"/>
+          <w:sz w:val="21"/>
+          <w:szCs w:val="21"/>
+        </w:rPr>
+        <w:t xml:space="preserve">Pick the same folder as the Summary, give it a sensible name, </w:t>
+      </w:r>
+      <w:r>
+        <w:rPr>
+          <w:rFonts w:ascii="Calibri" w:cs="Calibri" w:eastAsia="Calibri" w:hAnsi="Calibri"/>
+          <w:b/>
+          <w:bCs/>
+          <w:color w:val="262E33"/>
+          <w:sz w:val="21"/>
+          <w:szCs w:val="21"/>
+        </w:rPr>
+        <w:t xml:space="preserve">File Type .csv</w:t>
+      </w:r>
+      <w:r>
+        <w:rPr>
+          <w:rFonts w:ascii="Calibri" w:cs="Calibri" w:eastAsia="Calibri" w:hAnsi="Calibri"/>
+          <w:color w:val="262E33"/>
+          <w:sz w:val="21"/>
+          <w:szCs w:val="21"/>
+        </w:rPr>
+        <w:t xml:space="preserve"> again, then </w:t>
+      </w:r>
+      <w:r>
+        <w:rPr>
+          <w:rFonts w:ascii="Calibri" w:cs="Calibri" w:eastAsia="Calibri" w:hAnsi="Calibri"/>
+          <w:b/>
+          <w:bCs/>
+          <w:color w:val="262E33"/>
+          <w:sz w:val="21"/>
+          <w:szCs w:val="21"/>
+        </w:rPr>
+        <w:t xml:space="preserve">[Save]</w:t>
+      </w:r>
+      <w:r>
+        <w:rPr>
+          <w:rFonts w:ascii="Calibri" w:cs="Calibri" w:eastAsia="Calibri" w:hAnsi="Calibri"/>
+          <w:color w:val="262E33"/>
+          <w:sz w:val="21"/>
+          <w:szCs w:val="21"/>
+        </w:rPr>
+        <w:t xml:space="preserve">.</w:t>
+      </w:r>
+    </w:p>
+    <w:p>
+      <w:pPr>
+        <w:pStyle w:val="ListParagraph"/>
+        <w:numPr>
+          <w:ilvl w:val="0"/>
+          <w:numId w:val="7"/>
+        </w:numPr>
+        <w:spacing w:after="110" w:line="276" w:lineRule="auto"/>
+      </w:pPr>
+      <w:r>
+        <w:rPr>
+          <w:rFonts w:ascii="Calibri" w:cs="Calibri" w:eastAsia="Calibri" w:hAnsi="Calibri"/>
+          <w:color w:val="262E33"/>
+          <w:sz w:val="21"/>
+          <w:szCs w:val="21"/>
+        </w:rPr>
+        <w:t xml:space="preserve">Click </w:t>
+      </w:r>
+      <w:r>
+        <w:rPr>
+          <w:rFonts w:ascii="Calibri" w:cs="Calibri" w:eastAsia="Calibri" w:hAnsi="Calibri"/>
+          <w:b/>
+          <w:bCs/>
+          <w:color w:val="262E33"/>
+          <w:sz w:val="21"/>
+          <w:szCs w:val="21"/>
+        </w:rPr>
+        <w:t xml:space="preserve">[OK]</w:t>
+      </w:r>
+      <w:r>
+        <w:rPr>
+          <w:rFonts w:ascii="Calibri" w:cs="Calibri" w:eastAsia="Calibri" w:hAnsi="Calibri"/>
+          <w:color w:val="262E33"/>
+          <w:sz w:val="21"/>
+          <w:szCs w:val="21"/>
+        </w:rPr>
+        <w:t xml:space="preserve"> — you may have to scroll down to see it. It takes a minute or so, then tells you it is done.</w:t>
+      </w:r>
+    </w:p>
+    <w:p>
+      <w:pPr>
+        <w:spacing w:after="140" w:line="276" w:lineRule="auto"/>
+      </w:pPr>
+      <w:r>
+        <w:rPr>
+          <w:rFonts w:ascii="Calibri" w:cs="Calibri" w:eastAsia="Calibri" w:hAnsi="Calibri"/>
+          <w:color w:val="262E33"/>
+          <w:sz w:val="21"/>
+          <w:szCs w:val="21"/>
+        </w:rPr>
+        <w:t xml:space="preserve">The same steps </w:t>
+      </w:r>
+      <w:r>
+        <w:rPr>
+          <w:rFonts w:ascii="Calibri" w:cs="Calibri" w:eastAsia="Calibri" w:hAnsi="Calibri"/>
+          <w:i/>
+          <w:iCs/>
+          <w:color w:val="262E33"/>
+          <w:sz w:val="21"/>
+          <w:szCs w:val="21"/>
+        </w:rPr>
+        <w:t xml:space="preserve">with screenshots</w:t>
+      </w:r>
+      <w:r>
+        <w:rPr>
+          <w:rFonts w:ascii="Calibri" w:cs="Calibri" w:eastAsia="Calibri" w:hAnsi="Calibri"/>
+          <w:color w:val="262E33"/>
+          <w:sz w:val="21"/>
+          <w:szCs w:val="21"/>
+        </w:rPr>
+        <w:t xml:space="preserve"> are inside the page itself: look for </w:t>
+      </w:r>
+      <w:r>
+        <w:rPr>
+          <w:rFonts w:ascii="Calibri" w:cs="Calibri" w:eastAsia="Calibri" w:hAnsi="Calibri"/>
+          <w:b/>
+          <w:bCs/>
+          <w:color w:val="262E33"/>
+          <w:sz w:val="21"/>
+          <w:szCs w:val="21"/>
+        </w:rPr>
+        <w:t xml:space="preserve">Getting the two CSVs out of Integrale</w:t>
+      </w:r>
+      <w:r>
+        <w:rPr>
+          <w:rFonts w:ascii="Calibri" w:cs="Calibri" w:eastAsia="Calibri" w:hAnsi="Calibri"/>
+          <w:color w:val="262E33"/>
+          <w:sz w:val="21"/>
+          <w:szCs w:val="21"/>
+        </w:rPr>
+        <w:t xml:space="preserve"> in the quick start at the top.</w:t>
+      </w:r>
+    </w:p>
+    <w:p>
+      <w:pPr>
+        <w:spacing w:after="60"/>
+      </w:pPr>
+    </w:p>
+    <w:tbl>
+      <w:tblPr>
+        <w:tblW w:type="dxa" w:w="9070"/>
+        <w:tblBorders>
+          <w:top w:val="none"/>
+          <w:left w:val="single" w:color="8A5210" w:sz="18"/>
+          <w:bottom w:val="none"/>
+          <w:right w:val="none"/>
+          <w:insideH w:val="none"/>
+          <w:insideV w:val="none"/>
+        </w:tblBorders>
+      </w:tblPr>
+      <w:tblGrid>
+        <w:gridCol w:w="9070"/>
+      </w:tblGrid>
+      <w:tr>
+        <w:tc>
+          <w:tcPr>
+            <w:tcW w:type="dxa" w:w="9070"/>
+            <w:shd w:fill="F5F4EF" w:color="auto" w:val="clear"/>
+            <w:tcMar>
+              <w:top w:type="dxa" w:w="140"/>
+              <w:left w:type="dxa" w:w="200"/>
+              <w:bottom w:type="dxa" w:w="140"/>
+              <w:right w:type="dxa" w:w="200"/>
+            </w:tcMar>
+          </w:tcPr>
+          <w:p>
+            <w:pPr>
+              <w:spacing w:after="70"/>
+            </w:pPr>
+            <w:r>
+              <w:rPr>
+                <w:rFonts w:ascii="Consolas" w:cs="Consolas" w:eastAsia="Consolas" w:hAnsi="Consolas"/>
+                <w:b/>
+                <w:bCs/>
+                <w:color w:val="8A5210"/>
+                <w:spacing w:val="24"/>
+                <w:sz w:val="17"/>
+                <w:szCs w:val="17"/>
+              </w:rPr>
+              <w:t xml:space="preserve">IF YOU HAVE THE CHOICE, USE GENIUS</w:t>
+            </w:r>
+          </w:p>
+          <w:p>
+            <w:pPr>
+              <w:spacing w:line="276" w:lineRule="auto"/>
+            </w:pPr>
+            <w:r>
+              <w:rPr>
+                <w:rFonts w:ascii="Calibri" w:cs="Calibri" w:eastAsia="Calibri" w:hAnsi="Calibri"/>
+                <w:color w:val="262E33"/>
+                <w:sz w:val="21"/>
+                <w:szCs w:val="21"/>
+              </w:rPr>
+              <w:t xml:space="preserve">Both build, but they are not equal. Integrale gives one position per </w:t>
+            </w:r>
+            <w:r>
+              <w:rPr>
+                <w:rFonts w:ascii="Calibri" w:cs="Calibri" w:eastAsia="Calibri" w:hAnsi="Calibri"/>
+                <w:b/>
+                <w:bCs/>
+                <w:color w:val="262E33"/>
+                <w:sz w:val="21"/>
+                <w:szCs w:val="21"/>
+              </w:rPr>
+              <w:t xml:space="preserve">diagram</w:t>
+            </w:r>
+            <w:r>
+              <w:rPr>
+                <w:rFonts w:ascii="Calibri" w:cs="Calibri" w:eastAsia="Calibri" w:hAnsi="Calibri"/>
+                <w:color w:val="262E33"/>
+                <w:sz w:val="21"/>
+                <w:szCs w:val="21"/>
+              </w:rPr>
+              <w:t xml:space="preserve">, so any formation that comes together later in the day is printed in its morning order — against the real 12/08 book that is 13 formations right out of 13 from Genius, and 0 out of 13 from Integrale. Integrale's advantage is that it names the allocated units, which Genius often does not. So: </w:t>
+            </w:r>
+            <w:r>
+              <w:rPr>
+                <w:rFonts w:ascii="Calibri" w:cs="Calibri" w:eastAsia="Calibri" w:hAnsi="Calibri"/>
+                <w:b/>
+                <w:bCs/>
+                <w:color w:val="262E33"/>
+                <w:sz w:val="21"/>
+                <w:szCs w:val="21"/>
+              </w:rPr>
+              <w:t xml:space="preserve">Genius for the order, Integrale for the unit numbers</w:t>
+            </w:r>
+            <w:r>
+              <w:rPr>
+                <w:rFonts w:ascii="Calibri" w:cs="Calibri" w:eastAsia="Calibri" w:hAnsi="Calibri"/>
+                <w:color w:val="262E33"/>
+                <w:sz w:val="21"/>
+                <w:szCs w:val="21"/>
+              </w:rPr>
+              <w:t xml:space="preserve">. What you cannot do is pair them up — a Genius Summary with an Integrale Detail will not build, and the page will tell you which is which.</w:t>
             </w:r>
           </w:p>
         </w:tc>
@@ -2302,37 +2479,59 @@
     </w:p>
     <w:p>
       <w:pPr>
-        <w:pStyle w:val="Heading1"/>
-        <w:pBdr>
-          <w:bottom w:val="single" w:color="C4C7BF" w:sz="6" w:space="6"/>
-        </w:pBdr>
-        <w:spacing w:after="40" w:before="420"/>
-      </w:pPr>
-      <w:r>
-        <w:rPr>
-          <w:rFonts w:ascii="Segoe UI" w:cs="Segoe UI" w:eastAsia="Segoe UI" w:hAnsi="Segoe UI"/>
-          <w:b/>
-          <w:bCs/>
-          <w:color w:val="262E33"/>
-          <w:sz w:val="30"/>
-          <w:szCs w:val="30"/>
-        </w:rPr>
-        <w:t xml:space="preserve">6. Building the weekend sheets</w:t>
-      </w:r>
-    </w:p>
-    <w:p>
-      <w:pPr>
-        <w:spacing w:after="180" w:before="100"/>
+        <w:spacing w:after="60"/>
+      </w:pPr>
+    </w:p>
+    <w:p>
+      <w:pPr>
+        <w:pStyle w:val="Heading2"/>
+        <w:spacing w:after="90" w:before="280"/>
       </w:pPr>
       <w:r>
         <w:rPr>
           <w:rFonts w:ascii="Consolas" w:cs="Consolas" w:eastAsia="Consolas" w:hAnsi="Consolas"/>
-          <w:color w:val="79818A"/>
-          <w:spacing w:val="24"/>
-          <w:sz w:val="17"/>
-          <w:szCs w:val="17"/>
-        </w:rPr>
-        <w:t xml:space="preserve">SATURDAY AND SUNDAY</w:t>
+          <w:b/>
+          <w:bCs/>
+          <w:color w:val="3C464D"/>
+          <w:spacing w:val="20"/>
+          <w:sz w:val="20"/>
+          <w:szCs w:val="20"/>
+        </w:rPr>
+        <w:t xml:space="preserve">If you can't get the files onto the machine</w:t>
+      </w:r>
+    </w:p>
+    <w:p>
+      <w:pPr>
+        <w:spacing w:after="140" w:line="276" w:lineRule="auto"/>
+      </w:pPr>
+      <w:r>
+        <w:rPr>
+          <w:rFonts w:ascii="Calibri" w:cs="Calibri" w:eastAsia="Calibri" w:hAnsi="Calibri"/>
+          <w:color w:val="262E33"/>
+          <w:sz w:val="21"/>
+          <w:szCs w:val="21"/>
+        </w:rPr>
+        <w:t xml:space="preserve">Some machines will not let the reports be saved anywhere the browser can reach. Both panels take the paperwork </w:t>
+      </w:r>
+      <w:r>
+        <w:rPr>
+          <w:rFonts w:ascii="Calibri" w:cs="Calibri" w:eastAsia="Calibri" w:hAnsi="Calibri"/>
+          <w:b/>
+          <w:bCs/>
+          <w:color w:val="262E33"/>
+          <w:sz w:val="21"/>
+          <w:szCs w:val="21"/>
+        </w:rPr>
+        <w:t xml:space="preserve">pasted in</w:t>
+      </w:r>
+      <w:r>
+        <w:rPr>
+          <w:rFonts w:ascii="Calibri" w:cs="Calibri" w:eastAsia="Calibri" w:hAnsi="Calibri"/>
+          <w:color w:val="262E33"/>
+          <w:sz w:val="21"/>
+          <w:szCs w:val="21"/>
+        </w:rPr>
+        <w:t xml:space="preserve"> instead.</w:t>
       </w:r>
     </w:p>
     <w:p>
@@ -2347,22 +2546,31 @@
       <w:r>
         <w:rPr>
           <w:rFonts w:ascii="Calibri" w:cs="Calibri" w:eastAsia="Calibri" w:hAnsi="Calibri"/>
-          <w:b/>
-          <w:bCs/>
-          <w:color w:val="262E33"/>
-          <w:sz w:val="21"/>
-          <w:szCs w:val="21"/>
-        </w:rPr>
-        <w:t xml:space="preserve">Drop the prints</w:t>
-      </w:r>
-      <w:r>
-        <w:rPr>
-          <w:rFonts w:ascii="Calibri" w:cs="Calibri" w:eastAsia="Calibri" w:hAnsi="Calibri"/>
-          <w:color w:val="262E33"/>
-          <w:sz w:val="21"/>
-          <w:szCs w:val="21"/>
-        </w:rPr>
-        <w:t xml:space="preserve"> on the bottom panel.</w:t>
+          <w:color w:val="262E33"/>
+          <w:sz w:val="21"/>
+          <w:szCs w:val="21"/>
+        </w:rPr>
+        <w:t xml:space="preserve">Click </w:t>
+      </w:r>
+      <w:r>
+        <w:rPr>
+          <w:rFonts w:ascii="Calibri" w:cs="Calibri" w:eastAsia="Calibri" w:hAnsi="Calibri"/>
+          <w:b/>
+          <w:bCs/>
+          <w:color w:val="262E33"/>
+          <w:sz w:val="21"/>
+          <w:szCs w:val="21"/>
+        </w:rPr>
+        <w:t xml:space="preserve">paste them instead</w:t>
+      </w:r>
+      <w:r>
+        <w:rPr>
+          <w:rFonts w:ascii="Calibri" w:cs="Calibri" w:eastAsia="Calibri" w:hAnsi="Calibri"/>
+          <w:color w:val="262E33"/>
+          <w:sz w:val="21"/>
+          <w:szCs w:val="21"/>
+        </w:rPr>
+        <w:t xml:space="preserve"> under the drop zone.</w:t>
       </w:r>
     </w:p>
     <w:p>
@@ -2377,22 +2585,71 @@
       <w:r>
         <w:rPr>
           <w:rFonts w:ascii="Calibri" w:cs="Calibri" w:eastAsia="Calibri" w:hAnsi="Calibri"/>
-          <w:b/>
-          <w:bCs/>
-          <w:color w:val="262E33"/>
-          <w:sz w:val="21"/>
-          <w:szCs w:val="21"/>
-        </w:rPr>
-        <w:t xml:space="preserve">Drop the reissues too</w:t>
-      </w:r>
-      <w:r>
-        <w:rPr>
-          <w:rFonts w:ascii="Calibri" w:cs="Calibri" w:eastAsia="Calibri" w:hAnsi="Calibri"/>
-          <w:color w:val="262E33"/>
-          <w:sz w:val="21"/>
-          <w:szCs w:val="21"/>
-        </w:rPr>
-        <w:t xml:space="preserve">, if there are any — with the prints, or in a later drop once you have already built. Reissued diagrams replace their originals, new ones are added, and everything is rebuilt. The status line says how many were replaced.</w:t>
+          <w:color w:val="262E33"/>
+          <w:sz w:val="21"/>
+          <w:szCs w:val="21"/>
+        </w:rPr>
+        <w:t xml:space="preserve">Open the CSV, select all (</w:t>
+      </w:r>
+      <w:r>
+        <w:rPr>
+          <w:rFonts w:ascii="Calibri" w:cs="Calibri" w:eastAsia="Calibri" w:hAnsi="Calibri"/>
+          <w:b/>
+          <w:bCs/>
+          <w:color w:val="262E33"/>
+          <w:sz w:val="21"/>
+          <w:szCs w:val="21"/>
+        </w:rPr>
+        <w:t xml:space="preserve">Ctrl+A</w:t>
+      </w:r>
+      <w:r>
+        <w:rPr>
+          <w:rFonts w:ascii="Calibri" w:cs="Calibri" w:eastAsia="Calibri" w:hAnsi="Calibri"/>
+          <w:color w:val="262E33"/>
+          <w:sz w:val="21"/>
+          <w:szCs w:val="21"/>
+        </w:rPr>
+        <w:t xml:space="preserve">), copy (</w:t>
+      </w:r>
+      <w:r>
+        <w:rPr>
+          <w:rFonts w:ascii="Calibri" w:cs="Calibri" w:eastAsia="Calibri" w:hAnsi="Calibri"/>
+          <w:b/>
+          <w:bCs/>
+          <w:color w:val="262E33"/>
+          <w:sz w:val="21"/>
+          <w:szCs w:val="21"/>
+        </w:rPr>
+        <w:t xml:space="preserve">Ctrl+C</w:t>
+      </w:r>
+      <w:r>
+        <w:rPr>
+          <w:rFonts w:ascii="Calibri" w:cs="Calibri" w:eastAsia="Calibri" w:hAnsi="Calibri"/>
+          <w:color w:val="262E33"/>
+          <w:sz w:val="21"/>
+          <w:szCs w:val="21"/>
+        </w:rPr>
+        <w:t xml:space="preserve">), and paste into the box (</w:t>
+      </w:r>
+      <w:r>
+        <w:rPr>
+          <w:rFonts w:ascii="Calibri" w:cs="Calibri" w:eastAsia="Calibri" w:hAnsi="Calibri"/>
+          <w:b/>
+          <w:bCs/>
+          <w:color w:val="262E33"/>
+          <w:sz w:val="21"/>
+          <w:szCs w:val="21"/>
+        </w:rPr>
+        <w:t xml:space="preserve">Ctrl+V</w:t>
+      </w:r>
+      <w:r>
+        <w:rPr>
+          <w:rFonts w:ascii="Calibri" w:cs="Calibri" w:eastAsia="Calibri" w:hAnsi="Calibri"/>
+          <w:color w:val="262E33"/>
+          <w:sz w:val="21"/>
+          <w:szCs w:val="21"/>
+        </w:rPr>
+        <w:t xml:space="preserve">). One box for the Summary, one for the Detail.</w:t>
       </w:r>
     </w:p>
     <w:p>
@@ -2407,22 +2664,100 @@
       <w:r>
         <w:rPr>
           <w:rFonts w:ascii="Calibri" w:cs="Calibri" w:eastAsia="Calibri" w:hAnsi="Calibri"/>
-          <w:b/>
-          <w:bCs/>
-          <w:color w:val="262E33"/>
-          <w:sz w:val="21"/>
-          <w:szCs w:val="21"/>
-        </w:rPr>
-        <w:t xml:space="preserve">Look each sheet over</w:t>
-      </w:r>
-      <w:r>
-        <w:rPr>
-          <w:rFonts w:ascii="Calibri" w:cs="Calibri" w:eastAsia="Calibri" w:hAnsi="Calibri"/>
-          <w:color w:val="262E33"/>
-          <w:sz w:val="21"/>
-          <w:szCs w:val="21"/>
-        </w:rPr>
-        <w:t xml:space="preserve"> and save it, the same as the weekday books.</w:t>
+          <w:color w:val="262E33"/>
+          <w:sz w:val="21"/>
+          <w:szCs w:val="21"/>
+        </w:rPr>
+        <w:t xml:space="preserve">Click </w:t>
+      </w:r>
+      <w:r>
+        <w:rPr>
+          <w:rFonts w:ascii="Calibri" w:cs="Calibri" w:eastAsia="Calibri" w:hAnsi="Calibri"/>
+          <w:b/>
+          <w:bCs/>
+          <w:color w:val="262E33"/>
+          <w:sz w:val="21"/>
+          <w:szCs w:val="21"/>
+        </w:rPr>
+        <w:t xml:space="preserve">Build from what I have pasted</w:t>
+      </w:r>
+      <w:r>
+        <w:rPr>
+          <w:rFonts w:ascii="Calibri" w:cs="Calibri" w:eastAsia="Calibri" w:hAnsi="Calibri"/>
+          <w:color w:val="262E33"/>
+          <w:sz w:val="21"/>
+          <w:szCs w:val="21"/>
+        </w:rPr>
+        <w:t xml:space="preserve">.</w:t>
+      </w:r>
+    </w:p>
+    <w:p>
+      <w:pPr>
+        <w:spacing w:after="140" w:line="276" w:lineRule="auto"/>
+      </w:pPr>
+      <w:r>
+        <w:rPr>
+          <w:rFonts w:ascii="Calibri" w:cs="Calibri" w:eastAsia="Calibri" w:hAnsi="Calibri"/>
+          <w:color w:val="262E33"/>
+          <w:sz w:val="21"/>
+          <w:szCs w:val="21"/>
+        </w:rPr>
+        <w:t xml:space="preserve">It reads what you paste the same way it reads a dropped file, so a pasted pair and a dropped pair cannot build differently. Put them in the wrong boxes and it builds anyway and says so; paste only one and it builds against whichever report is already loaded. </w:t>
+      </w:r>
+      <w:r>
+        <w:rPr>
+          <w:rFonts w:ascii="Calibri" w:cs="Calibri" w:eastAsia="Calibri" w:hAnsi="Calibri"/>
+          <w:b/>
+          <w:bCs/>
+          <w:color w:val="262E33"/>
+          <w:sz w:val="21"/>
+          <w:szCs w:val="21"/>
+        </w:rPr>
+        <w:t xml:space="preserve">PDFs cannot be pasted</w:t>
+      </w:r>
+      <w:r>
+        <w:rPr>
+          <w:rFonts w:ascii="Calibri" w:cs="Calibri" w:eastAsia="Calibri" w:hAnsi="Calibri"/>
+          <w:color w:val="262E33"/>
+          <w:sz w:val="21"/>
+          <w:szCs w:val="21"/>
+        </w:rPr>
+        <w:t xml:space="preserve"> — there is no text in one to copy — so on a machine like that, export the CSVs.</w:t>
+      </w:r>
+    </w:p>
+    <w:p>
+      <w:pPr>
+        <w:pStyle w:val="Heading1"/>
+        <w:pBdr>
+          <w:bottom w:val="single" w:color="C4C7BF" w:sz="6" w:space="6"/>
+        </w:pBdr>
+        <w:spacing w:after="40" w:before="420"/>
+      </w:pPr>
+      <w:r>
+        <w:rPr>
+          <w:rFonts w:ascii="Segoe UI" w:cs="Segoe UI" w:eastAsia="Segoe UI" w:hAnsi="Segoe UI"/>
+          <w:b/>
+          <w:bCs/>
+          <w:color w:val="262E33"/>
+          <w:sz w:val="30"/>
+          <w:szCs w:val="30"/>
+        </w:rPr>
+        <w:t xml:space="preserve">6. Building the weekend sheets</w:t>
+      </w:r>
+    </w:p>
+    <w:p>
+      <w:pPr>
+        <w:spacing w:after="180" w:before="100"/>
+      </w:pPr>
+      <w:r>
+        <w:rPr>
+          <w:rFonts w:ascii="Consolas" w:cs="Consolas" w:eastAsia="Consolas" w:hAnsi="Consolas"/>
+          <w:color w:val="79818A"/>
+          <w:spacing w:val="24"/>
+          <w:sz w:val="17"/>
+          <w:szCs w:val="17"/>
+        </w:rPr>
+        <w:t xml:space="preserve">SATURDAY AND SUNDAY</w:t>
       </w:r>
     </w:p>
     <w:p>
@@ -2430,38 +2765,29 @@
         <w:pStyle w:val="ListParagraph"/>
         <w:numPr>
           <w:ilvl w:val="0"/>
-          <w:numId w:val="9"/>
+          <w:numId w:val="10"/>
         </w:numPr>
         <w:spacing w:after="110" w:line="276" w:lineRule="auto"/>
       </w:pPr>
       <w:r>
         <w:rPr>
           <w:rFonts w:ascii="Calibri" w:cs="Calibri" w:eastAsia="Calibri" w:hAnsi="Calibri"/>
-          <w:color w:val="262E33"/>
-          <w:sz w:val="21"/>
-          <w:szCs w:val="21"/>
-        </w:rPr>
-        <w:t xml:space="preserve">If a reissue was merged and the prints were a .docx, you also get </w:t>
-      </w:r>
-      <w:r>
-        <w:rPr>
-          <w:rFonts w:ascii="Calibri" w:cs="Calibri" w:eastAsia="Calibri" w:hAnsi="Calibri"/>
-          <w:b/>
-          <w:bCs/>
-          <w:color w:val="262E33"/>
-          <w:sz w:val="21"/>
-          <w:szCs w:val="21"/>
-        </w:rPr>
-        <w:t xml:space="preserve">Save updated prints (.docx)</w:t>
-      </w:r>
-      <w:r>
-        <w:rPr>
-          <w:rFonts w:ascii="Calibri" w:cs="Calibri" w:eastAsia="Calibri" w:hAnsi="Calibri"/>
-          <w:color w:val="262E33"/>
-          <w:sz w:val="21"/>
-          <w:szCs w:val="21"/>
-        </w:rPr>
-        <w:t xml:space="preserve"> — the original document with the reissued diagrams spliced in, so there is one clean copy to circulate.</w:t>
+          <w:b/>
+          <w:bCs/>
+          <w:color w:val="262E33"/>
+          <w:sz w:val="21"/>
+          <w:szCs w:val="21"/>
+        </w:rPr>
+        <w:t xml:space="preserve">Drop the prints</w:t>
+      </w:r>
+      <w:r>
+        <w:rPr>
+          <w:rFonts w:ascii="Calibri" w:cs="Calibri" w:eastAsia="Calibri" w:hAnsi="Calibri"/>
+          <w:color w:val="262E33"/>
+          <w:sz w:val="21"/>
+          <w:szCs w:val="21"/>
+        </w:rPr>
+        <w:t xml:space="preserve"> on the bottom panel.</w:t>
       </w:r>
     </w:p>
     <w:p>
@@ -2469,7 +2795,106 @@
         <w:pStyle w:val="ListParagraph"/>
         <w:numPr>
           <w:ilvl w:val="0"/>
-          <w:numId w:val="9"/>
+          <w:numId w:val="10"/>
+        </w:numPr>
+        <w:spacing w:after="110" w:line="276" w:lineRule="auto"/>
+      </w:pPr>
+      <w:r>
+        <w:rPr>
+          <w:rFonts w:ascii="Calibri" w:cs="Calibri" w:eastAsia="Calibri" w:hAnsi="Calibri"/>
+          <w:b/>
+          <w:bCs/>
+          <w:color w:val="262E33"/>
+          <w:sz w:val="21"/>
+          <w:szCs w:val="21"/>
+        </w:rPr>
+        <w:t xml:space="preserve">Drop the reissues too</w:t>
+      </w:r>
+      <w:r>
+        <w:rPr>
+          <w:rFonts w:ascii="Calibri" w:cs="Calibri" w:eastAsia="Calibri" w:hAnsi="Calibri"/>
+          <w:color w:val="262E33"/>
+          <w:sz w:val="21"/>
+          <w:szCs w:val="21"/>
+        </w:rPr>
+        <w:t xml:space="preserve">, if there are any — with the prints, or in a later drop once you have already built. Reissued diagrams replace their originals, new ones are added, and everything is rebuilt. The status line says how many were replaced.</w:t>
+      </w:r>
+    </w:p>
+    <w:p>
+      <w:pPr>
+        <w:pStyle w:val="ListParagraph"/>
+        <w:numPr>
+          <w:ilvl w:val="0"/>
+          <w:numId w:val="10"/>
+        </w:numPr>
+        <w:spacing w:after="110" w:line="276" w:lineRule="auto"/>
+      </w:pPr>
+      <w:r>
+        <w:rPr>
+          <w:rFonts w:ascii="Calibri" w:cs="Calibri" w:eastAsia="Calibri" w:hAnsi="Calibri"/>
+          <w:b/>
+          <w:bCs/>
+          <w:color w:val="262E33"/>
+          <w:sz w:val="21"/>
+          <w:szCs w:val="21"/>
+        </w:rPr>
+        <w:t xml:space="preserve">Look each sheet over</w:t>
+      </w:r>
+      <w:r>
+        <w:rPr>
+          <w:rFonts w:ascii="Calibri" w:cs="Calibri" w:eastAsia="Calibri" w:hAnsi="Calibri"/>
+          <w:color w:val="262E33"/>
+          <w:sz w:val="21"/>
+          <w:szCs w:val="21"/>
+        </w:rPr>
+        <w:t xml:space="preserve"> and save it, the same as the weekday books.</w:t>
+      </w:r>
+    </w:p>
+    <w:p>
+      <w:pPr>
+        <w:pStyle w:val="ListParagraph"/>
+        <w:numPr>
+          <w:ilvl w:val="0"/>
+          <w:numId w:val="10"/>
+        </w:numPr>
+        <w:spacing w:after="110" w:line="276" w:lineRule="auto"/>
+      </w:pPr>
+      <w:r>
+        <w:rPr>
+          <w:rFonts w:ascii="Calibri" w:cs="Calibri" w:eastAsia="Calibri" w:hAnsi="Calibri"/>
+          <w:color w:val="262E33"/>
+          <w:sz w:val="21"/>
+          <w:szCs w:val="21"/>
+        </w:rPr>
+        <w:t xml:space="preserve">If a reissue was merged and the prints were a .docx, you also get </w:t>
+      </w:r>
+      <w:r>
+        <w:rPr>
+          <w:rFonts w:ascii="Calibri" w:cs="Calibri" w:eastAsia="Calibri" w:hAnsi="Calibri"/>
+          <w:b/>
+          <w:bCs/>
+          <w:color w:val="262E33"/>
+          <w:sz w:val="21"/>
+          <w:szCs w:val="21"/>
+        </w:rPr>
+        <w:t xml:space="preserve">Save updated prints (.docx)</w:t>
+      </w:r>
+      <w:r>
+        <w:rPr>
+          <w:rFonts w:ascii="Calibri" w:cs="Calibri" w:eastAsia="Calibri" w:hAnsi="Calibri"/>
+          <w:color w:val="262E33"/>
+          <w:sz w:val="21"/>
+          <w:szCs w:val="21"/>
+        </w:rPr>
+        <w:t xml:space="preserve"> — the original document with the reissued diagrams spliced in, so there is one clean copy to circulate.</w:t>
+      </w:r>
+    </w:p>
+    <w:p>
+      <w:pPr>
+        <w:pStyle w:val="ListParagraph"/>
+        <w:numPr>
+          <w:ilvl w:val="0"/>
+          <w:numId w:val="10"/>
         </w:numPr>
         <w:spacing w:after="110" w:line="276" w:lineRule="auto"/>
       </w:pPr>
@@ -3148,7 +3573,7 @@
         <w:pStyle w:val="ListParagraph"/>
         <w:numPr>
           <w:ilvl w:val="0"/>
-          <w:numId w:val="10"/>
+          <w:numId w:val="11"/>
         </w:numPr>
         <w:spacing w:after="110" w:line="276" w:lineRule="auto"/>
       </w:pPr>
@@ -3216,7 +3641,7 @@
         <w:pStyle w:val="ListParagraph"/>
         <w:numPr>
           <w:ilvl w:val="0"/>
-          <w:numId w:val="10"/>
+          <w:numId w:val="11"/>
         </w:numPr>
         <w:spacing w:after="110" w:line="276" w:lineRule="auto"/>
       </w:pPr>
@@ -3295,7 +3720,7 @@
         <w:pStyle w:val="ListParagraph"/>
         <w:numPr>
           <w:ilvl w:val="0"/>
-          <w:numId w:val="10"/>
+          <w:numId w:val="11"/>
         </w:numPr>
         <w:spacing w:after="110" w:line="276" w:lineRule="auto"/>
       </w:pPr>
@@ -4506,6 +4931,83 @@
                 <w:sz w:val="18"/>
                 <w:szCs w:val="18"/>
               </w:rPr>
+              <w:t xml:space="preserve">F</w:t>
+            </w:r>
+          </w:p>
+        </w:tc>
+        <w:tc>
+          <w:tcPr>
+            <w:tcW w:type="dxa" w:w="5870"/>
+            <w:tcMar>
+              <w:top w:type="dxa" w:w="90"/>
+              <w:left w:type="dxa" w:w="120"/>
+              <w:bottom w:type="dxa" w:w="90"/>
+              <w:right w:type="dxa" w:w="120"/>
+            </w:tcMar>
+          </w:tcPr>
+          <w:p>
+            <w:pPr>
+              <w:spacing w:line="264" w:lineRule="auto"/>
+            </w:pPr>
+            <w:r>
+              <w:rPr>
+                <w:rFonts w:ascii="Calibri" w:cs="Calibri" w:eastAsia="Calibri" w:hAnsi="Calibri"/>
+                <w:color w:val="262E33"/>
+                <w:sz w:val="21"/>
+                <w:szCs w:val="21"/>
+              </w:rPr>
+              <w:t xml:space="preserve">Unit number, where the report names one — otherwise ruled and empty for you to write in</w:t>
+            </w:r>
+          </w:p>
+        </w:tc>
+        <w:tc>
+          <w:tcPr>
+            <w:tcW w:type="dxa" w:w="2300"/>
+            <w:tcMar>
+              <w:top w:type="dxa" w:w="90"/>
+              <w:left w:type="dxa" w:w="120"/>
+              <w:bottom w:type="dxa" w:w="90"/>
+              <w:right w:type="dxa" w:w="120"/>
+            </w:tcMar>
+          </w:tcPr>
+          <w:p>
+            <w:pPr>
+              <w:spacing w:line="264" w:lineRule="auto"/>
+            </w:pPr>
+            <w:r>
+              <w:rPr>
+                <w:rFonts w:ascii="Consolas" w:cs="Consolas" w:eastAsia="Consolas" w:hAnsi="Consolas"/>
+                <w:color w:val="262E33"/>
+                <w:sz w:val="18"/>
+                <w:szCs w:val="18"/>
+              </w:rPr>
+              <w:t xml:space="preserve">465012</w:t>
+            </w:r>
+          </w:p>
+        </w:tc>
+      </w:tr>
+      <w:tr>
+        <w:tc>
+          <w:tcPr>
+            <w:tcW w:type="dxa" w:w="900"/>
+            <w:tcMar>
+              <w:top w:type="dxa" w:w="90"/>
+              <w:left w:type="dxa" w:w="120"/>
+              <w:bottom w:type="dxa" w:w="90"/>
+              <w:right w:type="dxa" w:w="120"/>
+            </w:tcMar>
+          </w:tcPr>
+          <w:p>
+            <w:pPr>
+              <w:spacing w:line="264" w:lineRule="auto"/>
+            </w:pPr>
+            <w:r>
+              <w:rPr>
+                <w:rFonts w:ascii="Consolas" w:cs="Consolas" w:eastAsia="Consolas" w:hAnsi="Consolas"/>
+                <w:color w:val="262E33"/>
+                <w:sz w:val="18"/>
+                <w:szCs w:val="18"/>
+              </w:rPr>
               <w:t xml:space="preserve">G</w:t>
             </w:r>
           </w:p>
@@ -5081,7 +5583,47 @@
           <w:sz w:val="21"/>
           <w:szCs w:val="21"/>
         </w:rPr>
-        <w:t xml:space="preserve"> its first move. Mainline is timed off the platform call as always, and so is the </w:t>
+        <w:t xml:space="preserve"> its first move. Mainline is timed off the booked departure — except at </w:t>
+      </w:r>
+      <w:r>
+        <w:rPr>
+          <w:rFonts w:ascii="Calibri" w:cs="Calibri" w:eastAsia="Calibri" w:hAnsi="Calibri"/>
+          <w:b/>
+          <w:bCs/>
+          <w:color w:val="262E33"/>
+          <w:sz w:val="21"/>
+          <w:szCs w:val="21"/>
+        </w:rPr>
+        <w:t xml:space="preserve">Grove Park</w:t>
+      </w:r>
+      <w:r>
+        <w:rPr>
+          <w:rFonts w:ascii="Calibri" w:cs="Calibri" w:eastAsia="Calibri" w:hAnsi="Calibri"/>
+          <w:color w:val="262E33"/>
+          <w:sz w:val="21"/>
+          <w:szCs w:val="21"/>
+        </w:rPr>
+        <w:t xml:space="preserve"> and </w:t>
+      </w:r>
+      <w:r>
+        <w:rPr>
+          <w:rFonts w:ascii="Calibri" w:cs="Calibri" w:eastAsia="Calibri" w:hAnsi="Calibri"/>
+          <w:b/>
+          <w:bCs/>
+          <w:color w:val="262E33"/>
+          <w:sz w:val="21"/>
+          <w:szCs w:val="21"/>
+        </w:rPr>
+        <w:t xml:space="preserve">Slade Green</w:t>
+      </w:r>
+      <w:r>
+        <w:rPr>
+          <w:rFonts w:ascii="Calibri" w:cs="Calibri" w:eastAsia="Calibri" w:hAnsi="Calibri"/>
+          <w:color w:val="262E33"/>
+          <w:sz w:val="21"/>
+          <w:szCs w:val="21"/>
+        </w:rPr>
+        <w:t xml:space="preserve">, where it too is the moment the unit first moves off the berth. The </w:t>
       </w:r>
       <w:r>
         <w:rPr>
@@ -5101,7 +5643,7 @@
           <w:sz w:val="21"/>
           <w:szCs w:val="21"/>
         </w:rPr>
-        <w:t xml:space="preserve"> High Speed book — that one is a berthing sheet, not the allocations sheet.</w:t>
+        <w:t xml:space="preserve"> High Speed book keeps the platform time; that one is a berthing sheet, not the allocations sheet.</w:t>
       </w:r>
     </w:p>
     <w:p>
@@ -5133,7 +5675,27 @@
           <w:sz w:val="21"/>
           <w:szCs w:val="21"/>
         </w:rPr>
-        <w:t xml:space="preserve">Double lines rule off the breaks in the day's work. Any break of </w:t>
+        <w:t xml:space="preserve">Double lines rule off the breaks in the day's work: the </w:t>
+      </w:r>
+      <w:r>
+        <w:rPr>
+          <w:rFonts w:ascii="Calibri" w:cs="Calibri" w:eastAsia="Calibri" w:hAnsi="Calibri"/>
+          <w:b/>
+          <w:bCs/>
+          <w:color w:val="262E33"/>
+          <w:sz w:val="21"/>
+          <w:szCs w:val="21"/>
+        </w:rPr>
+        <w:t xml:space="preserve">first</w:t>
+      </w:r>
+      <w:r>
+        <w:rPr>
+          <w:rFonts w:ascii="Calibri" w:cs="Calibri" w:eastAsia="Calibri" w:hAnsi="Calibri"/>
+          <w:color w:val="262E33"/>
+          <w:sz w:val="21"/>
+          <w:szCs w:val="21"/>
+        </w:rPr>
+        <w:t xml:space="preserve"> break of </w:t>
       </w:r>
       <w:r>
         <w:rPr>
@@ -5153,7 +5715,27 @@
           <w:sz w:val="21"/>
           <w:szCs w:val="21"/>
         </w:rPr>
-        <w:t xml:space="preserve"> with work still to come after it gets one, so a page can carry two or three — Slade Green is ruled under its 06+36 and again under its 18+04. A page that is busy right through gets none, and Grove Park is never ruled. The weekend sheets follow the same rule.</w:t>
+        <w:t xml:space="preserve">, and any later one where the work picks up </w:t>
+      </w:r>
+      <w:r>
+        <w:rPr>
+          <w:rFonts w:ascii="Calibri" w:cs="Calibri" w:eastAsia="Calibri" w:hAnsi="Calibri"/>
+          <w:b/>
+          <w:bCs/>
+          <w:color w:val="262E33"/>
+          <w:sz w:val="21"/>
+          <w:szCs w:val="21"/>
+        </w:rPr>
+        <w:t xml:space="preserve">after 20:00</w:t>
+      </w:r>
+      <w:r>
+        <w:rPr>
+          <w:rFonts w:ascii="Calibri" w:cs="Calibri" w:eastAsia="Calibri" w:hAnsi="Calibri"/>
+          <w:color w:val="262E33"/>
+          <w:sz w:val="21"/>
+          <w:szCs w:val="21"/>
+        </w:rPr>
+        <w:t xml:space="preserve">. So a page can carry two — Slade Green is ruled under its 06+36 and again under its 18+04 — but a lull in the middle of the afternoon draws nothing: Tonbridge stands from 11+32 to 14+40 and is left unruled. A page that is busy right through gets none, and Grove Park is never ruled. The weekend sheets follow the same rule.</w:t>
       </w:r>
     </w:p>
     <w:p>
@@ -5280,279 +5862,6 @@
           <w:szCs w:val="20"/>
         </w:rPr>
         <w:t xml:space="preserve">What turns up there</w:t>
-      </w:r>
-    </w:p>
-    <w:p>
-      <w:pPr>
-        <w:pStyle w:val="ListParagraph"/>
-        <w:numPr>
-          <w:ilvl w:val="0"/>
-          <w:numId w:val="11"/>
-        </w:numPr>
-        <w:spacing w:after="110" w:line="276" w:lineRule="auto"/>
-      </w:pPr>
-      <w:r>
-        <w:rPr>
-          <w:rFonts w:ascii="Calibri" w:cs="Calibri" w:eastAsia="Calibri" w:hAnsi="Calibri"/>
-          <w:b/>
-          <w:bCs/>
-          <w:color w:val="262E33"/>
-          <w:sz w:val="21"/>
-          <w:szCs w:val="21"/>
-        </w:rPr>
-        <w:t xml:space="preserve">A location the section list doesn't know.</w:t>
-      </w:r>
-      <w:r>
-        <w:rPr>
-          <w:rFonts w:ascii="Calibri" w:cs="Calibri" w:eastAsia="Calibri" w:hAnsi="Calibri"/>
-          <w:color w:val="262E33"/>
-          <w:sz w:val="21"/>
-          <w:szCs w:val="21"/>
-        </w:rPr>
-        <w:t xml:space="preserve"> It gets its own heading in alphabetical order and a note. Check it is in the right place — and say if it ought to live under an existing section, so the tables can be corrected.</w:t>
-      </w:r>
-    </w:p>
-    <w:p>
-      <w:pPr>
-        <w:pStyle w:val="ListParagraph"/>
-        <w:numPr>
-          <w:ilvl w:val="0"/>
-          <w:numId w:val="11"/>
-        </w:numPr>
-        <w:spacing w:after="110" w:line="276" w:lineRule="auto"/>
-      </w:pPr>
-      <w:r>
-        <w:rPr>
-          <w:rFonts w:ascii="Calibri" w:cs="Calibri" w:eastAsia="Calibri" w:hAnsi="Calibri"/>
-          <w:b/>
-          <w:bCs/>
-          <w:color w:val="262E33"/>
-          <w:sz w:val="21"/>
-          <w:szCs w:val="21"/>
-        </w:rPr>
-        <w:t xml:space="preserve">Empty moves left off</w:t>
-      </w:r>
-      <w:r>
-        <w:rPr>
-          <w:rFonts w:ascii="Calibri" w:cs="Calibri" w:eastAsia="Calibri" w:hAnsi="Calibri"/>
-          <w:color w:val="262E33"/>
-          <w:sz w:val="21"/>
-          <w:szCs w:val="21"/>
-        </w:rPr>
-        <w:t xml:space="preserve">, each with its diagram number, so you can confirm it should be off. Only moves that stay inside the section are dropped — an empty run that takes a unit to another depot for the night is printed, because the section it leaves has to show it going.</w:t>
-      </w:r>
-    </w:p>
-    <w:p>
-      <w:pPr>
-        <w:pStyle w:val="ListParagraph"/>
-        <w:numPr>
-          <w:ilvl w:val="0"/>
-          <w:numId w:val="11"/>
-        </w:numPr>
-        <w:spacing w:after="110" w:line="276" w:lineRule="auto"/>
-      </w:pPr>
-      <w:r>
-        <w:rPr>
-          <w:rFonts w:ascii="Calibri" w:cs="Calibri" w:eastAsia="Calibri" w:hAnsi="Calibri"/>
-          <w:b/>
-          <w:bCs/>
-          <w:color w:val="262E33"/>
-          <w:sz w:val="21"/>
-          <w:szCs w:val="21"/>
-        </w:rPr>
-        <w:t xml:space="preserve">A unit order pinned somewhere but not here.</w:t>
-      </w:r>
-      <w:r>
-        <w:rPr>
-          <w:rFonts w:ascii="Calibri" w:cs="Calibri" w:eastAsia="Calibri" w:hAnsi="Calibri"/>
-          <w:color w:val="262E33"/>
-          <w:sz w:val="21"/>
-          <w:szCs w:val="21"/>
-        </w:rPr>
-        <w:t xml:space="preserve"> Where a formation's order has been written down for one departure and this one is not covered, it says so and tells you where the order </w:t>
-      </w:r>
-      <w:r>
-        <w:rPr>
-          <w:rFonts w:ascii="Calibri" w:cs="Calibri" w:eastAsia="Calibri" w:hAnsi="Calibri"/>
-          <w:i/>
-          <w:iCs/>
-          <w:color w:val="262E33"/>
-          <w:sz w:val="21"/>
-          <w:szCs w:val="21"/>
-        </w:rPr>
-        <w:t xml:space="preserve">is</w:t>
-      </w:r>
-      <w:r>
-        <w:rPr>
-          <w:rFonts w:ascii="Calibri" w:cs="Calibri" w:eastAsia="Calibri" w:hAnsi="Calibri"/>
-          <w:color w:val="262E33"/>
-          <w:sz w:val="21"/>
-          <w:szCs w:val="21"/>
-        </w:rPr>
-        <w:t xml:space="preserve"> recorded. Usually it means either this one needs pinning too, or the working has moved and the existing pin no longer reaches it.</w:t>
-      </w:r>
-    </w:p>
-    <w:p>
-      <w:pPr>
-        <w:pStyle w:val="ListParagraph"/>
-        <w:numPr>
-          <w:ilvl w:val="0"/>
-          <w:numId w:val="11"/>
-        </w:numPr>
-        <w:spacing w:after="110" w:line="276" w:lineRule="auto"/>
-      </w:pPr>
-      <w:r>
-        <w:rPr>
-          <w:rFonts w:ascii="Calibri" w:cs="Calibri" w:eastAsia="Calibri" w:hAnsi="Calibri"/>
-          <w:b/>
-          <w:bCs/>
-          <w:color w:val="262E33"/>
-          <w:sz w:val="21"/>
-          <w:szCs w:val="21"/>
-        </w:rPr>
-        <w:t xml:space="preserve">A diagram whose page didn't read cleanly</w:t>
-      </w:r>
-      <w:r>
-        <w:rPr>
-          <w:rFonts w:ascii="Calibri" w:cs="Calibri" w:eastAsia="Calibri" w:hAnsi="Calibri"/>
-          <w:color w:val="262E33"/>
-          <w:sz w:val="21"/>
-          <w:szCs w:val="21"/>
-        </w:rPr>
-        <w:t xml:space="preserve">, or a date with no matching detail report.</w:t>
-      </w:r>
-    </w:p>
-    <w:p>
-      <w:pPr>
-        <w:pStyle w:val="ListParagraph"/>
-        <w:numPr>
-          <w:ilvl w:val="0"/>
-          <w:numId w:val="11"/>
-        </w:numPr>
-        <w:spacing w:after="110" w:line="276" w:lineRule="auto"/>
-      </w:pPr>
-      <w:r>
-        <w:rPr>
-          <w:rFonts w:ascii="Calibri" w:cs="Calibri" w:eastAsia="Calibri" w:hAnsi="Calibri"/>
-          <w:b/>
-          <w:bCs/>
-          <w:color w:val="262E33"/>
-          <w:sz w:val="21"/>
-          <w:szCs w:val="21"/>
-        </w:rPr>
-        <w:t xml:space="preserve">An end marker with no rule to fit.</w:t>
-      </w:r>
-      <w:r>
-        <w:rPr>
-          <w:rFonts w:ascii="Calibri" w:cs="Calibri" w:eastAsia="Calibri" w:hAnsi="Calibri"/>
-          <w:color w:val="262E33"/>
-          <w:sz w:val="21"/>
-          <w:szCs w:val="21"/>
-        </w:rPr>
-        <w:t xml:space="preserve"> Rather than guess which end leads, it says so and leaves it to you.</w:t>
-      </w:r>
-    </w:p>
-    <w:p>
-      <w:pPr>
-        <w:pStyle w:val="ListParagraph"/>
-        <w:numPr>
-          <w:ilvl w:val="0"/>
-          <w:numId w:val="11"/>
-        </w:numPr>
-        <w:spacing w:after="110" w:line="276" w:lineRule="auto"/>
-      </w:pPr>
-      <w:r>
-        <w:rPr>
-          <w:rFonts w:ascii="Calibri" w:cs="Calibri" w:eastAsia="Calibri" w:hAnsi="Calibri"/>
-          <w:b/>
-          <w:bCs/>
-          <w:color w:val="262E33"/>
-          <w:sz w:val="21"/>
-          <w:szCs w:val="21"/>
-        </w:rPr>
-        <w:t xml:space="preserve">The Folkestone East Train Roads arrivals</w:t>
-      </w:r>
-      <w:r>
-        <w:rPr>
-          <w:rFonts w:ascii="Calibri" w:cs="Calibri" w:eastAsia="Calibri" w:hAnsi="Calibri"/>
-          <w:color w:val="262E33"/>
-          <w:sz w:val="21"/>
-          <w:szCs w:val="21"/>
-        </w:rPr>
-        <w:t xml:space="preserve">, worked out last-in-first-out from tonight's arrivals — always worth checking against the ACWN.</w:t>
-      </w:r>
-    </w:p>
-    <w:p>
-      <w:pPr>
-        <w:spacing w:after="140" w:line="276" w:lineRule="auto"/>
-      </w:pPr>
-      <w:r>
-        <w:rPr>
-          <w:rFonts w:ascii="Calibri" w:cs="Calibri" w:eastAsia="Calibri" w:hAnsi="Calibri"/>
-          <w:color w:val="262E33"/>
-          <w:sz w:val="21"/>
-          <w:szCs w:val="21"/>
-        </w:rPr>
-        <w:t xml:space="preserve">A clean list is normal on a straightforward day. A long one isn't a fault — it is the tool showing its working.</w:t>
-      </w:r>
-    </w:p>
-    <w:p>
-      <w:pPr>
-        <w:spacing w:after="60"/>
-      </w:pPr>
-    </w:p>
-    <w:p>
-      <w:pPr>
-        <w:pStyle w:val="Heading1"/>
-        <w:pBdr>
-          <w:bottom w:val="single" w:color="C4C7BF" w:sz="6" w:space="6"/>
-        </w:pBdr>
-        <w:spacing w:after="40" w:before="420"/>
-      </w:pPr>
-      <w:r>
-        <w:rPr>
-          <w:rFonts w:ascii="Segoe UI" w:cs="Segoe UI" w:eastAsia="Segoe UI" w:hAnsi="Segoe UI"/>
-          <w:b/>
-          <w:bCs/>
-          <w:color w:val="262E33"/>
-          <w:sz w:val="30"/>
-          <w:szCs w:val="30"/>
-        </w:rPr>
-        <w:t xml:space="preserve">10. The headcode switches</w:t>
-      </w:r>
-    </w:p>
-    <w:p>
-      <w:pPr>
-        <w:spacing w:after="140" w:line="276" w:lineRule="auto"/>
-      </w:pPr>
-      <w:r>
-        <w:rPr>
-          <w:rFonts w:ascii="Calibri" w:cs="Calibri" w:eastAsia="Calibri" w:hAnsi="Calibri"/>
-          <w:color w:val="262E33"/>
-          <w:sz w:val="21"/>
-          <w:szCs w:val="21"/>
-        </w:rPr>
-        <w:t xml:space="preserve">Once a panel has built something, a box marked </w:t>
-      </w:r>
-      <w:r>
-        <w:rPr>
-          <w:rFonts w:ascii="Calibri" w:cs="Calibri" w:eastAsia="Calibri" w:hAnsi="Calibri"/>
-          <w:b/>
-          <w:bCs/>
-          <w:color w:val="262E33"/>
-          <w:sz w:val="21"/>
-          <w:szCs w:val="21"/>
-        </w:rPr>
-        <w:t xml:space="preserve">HEADCODES</w:t>
-      </w:r>
-      <w:r>
-        <w:rPr>
-          <w:rFonts w:ascii="Calibri" w:cs="Calibri" w:eastAsia="Calibri" w:hAnsi="Calibri"/>
-          <w:color w:val="262E33"/>
-          <w:sz w:val="21"/>
-          <w:szCs w:val="21"/>
-        </w:rPr>
-        <w:t xml:space="preserve"> appears with it. It only shows up alongside books, because ticking one rebuilds them.</w:t>
       </w:r>
     </w:p>
     <w:p>
@@ -5567,51 +5876,22 @@
       <w:r>
         <w:rPr>
           <w:rFonts w:ascii="Calibri" w:cs="Calibri" w:eastAsia="Calibri" w:hAnsi="Calibri"/>
-          <w:color w:val="262E33"/>
-          <w:sz w:val="21"/>
-          <w:szCs w:val="21"/>
-        </w:rPr>
-        <w:t xml:space="preserve">On the </w:t>
-      </w:r>
-      <w:r>
-        <w:rPr>
-          <w:rFonts w:ascii="Calibri" w:cs="Calibri" w:eastAsia="Calibri" w:hAnsi="Calibri"/>
-          <w:b/>
-          <w:bCs/>
-          <w:color w:val="262E33"/>
-          <w:sz w:val="21"/>
-          <w:szCs w:val="21"/>
-        </w:rPr>
-        <w:t xml:space="preserve">weekday</w:t>
-      </w:r>
-      <w:r>
-        <w:rPr>
-          <w:rFonts w:ascii="Calibri" w:cs="Calibri" w:eastAsia="Calibri" w:hAnsi="Calibri"/>
-          <w:color w:val="262E33"/>
-          <w:sz w:val="21"/>
-          <w:szCs w:val="21"/>
-        </w:rPr>
-        <w:t xml:space="preserve"> panel there is one tick-box, </w:t>
-      </w:r>
-      <w:r>
-        <w:rPr>
-          <w:rFonts w:ascii="Calibri" w:cs="Calibri" w:eastAsia="Calibri" w:hAnsi="Calibri"/>
-          <w:b/>
-          <w:bCs/>
-          <w:color w:val="262E33"/>
-          <w:sz w:val="21"/>
-          <w:szCs w:val="21"/>
-        </w:rPr>
-        <w:t xml:space="preserve">Mainline</w:t>
-      </w:r>
-      <w:r>
-        <w:rPr>
-          <w:rFonts w:ascii="Calibri" w:cs="Calibri" w:eastAsia="Calibri" w:hAnsi="Calibri"/>
-          <w:color w:val="262E33"/>
-          <w:sz w:val="21"/>
-          <w:szCs w:val="21"/>
-        </w:rPr>
-        <w:t xml:space="preserve">, which covers the mainline and Ramsgate books. Metro and High Speed are not on it: every line of both carries its headcode already, so a tick-box for either would change nothing.</w:t>
+          <w:b/>
+          <w:bCs/>
+          <w:color w:val="262E33"/>
+          <w:sz w:val="21"/>
+          <w:szCs w:val="21"/>
+        </w:rPr>
+        <w:t xml:space="preserve">A location the section list doesn't know.</w:t>
+      </w:r>
+      <w:r>
+        <w:rPr>
+          <w:rFonts w:ascii="Calibri" w:cs="Calibri" w:eastAsia="Calibri" w:hAnsi="Calibri"/>
+          <w:color w:val="262E33"/>
+          <w:sz w:val="21"/>
+          <w:szCs w:val="21"/>
+        </w:rPr>
+        <w:t xml:space="preserve"> It gets its own heading in alphabetical order and a note. Check it is in the right place — and say if it ought to live under an existing section, so the tables can be corrected.</w:t>
       </w:r>
     </w:p>
     <w:p>
@@ -5626,91 +5906,22 @@
       <w:r>
         <w:rPr>
           <w:rFonts w:ascii="Calibri" w:cs="Calibri" w:eastAsia="Calibri" w:hAnsi="Calibri"/>
-          <w:color w:val="262E33"/>
-          <w:sz w:val="21"/>
-          <w:szCs w:val="21"/>
-        </w:rPr>
-        <w:t xml:space="preserve">On the </w:t>
-      </w:r>
-      <w:r>
-        <w:rPr>
-          <w:rFonts w:ascii="Calibri" w:cs="Calibri" w:eastAsia="Calibri" w:hAnsi="Calibri"/>
-          <w:b/>
-          <w:bCs/>
-          <w:color w:val="262E33"/>
-          <w:sz w:val="21"/>
-          <w:szCs w:val="21"/>
-        </w:rPr>
-        <w:t xml:space="preserve">weekend</w:t>
-      </w:r>
-      <w:r>
-        <w:rPr>
-          <w:rFonts w:ascii="Calibri" w:cs="Calibri" w:eastAsia="Calibri" w:hAnsi="Calibri"/>
-          <w:color w:val="262E33"/>
-          <w:sz w:val="21"/>
-          <w:szCs w:val="21"/>
-        </w:rPr>
-        <w:t xml:space="preserve"> panel there are three — </w:t>
-      </w:r>
-      <w:r>
-        <w:rPr>
-          <w:rFonts w:ascii="Calibri" w:cs="Calibri" w:eastAsia="Calibri" w:hAnsi="Calibri"/>
-          <w:b/>
-          <w:bCs/>
-          <w:color w:val="262E33"/>
-          <w:sz w:val="21"/>
-          <w:szCs w:val="21"/>
-        </w:rPr>
-        <w:t xml:space="preserve">Mainline</w:t>
-      </w:r>
-      <w:r>
-        <w:rPr>
-          <w:rFonts w:ascii="Calibri" w:cs="Calibri" w:eastAsia="Calibri" w:hAnsi="Calibri"/>
-          <w:color w:val="262E33"/>
-          <w:sz w:val="21"/>
-          <w:szCs w:val="21"/>
-        </w:rPr>
-        <w:t xml:space="preserve">, </w:t>
-      </w:r>
-      <w:r>
-        <w:rPr>
-          <w:rFonts w:ascii="Calibri" w:cs="Calibri" w:eastAsia="Calibri" w:hAnsi="Calibri"/>
-          <w:b/>
-          <w:bCs/>
-          <w:color w:val="262E33"/>
-          <w:sz w:val="21"/>
-          <w:szCs w:val="21"/>
-        </w:rPr>
-        <w:t xml:space="preserve">Metro</w:t>
-      </w:r>
-      <w:r>
-        <w:rPr>
-          <w:rFonts w:ascii="Calibri" w:cs="Calibri" w:eastAsia="Calibri" w:hAnsi="Calibri"/>
-          <w:color w:val="262E33"/>
-          <w:sz w:val="21"/>
-          <w:szCs w:val="21"/>
-        </w:rPr>
-        <w:t xml:space="preserve"> and </w:t>
-      </w:r>
-      <w:r>
-        <w:rPr>
-          <w:rFonts w:ascii="Calibri" w:cs="Calibri" w:eastAsia="Calibri" w:hAnsi="Calibri"/>
-          <w:b/>
-          <w:bCs/>
-          <w:color w:val="262E33"/>
-          <w:sz w:val="21"/>
-          <w:szCs w:val="21"/>
-        </w:rPr>
-        <w:t xml:space="preserve">High Speed</w:t>
-      </w:r>
-      <w:r>
-        <w:rPr>
-          <w:rFonts w:ascii="Calibri" w:cs="Calibri" w:eastAsia="Calibri" w:hAnsi="Calibri"/>
-          <w:color w:val="262E33"/>
-          <w:sz w:val="21"/>
-          <w:szCs w:val="21"/>
-        </w:rPr>
-        <w:t xml:space="preserve"> — because all three of those are berthing sheets.</w:t>
+          <w:b/>
+          <w:bCs/>
+          <w:color w:val="262E33"/>
+          <w:sz w:val="21"/>
+          <w:szCs w:val="21"/>
+        </w:rPr>
+        <w:t xml:space="preserve">Empty moves left off</w:t>
+      </w:r>
+      <w:r>
+        <w:rPr>
+          <w:rFonts w:ascii="Calibri" w:cs="Calibri" w:eastAsia="Calibri" w:hAnsi="Calibri"/>
+          <w:color w:val="262E33"/>
+          <w:sz w:val="21"/>
+          <w:szCs w:val="21"/>
+        </w:rPr>
+        <w:t xml:space="preserve">, each with its diagram number, so you can confirm it should be off. Only moves that stay inside the section are dropped — an empty run that takes a unit to another depot for the night is printed, because the section it leaves has to show it going.</w:t>
       </w:r>
     </w:p>
     <w:p>
@@ -5731,16 +5942,36 @@
           <w:sz w:val="21"/>
           <w:szCs w:val="21"/>
         </w:rPr>
-        <w:t xml:space="preserve">Left off</w:t>
-      </w:r>
-      <w:r>
-        <w:rPr>
-          <w:rFonts w:ascii="Calibri" w:cs="Calibri" w:eastAsia="Calibri" w:hAnsi="Calibri"/>
-          <w:color w:val="262E33"/>
-          <w:sz w:val="21"/>
-          <w:szCs w:val="21"/>
-        </w:rPr>
-        <w:t xml:space="preserve"> — how they start — each book follows the house rules, and headcodes appear only in the sections that have always quoted them: Gillingham, Victoria and Grove Park.</w:t>
+        <w:t xml:space="preserve">A unit order pinned somewhere but not here.</w:t>
+      </w:r>
+      <w:r>
+        <w:rPr>
+          <w:rFonts w:ascii="Calibri" w:cs="Calibri" w:eastAsia="Calibri" w:hAnsi="Calibri"/>
+          <w:color w:val="262E33"/>
+          <w:sz w:val="21"/>
+          <w:szCs w:val="21"/>
+        </w:rPr>
+        <w:t xml:space="preserve"> Where a formation's order has been written down for one departure and this one is not covered, it says so and tells you where the order </w:t>
+      </w:r>
+      <w:r>
+        <w:rPr>
+          <w:rFonts w:ascii="Calibri" w:cs="Calibri" w:eastAsia="Calibri" w:hAnsi="Calibri"/>
+          <w:i/>
+          <w:iCs/>
+          <w:color w:val="262E33"/>
+          <w:sz w:val="21"/>
+          <w:szCs w:val="21"/>
+        </w:rPr>
+        <w:t xml:space="preserve">is</w:t>
+      </w:r>
+      <w:r>
+        <w:rPr>
+          <w:rFonts w:ascii="Calibri" w:cs="Calibri" w:eastAsia="Calibri" w:hAnsi="Calibri"/>
+          <w:color w:val="262E33"/>
+          <w:sz w:val="21"/>
+          <w:szCs w:val="21"/>
+        </w:rPr>
+        <w:t xml:space="preserve"> recorded. Usually it means either this one needs pinning too, or the working has moved and the existing pin no longer reaches it.</w:t>
       </w:r>
     </w:p>
     <w:p>
@@ -5749,6 +5980,357 @@
         <w:numPr>
           <w:ilvl w:val="0"/>
           <w:numId w:val="12"/>
+        </w:numPr>
+        <w:spacing w:after="110" w:line="276" w:lineRule="auto"/>
+      </w:pPr>
+      <w:r>
+        <w:rPr>
+          <w:rFonts w:ascii="Calibri" w:cs="Calibri" w:eastAsia="Calibri" w:hAnsi="Calibri"/>
+          <w:b/>
+          <w:bCs/>
+          <w:color w:val="262E33"/>
+          <w:sz w:val="21"/>
+          <w:szCs w:val="21"/>
+        </w:rPr>
+        <w:t xml:space="preserve">A diagram whose page didn't read cleanly</w:t>
+      </w:r>
+      <w:r>
+        <w:rPr>
+          <w:rFonts w:ascii="Calibri" w:cs="Calibri" w:eastAsia="Calibri" w:hAnsi="Calibri"/>
+          <w:color w:val="262E33"/>
+          <w:sz w:val="21"/>
+          <w:szCs w:val="21"/>
+        </w:rPr>
+        <w:t xml:space="preserve">, or a date with no matching detail report.</w:t>
+      </w:r>
+    </w:p>
+    <w:p>
+      <w:pPr>
+        <w:pStyle w:val="ListParagraph"/>
+        <w:numPr>
+          <w:ilvl w:val="0"/>
+          <w:numId w:val="12"/>
+        </w:numPr>
+        <w:spacing w:after="110" w:line="276" w:lineRule="auto"/>
+      </w:pPr>
+      <w:r>
+        <w:rPr>
+          <w:rFonts w:ascii="Calibri" w:cs="Calibri" w:eastAsia="Calibri" w:hAnsi="Calibri"/>
+          <w:b/>
+          <w:bCs/>
+          <w:color w:val="262E33"/>
+          <w:sz w:val="21"/>
+          <w:szCs w:val="21"/>
+        </w:rPr>
+        <w:t xml:space="preserve">An end marker with no rule to fit.</w:t>
+      </w:r>
+      <w:r>
+        <w:rPr>
+          <w:rFonts w:ascii="Calibri" w:cs="Calibri" w:eastAsia="Calibri" w:hAnsi="Calibri"/>
+          <w:color w:val="262E33"/>
+          <w:sz w:val="21"/>
+          <w:szCs w:val="21"/>
+        </w:rPr>
+        <w:t xml:space="preserve"> Rather than guess which end leads, it says so and leaves it to you.</w:t>
+      </w:r>
+    </w:p>
+    <w:p>
+      <w:pPr>
+        <w:pStyle w:val="ListParagraph"/>
+        <w:numPr>
+          <w:ilvl w:val="0"/>
+          <w:numId w:val="12"/>
+        </w:numPr>
+        <w:spacing w:after="110" w:line="276" w:lineRule="auto"/>
+      </w:pPr>
+      <w:r>
+        <w:rPr>
+          <w:rFonts w:ascii="Calibri" w:cs="Calibri" w:eastAsia="Calibri" w:hAnsi="Calibri"/>
+          <w:b/>
+          <w:bCs/>
+          <w:color w:val="262E33"/>
+          <w:sz w:val="21"/>
+          <w:szCs w:val="21"/>
+        </w:rPr>
+        <w:t xml:space="preserve">The Folkestone East Train Roads arrivals</w:t>
+      </w:r>
+      <w:r>
+        <w:rPr>
+          <w:rFonts w:ascii="Calibri" w:cs="Calibri" w:eastAsia="Calibri" w:hAnsi="Calibri"/>
+          <w:color w:val="262E33"/>
+          <w:sz w:val="21"/>
+          <w:szCs w:val="21"/>
+        </w:rPr>
+        <w:t xml:space="preserve">, worked out last-in-first-out from tonight's arrivals — always worth checking against the ACWN.</w:t>
+      </w:r>
+    </w:p>
+    <w:p>
+      <w:pPr>
+        <w:spacing w:after="140" w:line="276" w:lineRule="auto"/>
+      </w:pPr>
+      <w:r>
+        <w:rPr>
+          <w:rFonts w:ascii="Calibri" w:cs="Calibri" w:eastAsia="Calibri" w:hAnsi="Calibri"/>
+          <w:color w:val="262E33"/>
+          <w:sz w:val="21"/>
+          <w:szCs w:val="21"/>
+        </w:rPr>
+        <w:t xml:space="preserve">A clean list is normal on a straightforward day. A long one isn't a fault — it is the tool showing its working.</w:t>
+      </w:r>
+    </w:p>
+    <w:p>
+      <w:pPr>
+        <w:spacing w:after="60"/>
+      </w:pPr>
+    </w:p>
+    <w:p>
+      <w:pPr>
+        <w:pStyle w:val="Heading1"/>
+        <w:pBdr>
+          <w:bottom w:val="single" w:color="C4C7BF" w:sz="6" w:space="6"/>
+        </w:pBdr>
+        <w:spacing w:after="40" w:before="420"/>
+      </w:pPr>
+      <w:r>
+        <w:rPr>
+          <w:rFonts w:ascii="Segoe UI" w:cs="Segoe UI" w:eastAsia="Segoe UI" w:hAnsi="Segoe UI"/>
+          <w:b/>
+          <w:bCs/>
+          <w:color w:val="262E33"/>
+          <w:sz w:val="30"/>
+          <w:szCs w:val="30"/>
+        </w:rPr>
+        <w:t xml:space="preserve">10. The headcode switches</w:t>
+      </w:r>
+    </w:p>
+    <w:p>
+      <w:pPr>
+        <w:spacing w:after="140" w:line="276" w:lineRule="auto"/>
+      </w:pPr>
+      <w:r>
+        <w:rPr>
+          <w:rFonts w:ascii="Calibri" w:cs="Calibri" w:eastAsia="Calibri" w:hAnsi="Calibri"/>
+          <w:color w:val="262E33"/>
+          <w:sz w:val="21"/>
+          <w:szCs w:val="21"/>
+        </w:rPr>
+        <w:t xml:space="preserve">Once a panel has built something, a box marked </w:t>
+      </w:r>
+      <w:r>
+        <w:rPr>
+          <w:rFonts w:ascii="Calibri" w:cs="Calibri" w:eastAsia="Calibri" w:hAnsi="Calibri"/>
+          <w:b/>
+          <w:bCs/>
+          <w:color w:val="262E33"/>
+          <w:sz w:val="21"/>
+          <w:szCs w:val="21"/>
+        </w:rPr>
+        <w:t xml:space="preserve">HEADCODES</w:t>
+      </w:r>
+      <w:r>
+        <w:rPr>
+          <w:rFonts w:ascii="Calibri" w:cs="Calibri" w:eastAsia="Calibri" w:hAnsi="Calibri"/>
+          <w:color w:val="262E33"/>
+          <w:sz w:val="21"/>
+          <w:szCs w:val="21"/>
+        </w:rPr>
+        <w:t xml:space="preserve"> appears with it. It only shows up alongside books, because ticking one rebuilds them.</w:t>
+      </w:r>
+    </w:p>
+    <w:p>
+      <w:pPr>
+        <w:pStyle w:val="ListParagraph"/>
+        <w:numPr>
+          <w:ilvl w:val="0"/>
+          <w:numId w:val="13"/>
+        </w:numPr>
+        <w:spacing w:after="110" w:line="276" w:lineRule="auto"/>
+      </w:pPr>
+      <w:r>
+        <w:rPr>
+          <w:rFonts w:ascii="Calibri" w:cs="Calibri" w:eastAsia="Calibri" w:hAnsi="Calibri"/>
+          <w:color w:val="262E33"/>
+          <w:sz w:val="21"/>
+          <w:szCs w:val="21"/>
+        </w:rPr>
+        <w:t xml:space="preserve">On the </w:t>
+      </w:r>
+      <w:r>
+        <w:rPr>
+          <w:rFonts w:ascii="Calibri" w:cs="Calibri" w:eastAsia="Calibri" w:hAnsi="Calibri"/>
+          <w:b/>
+          <w:bCs/>
+          <w:color w:val="262E33"/>
+          <w:sz w:val="21"/>
+          <w:szCs w:val="21"/>
+        </w:rPr>
+        <w:t xml:space="preserve">weekday</w:t>
+      </w:r>
+      <w:r>
+        <w:rPr>
+          <w:rFonts w:ascii="Calibri" w:cs="Calibri" w:eastAsia="Calibri" w:hAnsi="Calibri"/>
+          <w:color w:val="262E33"/>
+          <w:sz w:val="21"/>
+          <w:szCs w:val="21"/>
+        </w:rPr>
+        <w:t xml:space="preserve"> panel there is one tick-box, </w:t>
+      </w:r>
+      <w:r>
+        <w:rPr>
+          <w:rFonts w:ascii="Calibri" w:cs="Calibri" w:eastAsia="Calibri" w:hAnsi="Calibri"/>
+          <w:b/>
+          <w:bCs/>
+          <w:color w:val="262E33"/>
+          <w:sz w:val="21"/>
+          <w:szCs w:val="21"/>
+        </w:rPr>
+        <w:t xml:space="preserve">Mainline</w:t>
+      </w:r>
+      <w:r>
+        <w:rPr>
+          <w:rFonts w:ascii="Calibri" w:cs="Calibri" w:eastAsia="Calibri" w:hAnsi="Calibri"/>
+          <w:color w:val="262E33"/>
+          <w:sz w:val="21"/>
+          <w:szCs w:val="21"/>
+        </w:rPr>
+        <w:t xml:space="preserve">, which covers the mainline and Ramsgate books. Metro and High Speed are not on it: every line of both carries its headcode already, so a tick-box for either would change nothing.</w:t>
+      </w:r>
+    </w:p>
+    <w:p>
+      <w:pPr>
+        <w:pStyle w:val="ListParagraph"/>
+        <w:numPr>
+          <w:ilvl w:val="0"/>
+          <w:numId w:val="13"/>
+        </w:numPr>
+        <w:spacing w:after="110" w:line="276" w:lineRule="auto"/>
+      </w:pPr>
+      <w:r>
+        <w:rPr>
+          <w:rFonts w:ascii="Calibri" w:cs="Calibri" w:eastAsia="Calibri" w:hAnsi="Calibri"/>
+          <w:color w:val="262E33"/>
+          <w:sz w:val="21"/>
+          <w:szCs w:val="21"/>
+        </w:rPr>
+        <w:t xml:space="preserve">On the </w:t>
+      </w:r>
+      <w:r>
+        <w:rPr>
+          <w:rFonts w:ascii="Calibri" w:cs="Calibri" w:eastAsia="Calibri" w:hAnsi="Calibri"/>
+          <w:b/>
+          <w:bCs/>
+          <w:color w:val="262E33"/>
+          <w:sz w:val="21"/>
+          <w:szCs w:val="21"/>
+        </w:rPr>
+        <w:t xml:space="preserve">weekend</w:t>
+      </w:r>
+      <w:r>
+        <w:rPr>
+          <w:rFonts w:ascii="Calibri" w:cs="Calibri" w:eastAsia="Calibri" w:hAnsi="Calibri"/>
+          <w:color w:val="262E33"/>
+          <w:sz w:val="21"/>
+          <w:szCs w:val="21"/>
+        </w:rPr>
+        <w:t xml:space="preserve"> panel there are three — </w:t>
+      </w:r>
+      <w:r>
+        <w:rPr>
+          <w:rFonts w:ascii="Calibri" w:cs="Calibri" w:eastAsia="Calibri" w:hAnsi="Calibri"/>
+          <w:b/>
+          <w:bCs/>
+          <w:color w:val="262E33"/>
+          <w:sz w:val="21"/>
+          <w:szCs w:val="21"/>
+        </w:rPr>
+        <w:t xml:space="preserve">Mainline</w:t>
+      </w:r>
+      <w:r>
+        <w:rPr>
+          <w:rFonts w:ascii="Calibri" w:cs="Calibri" w:eastAsia="Calibri" w:hAnsi="Calibri"/>
+          <w:color w:val="262E33"/>
+          <w:sz w:val="21"/>
+          <w:szCs w:val="21"/>
+        </w:rPr>
+        <w:t xml:space="preserve">, </w:t>
+      </w:r>
+      <w:r>
+        <w:rPr>
+          <w:rFonts w:ascii="Calibri" w:cs="Calibri" w:eastAsia="Calibri" w:hAnsi="Calibri"/>
+          <w:b/>
+          <w:bCs/>
+          <w:color w:val="262E33"/>
+          <w:sz w:val="21"/>
+          <w:szCs w:val="21"/>
+        </w:rPr>
+        <w:t xml:space="preserve">Metro</w:t>
+      </w:r>
+      <w:r>
+        <w:rPr>
+          <w:rFonts w:ascii="Calibri" w:cs="Calibri" w:eastAsia="Calibri" w:hAnsi="Calibri"/>
+          <w:color w:val="262E33"/>
+          <w:sz w:val="21"/>
+          <w:szCs w:val="21"/>
+        </w:rPr>
+        <w:t xml:space="preserve"> and </w:t>
+      </w:r>
+      <w:r>
+        <w:rPr>
+          <w:rFonts w:ascii="Calibri" w:cs="Calibri" w:eastAsia="Calibri" w:hAnsi="Calibri"/>
+          <w:b/>
+          <w:bCs/>
+          <w:color w:val="262E33"/>
+          <w:sz w:val="21"/>
+          <w:szCs w:val="21"/>
+        </w:rPr>
+        <w:t xml:space="preserve">High Speed</w:t>
+      </w:r>
+      <w:r>
+        <w:rPr>
+          <w:rFonts w:ascii="Calibri" w:cs="Calibri" w:eastAsia="Calibri" w:hAnsi="Calibri"/>
+          <w:color w:val="262E33"/>
+          <w:sz w:val="21"/>
+          <w:szCs w:val="21"/>
+        </w:rPr>
+        <w:t xml:space="preserve"> — because all three of those are berthing sheets.</w:t>
+      </w:r>
+    </w:p>
+    <w:p>
+      <w:pPr>
+        <w:pStyle w:val="ListParagraph"/>
+        <w:numPr>
+          <w:ilvl w:val="0"/>
+          <w:numId w:val="13"/>
+        </w:numPr>
+        <w:spacing w:after="110" w:line="276" w:lineRule="auto"/>
+      </w:pPr>
+      <w:r>
+        <w:rPr>
+          <w:rFonts w:ascii="Calibri" w:cs="Calibri" w:eastAsia="Calibri" w:hAnsi="Calibri"/>
+          <w:b/>
+          <w:bCs/>
+          <w:color w:val="262E33"/>
+          <w:sz w:val="21"/>
+          <w:szCs w:val="21"/>
+        </w:rPr>
+        <w:t xml:space="preserve">Left off</w:t>
+      </w:r>
+      <w:r>
+        <w:rPr>
+          <w:rFonts w:ascii="Calibri" w:cs="Calibri" w:eastAsia="Calibri" w:hAnsi="Calibri"/>
+          <w:color w:val="262E33"/>
+          <w:sz w:val="21"/>
+          <w:szCs w:val="21"/>
+        </w:rPr>
+        <w:t xml:space="preserve"> — how they start — each book follows the house rules, and headcodes appear only in the sections that have always quoted them: Gillingham, Victoria and Grove Park.</w:t>
+      </w:r>
+    </w:p>
+    <w:p>
+      <w:pPr>
+        <w:pStyle w:val="ListParagraph"/>
+        <w:numPr>
+          <w:ilvl w:val="0"/>
+          <w:numId w:val="13"/>
         </w:numPr>
         <w:spacing w:after="110" w:line="276" w:lineRule="auto"/>
       </w:pPr>
@@ -5873,6 +6455,228 @@
         </w:tc>
       </w:tr>
     </w:tbl>
+    <w:p>
+      <w:pPr>
+        <w:spacing w:after="60"/>
+      </w:pPr>
+    </w:p>
+    <w:p>
+      <w:pPr>
+        <w:pStyle w:val="Heading2"/>
+        <w:spacing w:after="90" w:before="280"/>
+      </w:pPr>
+      <w:r>
+        <w:rPr>
+          <w:rFonts w:ascii="Consolas" w:cs="Consolas" w:eastAsia="Consolas" w:hAnsi="Consolas"/>
+          <w:b/>
+          <w:bCs/>
+          <w:color w:val="3C464D"/>
+          <w:spacing w:val="20"/>
+          <w:sz w:val="20"/>
+          <w:szCs w:val="20"/>
+        </w:rPr>
+        <w:t xml:space="preserve">Long platform stands</w:t>
+      </w:r>
+    </w:p>
+    <w:p>
+      <w:pPr>
+        <w:spacing w:after="140" w:line="276" w:lineRule="auto"/>
+      </w:pPr>
+      <w:r>
+        <w:rPr>
+          <w:rFonts w:ascii="Calibri" w:cs="Calibri" w:eastAsia="Calibri" w:hAnsi="Calibri"/>
+          <w:color w:val="262E33"/>
+          <w:sz w:val="21"/>
+          <w:szCs w:val="21"/>
+        </w:rPr>
+        <w:t xml:space="preserve">Under the HEADCODES box, on the </w:t>
+      </w:r>
+      <w:r>
+        <w:rPr>
+          <w:rFonts w:ascii="Calibri" w:cs="Calibri" w:eastAsia="Calibri" w:hAnsi="Calibri"/>
+          <w:b/>
+          <w:bCs/>
+          <w:color w:val="262E33"/>
+          <w:sz w:val="21"/>
+          <w:szCs w:val="21"/>
+        </w:rPr>
+        <w:t xml:space="preserve">weekday</w:t>
+      </w:r>
+      <w:r>
+        <w:rPr>
+          <w:rFonts w:ascii="Calibri" w:cs="Calibri" w:eastAsia="Calibri" w:hAnsi="Calibri"/>
+          <w:color w:val="262E33"/>
+          <w:sz w:val="21"/>
+          <w:szCs w:val="21"/>
+        </w:rPr>
+        <w:t xml:space="preserve"> panel, there is a second box: </w:t>
+      </w:r>
+      <w:r>
+        <w:rPr>
+          <w:rFonts w:ascii="Calibri" w:cs="Calibri" w:eastAsia="Calibri" w:hAnsi="Calibri"/>
+          <w:b/>
+          <w:bCs/>
+          <w:color w:val="262E33"/>
+          <w:sz w:val="21"/>
+          <w:szCs w:val="21"/>
+        </w:rPr>
+        <w:t xml:space="preserve">Platform stands</w:t>
+      </w:r>
+      <w:r>
+        <w:rPr>
+          <w:rFonts w:ascii="Calibri" w:cs="Calibri" w:eastAsia="Calibri" w:hAnsi="Calibri"/>
+          <w:color w:val="262E33"/>
+          <w:sz w:val="21"/>
+          <w:szCs w:val="21"/>
+        </w:rPr>
+        <w:t xml:space="preserve">.</w:t>
+      </w:r>
+    </w:p>
+    <w:p>
+      <w:pPr>
+        <w:spacing w:after="140" w:line="276" w:lineRule="auto"/>
+      </w:pPr>
+      <w:r>
+        <w:rPr>
+          <w:rFonts w:ascii="Calibri" w:cs="Calibri" w:eastAsia="Calibri" w:hAnsi="Calibri"/>
+          <w:color w:val="262E33"/>
+          <w:sz w:val="21"/>
+          <w:szCs w:val="21"/>
+        </w:rPr>
+        <w:t xml:space="preserve">A unit that sits in a platform for an hour or more has arguably berthed there. The tool handles it three ways:</w:t>
+      </w:r>
+    </w:p>
+    <w:p>
+      <w:pPr>
+        <w:pStyle w:val="ListParagraph"/>
+        <w:numPr>
+          <w:ilvl w:val="0"/>
+          <w:numId w:val="14"/>
+        </w:numPr>
+        <w:spacing w:after="110" w:line="276" w:lineRule="auto"/>
+      </w:pPr>
+      <w:r>
+        <w:rPr>
+          <w:rFonts w:ascii="Calibri" w:cs="Calibri" w:eastAsia="Calibri" w:hAnsi="Calibri"/>
+          <w:color w:val="262E33"/>
+          <w:sz w:val="21"/>
+          <w:szCs w:val="21"/>
+        </w:rPr>
+        <w:t xml:space="preserve">If the report </w:t>
+      </w:r>
+      <w:r>
+        <w:rPr>
+          <w:rFonts w:ascii="Calibri" w:cs="Calibri" w:eastAsia="Calibri" w:hAnsi="Calibri"/>
+          <w:b/>
+          <w:bCs/>
+          <w:color w:val="262E33"/>
+          <w:sz w:val="21"/>
+          <w:szCs w:val="21"/>
+        </w:rPr>
+        <w:t xml:space="preserve">shunts the unit on the spot</w:t>
+      </w:r>
+      <w:r>
+        <w:rPr>
+          <w:rFonts w:ascii="Calibri" w:cs="Calibri" w:eastAsia="Calibri" w:hAnsi="Calibri"/>
+          <w:color w:val="262E33"/>
+          <w:sz w:val="21"/>
+          <w:szCs w:val="21"/>
+        </w:rPr>
+        <w:t xml:space="preserve"> while it stands, that is the report saying it was put away — it gets a line on the sheet either way.</w:t>
+      </w:r>
+    </w:p>
+    <w:p>
+      <w:pPr>
+        <w:pStyle w:val="ListParagraph"/>
+        <w:numPr>
+          <w:ilvl w:val="0"/>
+          <w:numId w:val="14"/>
+        </w:numPr>
+        <w:spacing w:after="110" w:line="276" w:lineRule="auto"/>
+      </w:pPr>
+      <w:r>
+        <w:rPr>
+          <w:rFonts w:ascii="Calibri" w:cs="Calibri" w:eastAsia="Calibri" w:hAnsi="Calibri"/>
+          <w:color w:val="262E33"/>
+          <w:sz w:val="21"/>
+          <w:szCs w:val="21"/>
+        </w:rPr>
+        <w:t xml:space="preserve">Without a shunt it is left off, and </w:t>
+      </w:r>
+      <w:r>
+        <w:rPr>
+          <w:rFonts w:ascii="Calibri" w:cs="Calibri" w:eastAsia="Calibri" w:hAnsi="Calibri"/>
+          <w:b/>
+          <w:bCs/>
+          <w:color w:val="262E33"/>
+          <w:sz w:val="21"/>
+          <w:szCs w:val="21"/>
+        </w:rPr>
+        <w:t xml:space="preserve">named on the review list</w:t>
+      </w:r>
+      <w:r>
+        <w:rPr>
+          <w:rFonts w:ascii="Calibri" w:cs="Calibri" w:eastAsia="Calibri" w:hAnsi="Calibri"/>
+          <w:color w:val="262E33"/>
+          <w:sz w:val="21"/>
+          <w:szCs w:val="21"/>
+        </w:rPr>
+        <w:t xml:space="preserve"> with the location and the time, so you can decide.</w:t>
+      </w:r>
+    </w:p>
+    <w:p>
+      <w:pPr>
+        <w:pStyle w:val="ListParagraph"/>
+        <w:numPr>
+          <w:ilvl w:val="0"/>
+          <w:numId w:val="14"/>
+        </w:numPr>
+        <w:spacing w:after="110" w:line="276" w:lineRule="auto"/>
+      </w:pPr>
+      <w:r>
+        <w:rPr>
+          <w:rFonts w:ascii="Calibri" w:cs="Calibri" w:eastAsia="Calibri" w:hAnsi="Calibri"/>
+          <w:color w:val="262E33"/>
+          <w:sz w:val="21"/>
+          <w:szCs w:val="21"/>
+        </w:rPr>
+        <w:t xml:space="preserve">Tick </w:t>
+      </w:r>
+      <w:r>
+        <w:rPr>
+          <w:rFonts w:ascii="Calibri" w:cs="Calibri" w:eastAsia="Calibri" w:hAnsi="Calibri"/>
+          <w:b/>
+          <w:bCs/>
+          <w:color w:val="262E33"/>
+          <w:sz w:val="21"/>
+          <w:szCs w:val="21"/>
+        </w:rPr>
+        <w:t xml:space="preserve">Count long platform stands as berthings</w:t>
+      </w:r>
+      <w:r>
+        <w:rPr>
+          <w:rFonts w:ascii="Calibri" w:cs="Calibri" w:eastAsia="Calibri" w:hAnsi="Calibri"/>
+          <w:color w:val="262E33"/>
+          <w:sz w:val="21"/>
+          <w:szCs w:val="21"/>
+        </w:rPr>
+        <w:t xml:space="preserve"> and every one of them goes on the sheets too. The books rebuild as you tick.</w:t>
+      </w:r>
+    </w:p>
+    <w:p>
+      <w:pPr>
+        <w:spacing w:after="140" w:line="276" w:lineRule="auto"/>
+      </w:pPr>
+      <w:r>
+        <w:rPr>
+          <w:rFonts w:ascii="Calibri" w:cs="Calibri" w:eastAsia="Calibri" w:hAnsi="Calibri"/>
+          <w:color w:val="262E33"/>
+          <w:sz w:val="21"/>
+          <w:szCs w:val="21"/>
+        </w:rPr>
+        <w:t xml:space="preserve">Left unticked — how it starts — the sheets match the hand-built books, which do not carry them.</w:t>
+      </w:r>
+    </w:p>
     <w:p>
       <w:pPr>
         <w:pStyle w:val="Heading1"/>
@@ -6695,7 +7499,7 @@
         <w:pStyle w:val="ListParagraph"/>
         <w:numPr>
           <w:ilvl w:val="0"/>
-          <w:numId w:val="13"/>
+          <w:numId w:val="15"/>
         </w:numPr>
         <w:spacing w:after="110" w:line="276" w:lineRule="auto"/>
       </w:pPr>
@@ -6725,7 +7529,7 @@
         <w:pStyle w:val="ListParagraph"/>
         <w:numPr>
           <w:ilvl w:val="0"/>
-          <w:numId w:val="13"/>
+          <w:numId w:val="15"/>
         </w:numPr>
         <w:spacing w:after="110" w:line="276" w:lineRule="auto"/>
       </w:pPr>
@@ -6755,7 +7559,7 @@
         <w:pStyle w:val="ListParagraph"/>
         <w:numPr>
           <w:ilvl w:val="0"/>
-          <w:numId w:val="13"/>
+          <w:numId w:val="15"/>
         </w:numPr>
         <w:spacing w:after="110" w:line="276" w:lineRule="auto"/>
       </w:pPr>
@@ -6785,7 +7589,7 @@
         <w:pStyle w:val="ListParagraph"/>
         <w:numPr>
           <w:ilvl w:val="0"/>
-          <w:numId w:val="13"/>
+          <w:numId w:val="15"/>
         </w:numPr>
         <w:spacing w:after="110" w:line="276" w:lineRule="auto"/>
       </w:pPr>
@@ -7139,7 +7943,7 @@
     </w:lvlOverride>
   </w:num>
   <w:num w:numId="10">
-    <w:abstractNumId w:val="3"/>
+    <w:abstractNumId w:val="2"/>
     <w:lvlOverride w:ilvl="0">
       <w:startOverride w:val="1"/>
     </w:lvlOverride>
@@ -7157,6 +7961,18 @@
     </w:lvlOverride>
   </w:num>
   <w:num w:numId="13">
+    <w:abstractNumId w:val="3"/>
+    <w:lvlOverride w:ilvl="0">
+      <w:startOverride w:val="1"/>
+    </w:lvlOverride>
+  </w:num>
+  <w:num w:numId="14">
+    <w:abstractNumId w:val="3"/>
+    <w:lvlOverride w:ilvl="0">
+      <w:startOverride w:val="1"/>
+    </w:lvlOverride>
+  </w:num>
+  <w:num w:numId="15">
     <w:abstractNumId w:val="3"/>
     <w:lvlOverride w:ilvl="0">
       <w:startOverride w:val="1"/>

--- a/HOW TO USE.docx
+++ b/HOW TO USE.docx
@@ -7621,6 +7621,731 @@
           <w:szCs w:val="21"/>
         </w:rPr>
         <w:t xml:space="preserve">. It applies the house rules faithfully and tells you where it had to make a call — but the books are yours, and a human signs them off.</w:t>
+      </w:r>
+    </w:p>
+    <w:p>
+      <w:pPr>
+        <w:spacing w:after="240"/>
+      </w:pPr>
+    </w:p>
+    <w:p>
+      <w:pPr>
+        <w:pStyle w:val="Heading1"/>
+        <w:pBdr>
+          <w:bottom w:val="single" w:color="C4C7BF" w:sz="6" w:space="6"/>
+        </w:pBdr>
+        <w:spacing w:after="40" w:before="420"/>
+      </w:pPr>
+      <w:r>
+        <w:rPr>
+          <w:rFonts w:ascii="Segoe UI" w:cs="Segoe UI" w:eastAsia="Segoe UI" w:hAnsi="Segoe UI"/>
+          <w:b/>
+          <w:bCs/>
+          <w:color w:val="262E33"/>
+          <w:sz w:val="30"/>
+          <w:szCs w:val="30"/>
+        </w:rPr>
+        <w:t xml:space="preserve">13. The diagram analyser — a separate tool</w:t>
+      </w:r>
+    </w:p>
+    <w:p>
+      <w:pPr>
+        <w:spacing w:after="180" w:before="100"/>
+      </w:pPr>
+      <w:r>
+        <w:rPr>
+          <w:rFonts w:ascii="Consolas" w:cs="Consolas" w:eastAsia="Consolas" w:hAnsi="Consolas"/>
+          <w:color w:val="79818A"/>
+          <w:spacing w:val="24"/>
+          <w:sz w:val="17"/>
+          <w:szCs w:val="17"/>
+        </w:rPr>
+        <w:t xml:space="preserve">A SECOND PAGE, OPENED THE SAME WAY AS THIS ONE. IT READS THE SAME DIAGRAM PRINT BOOKS, BUT INSTEAD OF BUILDING BERTHING SHEETS IT ANSWERS THE QUESTIONS MAINTENANCE PLANNING KEEPS ASKING.</w:t>
+      </w:r>
+    </w:p>
+    <w:p>
+      <w:pPr>
+        <w:spacing w:after="140" w:line="276" w:lineRule="auto"/>
+      </w:pPr>
+      <w:r>
+        <w:rPr>
+          <w:rFonts w:ascii="Calibri" w:cs="Calibri" w:eastAsia="Calibri" w:hAnsi="Calibri"/>
+          <w:color w:val="262E33"/>
+          <w:sz w:val="21"/>
+          <w:szCs w:val="21"/>
+        </w:rPr>
+        <w:t xml:space="preserve">Drop </w:t>
+      </w:r>
+      <w:r>
+        <w:rPr>
+          <w:rFonts w:ascii="Calibri" w:cs="Calibri" w:eastAsia="Calibri" w:hAnsi="Calibri"/>
+          <w:b/>
+          <w:bCs/>
+          <w:color w:val="262E33"/>
+          <w:sz w:val="21"/>
+          <w:szCs w:val="21"/>
+        </w:rPr>
+        <w:t xml:space="preserve">all</w:t>
+      </w:r>
+      <w:r>
+        <w:rPr>
+          <w:rFonts w:ascii="Calibri" w:cs="Calibri" w:eastAsia="Calibri" w:hAnsi="Calibri"/>
+          <w:color w:val="262E33"/>
+          <w:sz w:val="21"/>
+          <w:szCs w:val="21"/>
+        </w:rPr>
+        <w:t xml:space="preserve"> the print books on it at once — FSX, FO, SO and Sun together. Each fleet gets a tab across the top, and for whichever fleet you have picked you get:</w:t>
+      </w:r>
+    </w:p>
+    <w:tbl>
+      <w:tblPr>
+        <w:tblW w:type="dxa" w:w="9070"/>
+        <w:tblBorders>
+          <w:top w:val="none"/>
+          <w:left w:val="none"/>
+          <w:bottom w:val="single" w:color="C4C7BF" w:sz="4"/>
+          <w:right w:val="none"/>
+          <w:insideH w:val="single" w:color="C4C7BF" w:sz="4"/>
+          <w:insideV w:val="none"/>
+        </w:tblBorders>
+      </w:tblPr>
+      <w:tblGrid>
+        <w:gridCol w:w="4600"/>
+        <w:gridCol w:w="4470"/>
+      </w:tblGrid>
+      <w:tr>
+        <w:trPr>
+          <w:tblHeader/>
+        </w:trPr>
+        <w:tc>
+          <w:tcPr>
+            <w:tcW w:type="dxa" w:w="4600"/>
+            <w:shd w:fill="F5F4EF" w:color="auto" w:val="clear"/>
+            <w:tcMar>
+              <w:top w:type="dxa" w:w="90"/>
+              <w:left w:type="dxa" w:w="120"/>
+              <w:bottom w:type="dxa" w:w="90"/>
+              <w:right w:type="dxa" w:w="120"/>
+            </w:tcMar>
+          </w:tcPr>
+          <w:p>
+            <w:pPr>
+              <w:spacing w:line="264" w:lineRule="auto"/>
+            </w:pPr>
+            <w:r>
+              <w:rPr>
+                <w:rFonts w:ascii="Consolas" w:cs="Consolas" w:eastAsia="Consolas" w:hAnsi="Consolas"/>
+                <w:color w:val="79818A"/>
+                <w:spacing w:val="24"/>
+                <w:sz w:val="16"/>
+                <w:szCs w:val="16"/>
+              </w:rPr>
+              <w:t xml:space="preserve">SECTION</w:t>
+            </w:r>
+          </w:p>
+        </w:tc>
+        <w:tc>
+          <w:tcPr>
+            <w:tcW w:type="dxa" w:w="4470"/>
+            <w:shd w:fill="F5F4EF" w:color="auto" w:val="clear"/>
+            <w:tcMar>
+              <w:top w:type="dxa" w:w="90"/>
+              <w:left w:type="dxa" w:w="120"/>
+              <w:bottom w:type="dxa" w:w="90"/>
+              <w:right w:type="dxa" w:w="120"/>
+            </w:tcMar>
+          </w:tcPr>
+          <w:p>
+            <w:pPr>
+              <w:spacing w:line="264" w:lineRule="auto"/>
+            </w:pPr>
+            <w:r>
+              <w:rPr>
+                <w:rFonts w:ascii="Consolas" w:cs="Consolas" w:eastAsia="Consolas" w:hAnsi="Consolas"/>
+                <w:color w:val="79818A"/>
+                <w:spacing w:val="24"/>
+                <w:sz w:val="16"/>
+                <w:szCs w:val="16"/>
+              </w:rPr>
+              <w:t xml:space="preserve">WHAT IT TELLS YOU</w:t>
+            </w:r>
+          </w:p>
+        </w:tc>
+      </w:tr>
+      <w:tr>
+        <w:tc>
+          <w:tcPr>
+            <w:tcW w:type="dxa" w:w="4600"/>
+            <w:tcMar>
+              <w:top w:type="dxa" w:w="90"/>
+              <w:left w:type="dxa" w:w="120"/>
+              <w:bottom w:type="dxa" w:w="90"/>
+              <w:right w:type="dxa" w:w="120"/>
+            </w:tcMar>
+          </w:tcPr>
+          <w:p>
+            <w:pPr>
+              <w:spacing w:line="264" w:lineRule="auto"/>
+            </w:pPr>
+            <w:r>
+              <w:rPr>
+                <w:rFonts w:ascii="Calibri" w:cs="Calibri" w:eastAsia="Calibri" w:hAnsi="Calibri"/>
+                <w:color w:val="262E33"/>
+                <w:sz w:val="21"/>
+                <w:szCs w:val="21"/>
+              </w:rPr>
+              <w:t xml:space="preserve">Arrivals into &lt;depot&gt;</w:t>
+            </w:r>
+          </w:p>
+        </w:tc>
+        <w:tc>
+          <w:tcPr>
+            <w:tcW w:type="dxa" w:w="4470"/>
+            <w:tcMar>
+              <w:top w:type="dxa" w:w="90"/>
+              <w:left w:type="dxa" w:w="120"/>
+              <w:bottom w:type="dxa" w:w="90"/>
+              <w:right w:type="dxa" w:w="120"/>
+            </w:tcMar>
+          </w:tcPr>
+          <w:p>
+            <w:pPr>
+              <w:spacing w:line="264" w:lineRule="auto"/>
+            </w:pPr>
+            <w:r>
+              <w:rPr>
+                <w:rFonts w:ascii="Calibri" w:cs="Calibri" w:eastAsia="Calibri" w:hAnsi="Calibri"/>
+                <w:color w:val="262E33"/>
+                <w:sz w:val="21"/>
+                <w:szCs w:val="21"/>
+              </w:rPr>
+              <w:t xml:space="preserve">How many diagrams bring a unit home, split morning, afternoon and after midnight — and how many stands are nowhere near a depot that can repair the fleet.</w:t>
+            </w:r>
+          </w:p>
+        </w:tc>
+      </w:tr>
+      <w:tr>
+        <w:tc>
+          <w:tcPr>
+            <w:tcW w:type="dxa" w:w="4600"/>
+            <w:tcMar>
+              <w:top w:type="dxa" w:w="90"/>
+              <w:left w:type="dxa" w:w="120"/>
+              <w:bottom w:type="dxa" w:w="90"/>
+              <w:right w:type="dxa" w:w="120"/>
+            </w:tcMar>
+          </w:tcPr>
+          <w:p>
+            <w:pPr>
+              <w:spacing w:line="264" w:lineRule="auto"/>
+            </w:pPr>
+            <w:r>
+              <w:rPr>
+                <w:rFonts w:ascii="Calibri" w:cs="Calibri" w:eastAsia="Calibri" w:hAnsi="Calibri"/>
+                <w:color w:val="262E33"/>
+                <w:sz w:val="21"/>
+                <w:szCs w:val="21"/>
+              </w:rPr>
+              <w:t xml:space="preserve">Home before 20:00</w:t>
+            </w:r>
+          </w:p>
+        </w:tc>
+        <w:tc>
+          <w:tcPr>
+            <w:tcW w:type="dxa" w:w="4470"/>
+            <w:tcMar>
+              <w:top w:type="dxa" w:w="90"/>
+              <w:left w:type="dxa" w:w="120"/>
+              <w:bottom w:type="dxa" w:w="90"/>
+              <w:right w:type="dxa" w:w="120"/>
+            </w:tcMar>
+          </w:tcPr>
+          <w:p>
+            <w:pPr>
+              <w:spacing w:line="264" w:lineRule="auto"/>
+            </w:pPr>
+            <w:r>
+              <w:rPr>
+                <w:rFonts w:ascii="Calibri" w:cs="Calibri" w:eastAsia="Calibri" w:hAnsi="Calibri"/>
+                <w:color w:val="262E33"/>
+                <w:sz w:val="21"/>
+                <w:szCs w:val="21"/>
+              </w:rPr>
+              <w:t xml:space="preserve">Which diagrams are back early enough to be worked on the same evening, and where each one started that morning.</w:t>
+            </w:r>
+          </w:p>
+        </w:tc>
+      </w:tr>
+      <w:tr>
+        <w:tc>
+          <w:tcPr>
+            <w:tcW w:type="dxa" w:w="4600"/>
+            <w:tcMar>
+              <w:top w:type="dxa" w:w="90"/>
+              <w:left w:type="dxa" w:w="120"/>
+              <w:bottom w:type="dxa" w:w="90"/>
+              <w:right w:type="dxa" w:w="120"/>
+            </w:tcMar>
+          </w:tcPr>
+          <w:p>
+            <w:pPr>
+              <w:spacing w:line="264" w:lineRule="auto"/>
+            </w:pPr>
+            <w:r>
+              <w:rPr>
+                <w:rFonts w:ascii="Calibri" w:cs="Calibri" w:eastAsia="Calibri" w:hAnsi="Calibri"/>
+                <w:color w:val="262E33"/>
+                <w:sz w:val="21"/>
+                <w:szCs w:val="21"/>
+              </w:rPr>
+              <w:t xml:space="preserve">Diagrams a restricted unit can work</w:t>
+            </w:r>
+          </w:p>
+        </w:tc>
+        <w:tc>
+          <w:tcPr>
+            <w:tcW w:type="dxa" w:w="4470"/>
+            <w:tcMar>
+              <w:top w:type="dxa" w:w="90"/>
+              <w:left w:type="dxa" w:w="120"/>
+              <w:bottom w:type="dxa" w:w="90"/>
+              <w:right w:type="dxa" w:w="120"/>
+            </w:tcMar>
+          </w:tcPr>
+          <w:p>
+            <w:pPr>
+              <w:spacing w:line="264" w:lineRule="auto"/>
+            </w:pPr>
+            <w:r>
+              <w:rPr>
+                <w:rFonts w:ascii="Calibri" w:cs="Calibri" w:eastAsia="Calibri" w:hAnsi="Calibri"/>
+                <w:color w:val="262E33"/>
+                <w:sz w:val="21"/>
+                <w:szCs w:val="21"/>
+              </w:rPr>
+              <w:t xml:space="preserve">The diagrams that stay coupled all day — the only ones you can put an MO unit on — and whether that work carries over to the next day.</w:t>
+            </w:r>
+          </w:p>
+        </w:tc>
+      </w:tr>
+      <w:tr>
+        <w:tc>
+          <w:tcPr>
+            <w:tcW w:type="dxa" w:w="4600"/>
+            <w:tcMar>
+              <w:top w:type="dxa" w:w="90"/>
+              <w:left w:type="dxa" w:w="120"/>
+              <w:bottom w:type="dxa" w:w="90"/>
+              <w:right w:type="dxa" w:w="120"/>
+            </w:tcMar>
+          </w:tcPr>
+          <w:p>
+            <w:pPr>
+              <w:spacing w:line="264" w:lineRule="auto"/>
+            </w:pPr>
+            <w:r>
+              <w:rPr>
+                <w:rFonts w:ascii="Calibri" w:cs="Calibri" w:eastAsia="Calibri" w:hAnsi="Calibri"/>
+                <w:color w:val="262E33"/>
+                <w:sz w:val="21"/>
+                <w:szCs w:val="21"/>
+              </w:rPr>
+              <w:t xml:space="preserve">Does the week close on itself?</w:t>
+            </w:r>
+          </w:p>
+        </w:tc>
+        <w:tc>
+          <w:tcPr>
+            <w:tcW w:type="dxa" w:w="4470"/>
+            <w:tcMar>
+              <w:top w:type="dxa" w:w="90"/>
+              <w:left w:type="dxa" w:w="120"/>
+              <w:bottom w:type="dxa" w:w="90"/>
+              <w:right w:type="dxa" w:w="120"/>
+            </w:tcMar>
+          </w:tcPr>
+          <w:p>
+            <w:pPr>
+              <w:spacing w:line="264" w:lineRule="auto"/>
+            </w:pPr>
+            <w:r>
+              <w:rPr>
+                <w:rFonts w:ascii="Calibri" w:cs="Calibri" w:eastAsia="Calibri" w:hAnsi="Calibri"/>
+                <w:color w:val="262E33"/>
+                <w:sz w:val="21"/>
+                <w:szCs w:val="21"/>
+              </w:rPr>
+              <w:t xml:space="preserve">Whether the plan runs itself or units have to be moved at the end of a day. One line per join, Monday through Sunday.</w:t>
+            </w:r>
+          </w:p>
+        </w:tc>
+      </w:tr>
+      <w:tr>
+        <w:tc>
+          <w:tcPr>
+            <w:tcW w:type="dxa" w:w="4600"/>
+            <w:tcMar>
+              <w:top w:type="dxa" w:w="90"/>
+              <w:left w:type="dxa" w:w="120"/>
+              <w:bottom w:type="dxa" w:w="90"/>
+              <w:right w:type="dxa" w:w="120"/>
+            </w:tcMar>
+          </w:tcPr>
+          <w:p>
+            <w:pPr>
+              <w:spacing w:line="264" w:lineRule="auto"/>
+            </w:pPr>
+            <w:r>
+              <w:rPr>
+                <w:rFonts w:ascii="Calibri" w:cs="Calibri" w:eastAsia="Calibri" w:hAnsi="Calibri"/>
+                <w:color w:val="262E33"/>
+                <w:sz w:val="21"/>
+                <w:szCs w:val="21"/>
+              </w:rPr>
+              <w:t xml:space="preserve">Mileage</w:t>
+            </w:r>
+          </w:p>
+        </w:tc>
+        <w:tc>
+          <w:tcPr>
+            <w:tcW w:type="dxa" w:w="4470"/>
+            <w:tcMar>
+              <w:top w:type="dxa" w:w="90"/>
+              <w:left w:type="dxa" w:w="120"/>
+              <w:bottom w:type="dxa" w:w="90"/>
+              <w:right w:type="dxa" w:w="120"/>
+            </w:tcMar>
+          </w:tcPr>
+          <w:p>
+            <w:pPr>
+              <w:spacing w:line="264" w:lineRule="auto"/>
+            </w:pPr>
+            <w:r>
+              <w:rPr>
+                <w:rFonts w:ascii="Calibri" w:cs="Calibri" w:eastAsia="Calibri" w:hAnsi="Calibri"/>
+                <w:color w:val="262E33"/>
+                <w:sz w:val="21"/>
+                <w:szCs w:val="21"/>
+              </w:rPr>
+              <w:t xml:space="preserve">Annual and average daily miles for the fleet, and the miles each day.</w:t>
+            </w:r>
+          </w:p>
+        </w:tc>
+      </w:tr>
+      <w:tr>
+        <w:tc>
+          <w:tcPr>
+            <w:tcW w:type="dxa" w:w="4600"/>
+            <w:tcMar>
+              <w:top w:type="dxa" w:w="90"/>
+              <w:left w:type="dxa" w:w="120"/>
+              <w:bottom w:type="dxa" w:w="90"/>
+              <w:right w:type="dxa" w:w="120"/>
+            </w:tcMar>
+          </w:tcPr>
+          <w:p>
+            <w:pPr>
+              <w:spacing w:line="264" w:lineRule="auto"/>
+            </w:pPr>
+            <w:r>
+              <w:rPr>
+                <w:rFonts w:ascii="Calibri" w:cs="Calibri" w:eastAsia="Calibri" w:hAnsi="Calibri"/>
+                <w:color w:val="262E33"/>
+                <w:sz w:val="21"/>
+                <w:szCs w:val="21"/>
+              </w:rPr>
+              <w:t xml:space="preserve">Where a unit stands long enough to be attended</w:t>
+            </w:r>
+          </w:p>
+        </w:tc>
+        <w:tc>
+          <w:tcPr>
+            <w:tcW w:type="dxa" w:w="4470"/>
+            <w:tcMar>
+              <w:top w:type="dxa" w:w="90"/>
+              <w:left w:type="dxa" w:w="120"/>
+              <w:bottom w:type="dxa" w:w="90"/>
+              <w:right w:type="dxa" w:w="120"/>
+            </w:tcMar>
+          </w:tcPr>
+          <w:p>
+            <w:pPr>
+              <w:spacing w:line="264" w:lineRule="auto"/>
+            </w:pPr>
+            <w:r>
+              <w:rPr>
+                <w:rFonts w:ascii="Calibri" w:cs="Calibri" w:eastAsia="Calibri" w:hAnsi="Calibri"/>
+                <w:color w:val="262E33"/>
+                <w:sz w:val="21"/>
+                <w:szCs w:val="21"/>
+              </w:rPr>
+              <w:t xml:space="preserve">Every place a unit sits still for two hours or more during the day — where MSE or MIST can actually get to it.</w:t>
+            </w:r>
+          </w:p>
+        </w:tc>
+      </w:tr>
+      <w:tr>
+        <w:tc>
+          <w:tcPr>
+            <w:tcW w:type="dxa" w:w="4600"/>
+            <w:tcMar>
+              <w:top w:type="dxa" w:w="90"/>
+              <w:left w:type="dxa" w:w="120"/>
+              <w:bottom w:type="dxa" w:w="90"/>
+              <w:right w:type="dxa" w:w="120"/>
+            </w:tcMar>
+          </w:tcPr>
+          <w:p>
+            <w:pPr>
+              <w:spacing w:line="264" w:lineRule="auto"/>
+            </w:pPr>
+            <w:r>
+              <w:rPr>
+                <w:rFonts w:ascii="Calibri" w:cs="Calibri" w:eastAsia="Calibri" w:hAnsi="Calibri"/>
+                <w:color w:val="262E33"/>
+                <w:sz w:val="21"/>
+                <w:szCs w:val="21"/>
+              </w:rPr>
+              <w:t xml:space="preserve">Where a restricted unit cannot be contained</w:t>
+            </w:r>
+          </w:p>
+        </w:tc>
+        <w:tc>
+          <w:tcPr>
+            <w:tcW w:type="dxa" w:w="4470"/>
+            <w:tcMar>
+              <w:top w:type="dxa" w:w="90"/>
+              <w:left w:type="dxa" w:w="120"/>
+              <w:bottom w:type="dxa" w:w="90"/>
+              <w:right w:type="dxa" w:w="120"/>
+            </w:tcMar>
+          </w:tcPr>
+          <w:p>
+            <w:pPr>
+              <w:spacing w:line="264" w:lineRule="auto"/>
+            </w:pPr>
+            <w:r>
+              <w:rPr>
+                <w:rFonts w:ascii="Calibri" w:cs="Calibri" w:eastAsia="Calibri" w:hAnsi="Calibri"/>
+                <w:color w:val="262E33"/>
+                <w:sz w:val="21"/>
+                <w:szCs w:val="21"/>
+              </w:rPr>
+              <w:t xml:space="preserve">The places where every diagram leaves a unit on its own at some point, so a restricted unit standing there has nothing it can work.</w:t>
+            </w:r>
+          </w:p>
+        </w:tc>
+      </w:tr>
+    </w:tbl>
+    <w:p>
+      <w:pPr>
+        <w:spacing w:after="160"/>
+      </w:pPr>
+    </w:p>
+    <w:p>
+      <w:pPr>
+        <w:spacing w:after="140" w:line="276" w:lineRule="auto"/>
+      </w:pPr>
+      <w:r>
+        <w:rPr>
+          <w:rFonts w:ascii="Calibri" w:cs="Calibri" w:eastAsia="Calibri" w:hAnsi="Calibri"/>
+          <w:b/>
+          <w:bCs/>
+          <w:color w:val="262E33"/>
+          <w:sz w:val="21"/>
+          <w:szCs w:val="21"/>
+        </w:rPr>
+        <w:t xml:space="preserve">Save this fleet as a spreadsheet</w:t>
+      </w:r>
+      <w:r>
+        <w:rPr>
+          <w:rFonts w:ascii="Calibri" w:cs="Calibri" w:eastAsia="Calibri" w:hAnsi="Calibri"/>
+          <w:color w:val="262E33"/>
+          <w:sz w:val="21"/>
+          <w:szCs w:val="21"/>
+        </w:rPr>
+        <w:t xml:space="preserve"> puts the lot into Excel, one tab per section with the filters already on. </w:t>
+      </w:r>
+      <w:r>
+        <w:rPr>
+          <w:rFonts w:ascii="Calibri" w:cs="Calibri" w:eastAsia="Calibri" w:hAnsi="Calibri"/>
+          <w:b/>
+          <w:bCs/>
+          <w:color w:val="262E33"/>
+          <w:sz w:val="21"/>
+          <w:szCs w:val="21"/>
+        </w:rPr>
+        <w:t xml:space="preserve">Save every fleet</w:t>
+      </w:r>
+      <w:r>
+        <w:rPr>
+          <w:rFonts w:ascii="Calibri" w:cs="Calibri" w:eastAsia="Calibri" w:hAnsi="Calibri"/>
+          <w:color w:val="262E33"/>
+          <w:sz w:val="21"/>
+          <w:szCs w:val="21"/>
+        </w:rPr>
+        <w:t xml:space="preserve"> does all of them in one workbook.</w:t>
+      </w:r>
+    </w:p>
+    <w:tbl>
+      <w:tblPr>
+        <w:tblW w:type="dxa" w:w="9070"/>
+        <w:tblBorders>
+          <w:top w:val="none"/>
+          <w:left w:val="single" w:color="0E7C42" w:sz="18"/>
+          <w:bottom w:val="none"/>
+          <w:right w:val="none"/>
+          <w:insideH w:val="none"/>
+          <w:insideV w:val="none"/>
+        </w:tblBorders>
+      </w:tblPr>
+      <w:tblGrid>
+        <w:gridCol w:w="9070"/>
+      </w:tblGrid>
+      <w:tr>
+        <w:tc>
+          <w:tcPr>
+            <w:tcW w:type="dxa" w:w="9070"/>
+            <w:shd w:fill="F5F4EF" w:color="auto" w:val="clear"/>
+            <w:tcMar>
+              <w:top w:type="dxa" w:w="140"/>
+              <w:left w:type="dxa" w:w="200"/>
+              <w:bottom w:type="dxa" w:w="140"/>
+              <w:right w:type="dxa" w:w="200"/>
+            </w:tcMar>
+          </w:tcPr>
+          <w:p>
+            <w:pPr>
+              <w:spacing w:after="70"/>
+            </w:pPr>
+            <w:r>
+              <w:rPr>
+                <w:rFonts w:ascii="Consolas" w:cs="Consolas" w:eastAsia="Consolas" w:hAnsi="Consolas"/>
+                <w:b/>
+                <w:bCs/>
+                <w:color w:val="0E7C42"/>
+                <w:spacing w:val="24"/>
+                <w:sz w:val="17"/>
+                <w:szCs w:val="17"/>
+              </w:rPr>
+              <w:t xml:space="preserve">MO MEANS TWO DIFFERENT THINGS</w:t>
+            </w:r>
+          </w:p>
+          <w:p>
+            <w:pPr>
+              <w:spacing w:line="276" w:lineRule="auto"/>
+            </w:pPr>
+            <w:r>
+              <w:rPr>
+                <w:rFonts w:ascii="Calibri" w:cs="Calibri" w:eastAsia="Calibri" w:hAnsi="Calibri"/>
+                <w:color w:val="262E33"/>
+                <w:sz w:val="21"/>
+                <w:szCs w:val="21"/>
+              </w:rPr>
+              <w:t xml:space="preserve">On the print, MO is a DAY CODE — Mondays Only. The tool always writes day codes out in full (Mon only, Mon–Thu) so this can never be misread. In the depot, an MO unit is a RESTRICTED unit that cannot run on its own. Everywhere the analyser says “restricted unit”, that is what it means.</w:t>
+            </w:r>
+          </w:p>
+        </w:tc>
+      </w:tr>
+    </w:tbl>
+    <w:p>
+      <w:pPr>
+        <w:pStyle w:val="Heading2"/>
+        <w:spacing w:after="90" w:before="280"/>
+      </w:pPr>
+      <w:r>
+        <w:rPr>
+          <w:rFonts w:ascii="Consolas" w:cs="Consolas" w:eastAsia="Consolas" w:hAnsi="Consolas"/>
+          <w:b/>
+          <w:bCs/>
+          <w:color w:val="3C464D"/>
+          <w:spacing w:val="20"/>
+          <w:sz w:val="20"/>
+          <w:szCs w:val="20"/>
+        </w:rPr>
+        <w:t xml:space="preserve">Set your depots first</w:t>
+      </w:r>
+    </w:p>
+    <w:p>
+      <w:pPr>
+        <w:spacing w:after="140" w:line="276" w:lineRule="auto"/>
+      </w:pPr>
+      <w:r>
+        <w:rPr>
+          <w:rFonts w:ascii="Calibri" w:cs="Calibri" w:eastAsia="Calibri" w:hAnsi="Calibri"/>
+          <w:color w:val="262E33"/>
+          <w:sz w:val="21"/>
+          <w:szCs w:val="21"/>
+        </w:rPr>
+        <w:t xml:space="preserve">The prints do not say which depot owns a fleet, so the </w:t>
+      </w:r>
+      <w:r>
+        <w:rPr>
+          <w:rFonts w:ascii="Calibri" w:cs="Calibri" w:eastAsia="Calibri" w:hAnsi="Calibri"/>
+          <w:b/>
+          <w:bCs/>
+          <w:color w:val="262E33"/>
+          <w:sz w:val="21"/>
+          <w:szCs w:val="21"/>
+        </w:rPr>
+        <w:t xml:space="preserve">Depots</w:t>
+      </w:r>
+      <w:r>
+        <w:rPr>
+          <w:rFonts w:ascii="Calibri" w:cs="Calibri" w:eastAsia="Calibri" w:hAnsi="Calibri"/>
+          <w:color w:val="262E33"/>
+          <w:sz w:val="21"/>
+          <w:szCs w:val="21"/>
+        </w:rPr>
+        <w:t xml:space="preserve"> panel near the top lets you set it: a home depot, plus everywhere else the fleet can be repaired. Tick Ramsgate and Slade Green for the 376s, for instance, and both count as somewhere a 376 can be worked on. Your choices are remembered on that computer, and everything below redraws as soon as you change one.</w:t>
+      </w:r>
+    </w:p>
+    <w:p>
+      <w:pPr>
+        <w:spacing w:after="140" w:line="276" w:lineRule="auto"/>
+      </w:pPr>
+      <w:r>
+        <w:rPr>
+          <w:rFonts w:ascii="Calibri" w:cs="Calibri" w:eastAsia="Calibri" w:hAnsi="Calibri"/>
+          <w:color w:val="262E33"/>
+          <w:sz w:val="21"/>
+          <w:szCs w:val="21"/>
+        </w:rPr>
+        <w:t xml:space="preserve">The 377 setting is a </w:t>
+      </w:r>
+      <w:r>
+        <w:rPr>
+          <w:rFonts w:ascii="Calibri" w:cs="Calibri" w:eastAsia="Calibri" w:hAnsi="Calibri"/>
+          <w:b/>
+          <w:bCs/>
+          <w:color w:val="262E33"/>
+          <w:sz w:val="21"/>
+          <w:szCs w:val="21"/>
+        </w:rPr>
+        <w:t xml:space="preserve">guess made from the prints</w:t>
+      </w:r>
+      <w:r>
+        <w:rPr>
+          <w:rFonts w:ascii="Calibri" w:cs="Calibri" w:eastAsia="Calibri" w:hAnsi="Calibri"/>
+          <w:color w:val="262E33"/>
+          <w:sz w:val="21"/>
+          <w:szCs w:val="21"/>
+        </w:rPr>
+        <w:t xml:space="preserve"> rather than something the tool was told, and the card says so — check it.</w:t>
+      </w:r>
+    </w:p>
+    <w:p>
+      <w:pPr>
+        <w:spacing w:after="140" w:line="276" w:lineRule="auto"/>
+      </w:pPr>
+      <w:r>
+        <w:rPr>
+          <w:rFonts w:ascii="Calibri" w:cs="Calibri" w:eastAsia="Calibri" w:hAnsi="Calibri"/>
+          <w:color w:val="262E33"/>
+          <w:sz w:val="21"/>
+          <w:szCs w:val="21"/>
+        </w:rPr>
+        <w:t xml:space="preserve">As with the sheets, nothing leaves the computer.</w:t>
       </w:r>
     </w:p>
     <w:p>

--- a/HOW TO USE.docx
+++ b/HOW TO USE.docx
@@ -8002,7 +8002,7 @@
                 <w:sz w:val="21"/>
                 <w:szCs w:val="21"/>
               </w:rPr>
-              <w:t xml:space="preserve">Mileage</w:t>
+              <w:t xml:space="preserve">Mileage per unit</w:t>
             </w:r>
           </w:p>
         </w:tc>
@@ -8027,7 +8027,7 @@
                 <w:sz w:val="21"/>
                 <w:szCs w:val="21"/>
               </w:rPr>
-              <w:t xml:space="preserve">Annual and average daily miles for the fleet, and the miles each day.</w:t>
+              <w:t xml:space="preserve">What one UNIT covers a day, a week and a year — split by sub-fleet, because a 375/6 works harder than a 375/3. Also the units the plan needs, and the whole-fleet annual total.</w:t>
             </w:r>
           </w:p>
         </w:tc>

--- a/HOW TO USE.docx
+++ b/HOW TO USE.docx
@@ -8106,6 +8106,58 @@
                 <w:sz w:val="21"/>
                 <w:szCs w:val="21"/>
               </w:rPr>
+              <w:t xml:space="preserve">Getting units to &lt;depot&gt;</w:t>
+            </w:r>
+          </w:p>
+        </w:tc>
+        <w:tc>
+          <w:tcPr>
+            <w:tcW w:type="dxa" w:w="4470"/>
+            <w:tcMar>
+              <w:top w:type="dxa" w:w="90"/>
+              <w:left w:type="dxa" w:w="120"/>
+              <w:bottom w:type="dxa" w:w="90"/>
+              <w:right w:type="dxa" w:w="120"/>
+            </w:tcMar>
+          </w:tcPr>
+          <w:p>
+            <w:pPr>
+              <w:spacing w:line="264" w:lineRule="auto"/>
+            </w:pPr>
+            <w:r>
+              <w:rPr>
+                <w:rFonts w:ascii="Calibri" w:cs="Calibri" w:eastAsia="Calibri" w:hAnsi="Calibri"/>
+                <w:color w:val="262E33"/>
+                <w:sz w:val="21"/>
+                <w:szCs w:val="21"/>
+              </w:rPr>
+              <w:t xml:space="preserve">Only shows when the home depot is off this network, like Selhurst. When a unit is standing at the handover point — Victoria — in time for a trip, split into the ones finished for the day (free to take) and the ones parked mid-diagram (taking one leaves the rest of its diagram to cover).</w:t>
+            </w:r>
+          </w:p>
+        </w:tc>
+      </w:tr>
+      <w:tr>
+        <w:tc>
+          <w:tcPr>
+            <w:tcW w:type="dxa" w:w="4600"/>
+            <w:tcMar>
+              <w:top w:type="dxa" w:w="90"/>
+              <w:left w:type="dxa" w:w="120"/>
+              <w:bottom w:type="dxa" w:w="90"/>
+              <w:right w:type="dxa" w:w="120"/>
+            </w:tcMar>
+          </w:tcPr>
+          <w:p>
+            <w:pPr>
+              <w:spacing w:line="264" w:lineRule="auto"/>
+            </w:pPr>
+            <w:r>
+              <w:rPr>
+                <w:rFonts w:ascii="Calibri" w:cs="Calibri" w:eastAsia="Calibri" w:hAnsi="Calibri"/>
+                <w:color w:val="262E33"/>
+                <w:sz w:val="21"/>
+                <w:szCs w:val="21"/>
+              </w:rPr>
               <w:t xml:space="preserve">Where a restricted unit cannot be contained</w:t>
             </w:r>
           </w:p>
@@ -8307,31 +8359,22 @@
       <w:r>
         <w:rPr>
           <w:rFonts w:ascii="Calibri" w:cs="Calibri" w:eastAsia="Calibri" w:hAnsi="Calibri"/>
-          <w:color w:val="262E33"/>
-          <w:sz w:val="21"/>
-          <w:szCs w:val="21"/>
-        </w:rPr>
-        <w:t xml:space="preserve">The 377 setting is a </w:t>
-      </w:r>
-      <w:r>
-        <w:rPr>
-          <w:rFonts w:ascii="Calibri" w:cs="Calibri" w:eastAsia="Calibri" w:hAnsi="Calibri"/>
-          <w:b/>
-          <w:bCs/>
-          <w:color w:val="262E33"/>
-          <w:sz w:val="21"/>
-          <w:szCs w:val="21"/>
-        </w:rPr>
-        <w:t xml:space="preserve">guess made from the prints</w:t>
-      </w:r>
-      <w:r>
-        <w:rPr>
-          <w:rFonts w:ascii="Calibri" w:cs="Calibri" w:eastAsia="Calibri" w:hAnsi="Calibri"/>
-          <w:color w:val="262E33"/>
-          <w:sz w:val="21"/>
-          <w:szCs w:val="21"/>
-        </w:rPr>
-        <w:t xml:space="preserve"> rather than something the tool was told, and the card says so — check it.</w:t>
+          <w:b/>
+          <w:bCs/>
+          <w:color w:val="262E33"/>
+          <w:sz w:val="21"/>
+          <w:szCs w:val="21"/>
+        </w:rPr>
+        <w:t xml:space="preserve">If the home depot is off this network</w:t>
+      </w:r>
+      <w:r>
+        <w:rPr>
+          <w:rFonts w:ascii="Calibri" w:cs="Calibri" w:eastAsia="Calibri" w:hAnsi="Calibri"/>
+          <w:color w:val="262E33"/>
+          <w:sz w:val="21"/>
+          <w:szCs w:val="21"/>
+        </w:rPr>
+        <w:t xml:space="preserve"> — Selhurst for the 377s — the card also asks when a unit has to be at the handover point for a trip to be made. The 377s default to Victoria, morning by 11:00 and evening by 21:00; change either and everything redraws.</w:t>
       </w:r>
     </w:p>
     <w:p>

--- a/HOW TO USE.docx
+++ b/HOW TO USE.docx
@@ -8236,7 +8236,27 @@
           <w:sz w:val="21"/>
           <w:szCs w:val="21"/>
         </w:rPr>
-        <w:t xml:space="preserve"> does all of them in one workbook.</w:t>
+        <w:t xml:space="preserve"> does all of them in one workbook. </w:t>
+      </w:r>
+      <w:r>
+        <w:rPr>
+          <w:rFonts w:ascii="Calibri" w:cs="Calibri" w:eastAsia="Calibri" w:hAnsi="Calibri"/>
+          <w:b/>
+          <w:bCs/>
+          <w:color w:val="262E33"/>
+          <w:sz w:val="21"/>
+          <w:szCs w:val="21"/>
+        </w:rPr>
+        <w:t xml:space="preserve">Start over</w:t>
+      </w:r>
+      <w:r>
+        <w:rPr>
+          <w:rFonts w:ascii="Calibri" w:cs="Calibri" w:eastAsia="Calibri" w:hAnsi="Calibri"/>
+          <w:color w:val="262E33"/>
+          <w:sz w:val="21"/>
+          <w:szCs w:val="21"/>
+        </w:rPr>
+        <w:t xml:space="preserve">, next to the message under the drop panel, clears the prints and the report so you can begin again with a different set of books — your depot settings are kept.</w:t>
       </w:r>
     </w:p>
     <w:tbl>
@@ -8389,6 +8409,20 @@
           <w:szCs w:val="21"/>
         </w:rPr>
         <w:t xml:space="preserve">As with the sheets, nothing leaves the computer.</w:t>
+      </w:r>
+    </w:p>
+    <w:p>
+      <w:pPr>
+        <w:spacing w:after="140" w:line="276" w:lineRule="auto"/>
+      </w:pPr>
+      <w:r>
+        <w:rPr>
+          <w:rFonts w:ascii="Calibri" w:cs="Calibri" w:eastAsia="Calibri" w:hAnsi="Calibri"/>
+          <w:color w:val="262E33"/>
+          <w:sz w:val="21"/>
+          <w:szCs w:val="21"/>
+        </w:rPr>
+        <w:t xml:space="preserve">This page has its own version number in its footer, separate from the Sheets Generator’s — they are two different files. If you report something, say which one and quote the version off the bottom of the page.</w:t>
       </w:r>
     </w:p>
     <w:p>

--- a/HOW TO USE.docx
+++ b/HOW TO USE.docx
@@ -8158,7 +8158,7 @@
                 <w:sz w:val="21"/>
                 <w:szCs w:val="21"/>
               </w:rPr>
-              <w:t xml:space="preserve">Where a restricted unit cannot be contained</w:t>
+              <w:t xml:space="preserve">What the place codes mean</w:t>
             </w:r>
           </w:p>
         </w:tc>
@@ -8183,6 +8183,58 @@
                 <w:sz w:val="21"/>
                 <w:szCs w:val="21"/>
               </w:rPr>
+              <w:t xml:space="preserve">Every place code the fleet touches, spelt out — Ram is Ramsgate Platform, RamsNewSd is Ramsgate New Sidings, Dover PSd is Dover Priory Sidings. The prints only have nine characters for a name, which is why one station turns up as several codes. Any depot road the tool has no name for yet is listed as such — tell us and it gets added.</w:t>
+            </w:r>
+          </w:p>
+        </w:tc>
+      </w:tr>
+      <w:tr>
+        <w:tc>
+          <w:tcPr>
+            <w:tcW w:type="dxa" w:w="4600"/>
+            <w:tcMar>
+              <w:top w:type="dxa" w:w="90"/>
+              <w:left w:type="dxa" w:w="120"/>
+              <w:bottom w:type="dxa" w:w="90"/>
+              <w:right w:type="dxa" w:w="120"/>
+            </w:tcMar>
+          </w:tcPr>
+          <w:p>
+            <w:pPr>
+              <w:spacing w:line="264" w:lineRule="auto"/>
+            </w:pPr>
+            <w:r>
+              <w:rPr>
+                <w:rFonts w:ascii="Calibri" w:cs="Calibri" w:eastAsia="Calibri" w:hAnsi="Calibri"/>
+                <w:color w:val="262E33"/>
+                <w:sz w:val="21"/>
+                <w:szCs w:val="21"/>
+              </w:rPr>
+              <w:t xml:space="preserve">Where a restricted unit cannot be contained</w:t>
+            </w:r>
+          </w:p>
+        </w:tc>
+        <w:tc>
+          <w:tcPr>
+            <w:tcW w:type="dxa" w:w="4470"/>
+            <w:tcMar>
+              <w:top w:type="dxa" w:w="90"/>
+              <w:left w:type="dxa" w:w="120"/>
+              <w:bottom w:type="dxa" w:w="90"/>
+              <w:right w:type="dxa" w:w="120"/>
+            </w:tcMar>
+          </w:tcPr>
+          <w:p>
+            <w:pPr>
+              <w:spacing w:line="264" w:lineRule="auto"/>
+            </w:pPr>
+            <w:r>
+              <w:rPr>
+                <w:rFonts w:ascii="Calibri" w:cs="Calibri" w:eastAsia="Calibri" w:hAnsi="Calibri"/>
+                <w:color w:val="262E33"/>
+                <w:sz w:val="21"/>
+                <w:szCs w:val="21"/>
+              </w:rPr>
               <w:t xml:space="preserve">The places where every diagram leaves a unit on its own at some point, so a restricted unit standing there has nothing it can work.</w:t>
             </w:r>
           </w:p>
@@ -8193,6 +8245,20 @@
       <w:pPr>
         <w:spacing w:after="160"/>
       </w:pPr>
+    </w:p>
+    <w:p>
+      <w:pPr>
+        <w:spacing w:after="140" w:line="276" w:lineRule="auto"/>
+      </w:pPr>
+      <w:r>
+        <w:rPr>
+          <w:rFonts w:ascii="Calibri" w:cs="Calibri" w:eastAsia="Calibri" w:hAnsi="Calibri"/>
+          <w:color w:val="262E33"/>
+          <w:sz w:val="21"/>
+          <w:szCs w:val="21"/>
+        </w:rPr>
+        <w:t xml:space="preserve">Place codes in the tables carry their full name on a hover, so you do not have to keep the list open.</w:t>
+      </w:r>
     </w:p>
     <w:p>
       <w:pPr>

--- a/HOW TO USE.docx
+++ b/HOW TO USE.docx
@@ -7871,7 +7871,7 @@
                 <w:sz w:val="21"/>
                 <w:szCs w:val="21"/>
               </w:rPr>
-              <w:t xml:space="preserve">Which diagrams are back early enough to be worked on the same evening, and where each one started that morning.</w:t>
+              <w:t xml:space="preserve">Which diagrams FINISH early enough to be worked on the same evening — counted apart from the ones that call in and go out again, which is a window rather than a homecoming. Every row says which it is and where the diagram really ends.</w:t>
             </w:r>
           </w:p>
         </w:tc>

--- a/HOW TO USE.docx
+++ b/HOW TO USE.docx
@@ -7950,7 +7950,7 @@
                 <w:sz w:val="21"/>
                 <w:szCs w:val="21"/>
               </w:rPr>
-              <w:t xml:space="preserve">Does the week close on itself?</w:t>
+              <w:t xml:space="preserve">How long back to &lt;depot&gt;</w:t>
             </w:r>
           </w:p>
         </w:tc>
@@ -7975,7 +7975,7 @@
                 <w:sz w:val="21"/>
                 <w:szCs w:val="21"/>
               </w:rPr>
-              <w:t xml:space="preserve">Whether the plan runs itself or units have to be moved at the end of a day. One line per join, Monday through Sunday.</w:t>
+              <w:t xml:space="preserve">A unit is standing at West Marina — how many days before the diagrams get it back to Ramsgate for its exam? One line per place a unit can be left, with the run of diagrams that gets it home. Each is measured from the nights the plan actually leaves a unit there, and those nights are shown. The week-by-week balance is a drill-down underneath.</w:t>
             </w:r>
           </w:p>
         </w:tc>

--- a/HOW TO USE.docx
+++ b/HOW TO USE.docx
@@ -6676,6 +6676,100 @@
         </w:rPr>
         <w:t xml:space="preserve">Left unticked — how it starts — the sheets match the hand-built books, which do not carry them.</w:t>
       </w:r>
+    </w:p>
+    <w:p>
+      <w:pPr>
+        <w:pStyle w:val="Heading1"/>
+        <w:pBdr>
+          <w:bottom w:val="single" w:color="C4C7BF" w:sz="6" w:space="6"/>
+        </w:pBdr>
+        <w:spacing w:after="40" w:before="420"/>
+      </w:pPr>
+      <w:r>
+        <w:rPr>
+          <w:rFonts w:ascii="Segoe UI" w:cs="Segoe UI" w:eastAsia="Segoe UI" w:hAnsi="Segoe UI"/>
+          <w:b/>
+          <w:bCs/>
+          <w:color w:val="262E33"/>
+          <w:sz w:val="30"/>
+          <w:szCs w:val="30"/>
+        </w:rPr>
+        <w:t xml:space="preserve">10b. The stock requirements sheet</w:t>
+      </w:r>
+    </w:p>
+    <w:p>
+      <w:pPr>
+        <w:spacing w:after="180" w:before="100"/>
+      </w:pPr>
+      <w:r>
+        <w:rPr>
+          <w:rFonts w:ascii="Consolas" w:cs="Consolas" w:eastAsia="Consolas" w:hAnsi="Consolas"/>
+          <w:color w:val="79818A"/>
+          <w:spacing w:val="24"/>
+          <w:sz w:val="17"/>
+          <w:szCs w:val="17"/>
+        </w:rPr>
+        <w:t xml:space="preserve">THE KENT COAST FORM, FILLED IN FROM THE DAY YOU BUILT</w:t>
+      </w:r>
+    </w:p>
+    <w:p>
+      <w:pPr>
+        <w:spacing w:after="140" w:line="276" w:lineRule="auto"/>
+      </w:pPr>
+      <w:r>
+        <w:rPr>
+          <w:rFonts w:ascii="Calibri" w:cs="Calibri" w:eastAsia="Calibri" w:hAnsi="Calibri"/>
+          <w:color w:val="262E33"/>
+          <w:sz w:val="21"/>
+          <w:szCs w:val="21"/>
+        </w:rPr>
+        <w:t xml:space="preserve">Going into a Monday, or the day after a bank holiday, planning fills in the stock requirements form: how many of each unit type must be standing at each location when the morning opens. Tick </w:t>
+      </w:r>
+      <w:r>
+        <w:rPr>
+          <w:rFonts w:ascii="Calibri" w:cs="Calibri" w:eastAsia="Calibri" w:hAnsi="Calibri"/>
+          <w:b/>
+          <w:bCs/>
+          <w:color w:val="262E33"/>
+          <w:sz w:val="21"/>
+          <w:szCs w:val="21"/>
+        </w:rPr>
+        <w:t xml:space="preserve">Build the stock requirements sheet</w:t>
+      </w:r>
+      <w:r>
+        <w:rPr>
+          <w:rFonts w:ascii="Calibri" w:cs="Calibri" w:eastAsia="Calibri" w:hAnsi="Calibri"/>
+          <w:color w:val="262E33"/>
+          <w:sz w:val="21"/>
+          <w:szCs w:val="21"/>
+        </w:rPr>
+        <w:t xml:space="preserve"> under the books and the tool fills it in for you — a unit counts when its diagram starts the day already standing on a berth there. Hastings is folded into West Marina, exactly as the form prints it, and POSITION and SEAT LOSS are left for you: they are your call, not the plan's. </w:t>
+      </w:r>
+      <w:r>
+        <w:rPr>
+          <w:rFonts w:ascii="Calibri" w:cs="Calibri" w:eastAsia="Calibri" w:hAnsi="Calibri"/>
+          <w:b/>
+          <w:bCs/>
+          <w:color w:val="262E33"/>
+          <w:sz w:val="21"/>
+          <w:szCs w:val="21"/>
+        </w:rPr>
+        <w:t xml:space="preserve">Save form</w:t>
+      </w:r>
+      <w:r>
+        <w:rPr>
+          <w:rFonts w:ascii="Calibri" w:cs="Calibri" w:eastAsia="Calibri" w:hAnsi="Calibri"/>
+          <w:color w:val="262E33"/>
+          <w:sz w:val="21"/>
+          <w:szCs w:val="21"/>
+        </w:rPr>
+        <w:t xml:space="preserve"> gives you STOCK_REQUIREMENTS_&lt;date&gt;.xlsx, and it rides in the save-all zip too. Leave the box unticked on a normal day and nothing changes at all.</w:t>
+      </w:r>
+    </w:p>
+    <w:p>
+      <w:pPr>
+        <w:spacing w:after="240"/>
+      </w:pPr>
     </w:p>
     <w:p>
       <w:pPr>

--- a/HOW TO USE.docx
+++ b/HOW TO USE.docx
@@ -6743,7 +6743,7 @@
           <w:sz w:val="21"/>
           <w:szCs w:val="21"/>
         </w:rPr>
-        <w:t xml:space="preserve"> under the books and the tool fills it in for you — a unit counts when its diagram starts the day already standing on a berth there. Hastings is folded into West Marina, exactly as the form prints it, and POSITION and SEAT LOSS are left for you: they are your call, not the plan's. </w:t>
+        <w:t xml:space="preserve"> under the books and the tool fills it in for you — every diagram is counted at the location it starts the day from. Hastings is folded into West Marina, exactly as the form prints it, and POSITION and SEAT LOSS are left for you: they are your call, not the plan's. </w:t>
       </w:r>
       <w:r>
         <w:rPr>

--- a/HOW TO USE.docx
+++ b/HOW TO USE.docx
@@ -3613,7 +3613,27 @@
           <w:sz w:val="21"/>
           <w:szCs w:val="21"/>
         </w:rPr>
-        <w:t xml:space="preserve"> runs, not the diagram's total for the day, so a diagram that comes out twice has a figure for each time. It is a number, so your colouring works on it: </w:t>
+        <w:t xml:space="preserve"> runs, not the diagram's total for the day, so a diagram that comes out twice has a figure for each time. It runs to wherever that unit next berths </w:t>
+      </w:r>
+      <w:r>
+        <w:rPr>
+          <w:rFonts w:ascii="Calibri" w:cs="Calibri" w:eastAsia="Calibri" w:hAnsi="Calibri"/>
+          <w:b/>
+          <w:bCs/>
+          <w:color w:val="262E33"/>
+          <w:sz w:val="21"/>
+          <w:szCs w:val="21"/>
+        </w:rPr>
+        <w:t xml:space="preserve">on the sheet</w:t>
+      </w:r>
+      <w:r>
+        <w:rPr>
+          <w:rFonts w:ascii="Calibri" w:cs="Calibri" w:eastAsia="Calibri" w:hAnsi="Calibri"/>
+          <w:color w:val="262E33"/>
+          <w:sz w:val="21"/>
+          <w:szCs w:val="21"/>
+        </w:rPr>
+        <w:t xml:space="preserve"> — a unit that attaches to another diagram and stays out has no second row, so the row it does have carries the rest of its day, and a diagram's figures always add up to the day it runs. It is a number, so your colouring works on it: </w:t>
       </w:r>
       <w:r>
         <w:rPr>

--- a/HOW TO USE.docx
+++ b/HOW TO USE.docx
@@ -3457,7 +3457,7 @@
           <w:sz w:val="21"/>
           <w:szCs w:val="21"/>
         </w:rPr>
-        <w:t xml:space="preserve"> books are your own documents rather than berthing sheets, and the tool builds them that way. The Metro book is a tab per location, landscape, fourteen columns, read by </w:t>
+        <w:t xml:space="preserve"> books are your own documents rather than berthing sheets, and the tool builds them that way. The Metro book is a tab per location, landscape, sixteen columns, read by </w:t>
       </w:r>
       <w:r>
         <w:rPr>
@@ -3477,7 +3477,67 @@
           <w:sz w:val="21"/>
           <w:szCs w:val="21"/>
         </w:rPr>
-        <w:t xml:space="preserve"> — lowest first, straight down each formation — with the timing point, the road, comments, S, R/T and L/S ruled and left for you to write in.</w:t>
+        <w:t xml:space="preserve"> — lowest first, straight down each formation — with the timing point, comments, R/T and L/S ruled and left for you to write in. </w:t>
+      </w:r>
+      <w:r>
+        <w:rPr>
+          <w:rFonts w:ascii="Calibri" w:cs="Calibri" w:eastAsia="Calibri" w:hAnsi="Calibri"/>
+          <w:b/>
+          <w:bCs/>
+          <w:color w:val="262E33"/>
+          <w:sz w:val="21"/>
+          <w:szCs w:val="21"/>
+        </w:rPr>
+        <w:t xml:space="preserve">S</w:t>
+      </w:r>
+      <w:r>
+        <w:rPr>
+          <w:rFonts w:ascii="Calibri" w:cs="Calibri" w:eastAsia="Calibri" w:hAnsi="Calibri"/>
+          <w:color w:val="262E33"/>
+          <w:sz w:val="21"/>
+          <w:szCs w:val="21"/>
+        </w:rPr>
+        <w:t xml:space="preserve"> is filled in: </w:t>
+      </w:r>
+      <w:r>
+        <w:rPr>
+          <w:rFonts w:ascii="Calibri" w:cs="Calibri" w:eastAsia="Calibri" w:hAnsi="Calibri"/>
+          <w:b/>
+          <w:bCs/>
+          <w:color w:val="262E33"/>
+          <w:sz w:val="21"/>
+          <w:szCs w:val="21"/>
+        </w:rPr>
+        <w:t xml:space="preserve">Y</w:t>
+      </w:r>
+      <w:r>
+        <w:rPr>
+          <w:rFonts w:ascii="Calibri" w:cs="Calibri" w:eastAsia="Calibri" w:hAnsi="Calibri"/>
+          <w:color w:val="262E33"/>
+          <w:sz w:val="21"/>
+          <w:szCs w:val="21"/>
+        </w:rPr>
+        <w:t xml:space="preserve"> where the formation comes apart again later today, </w:t>
+      </w:r>
+      <w:r>
+        <w:rPr>
+          <w:rFonts w:ascii="Calibri" w:cs="Calibri" w:eastAsia="Calibri" w:hAnsi="Calibri"/>
+          <w:b/>
+          <w:bCs/>
+          <w:color w:val="262E33"/>
+          <w:sz w:val="21"/>
+          <w:szCs w:val="21"/>
+        </w:rPr>
+        <w:t xml:space="preserve">N</w:t>
+      </w:r>
+      <w:r>
+        <w:rPr>
+          <w:rFonts w:ascii="Calibri" w:cs="Calibri" w:eastAsia="Calibri" w:hAnsi="Calibri"/>
+          <w:color w:val="262E33"/>
+          <w:sz w:val="21"/>
+          <w:szCs w:val="21"/>
+        </w:rPr>
+        <w:t xml:space="preserve"> where it stays as one, and left empty against a single unit, which has nothing to split.</w:t>
       </w:r>
     </w:p>
     <w:p>

--- a/HOW TO USE.docx
+++ b/HOW TO USE.docx
@@ -5703,7 +5703,7 @@
           <w:sz w:val="21"/>
           <w:szCs w:val="21"/>
         </w:rPr>
-        <w:t xml:space="preserve">, where it too is the moment the unit first moves off the berth. The </w:t>
+        <w:t xml:space="preserve">, where it too is the moment the unit first moves off the berth. This holds on a </w:t>
       </w:r>
       <w:r>
         <w:rPr>
@@ -5723,7 +5723,7 @@
           <w:sz w:val="21"/>
           <w:szCs w:val="21"/>
         </w:rPr>
-        <w:t xml:space="preserve"> High Speed book keeps the platform time; that one is a berthing sheet, not the allocations sheet.</w:t>
+        <w:t xml:space="preserve"> as well: those two books are the same documents there, so they are timed the same way.</w:t>
       </w:r>
     </w:p>
     <w:p>
